--- a/01-电源电路/04-电池充放电管理/移动电源电路/移动电源电路.docx
+++ b/01-电源电路/04-电池充放电管理/移动电源电路/移动电源电路.docx
@@ -2007,6 +2007,20 @@
     </w:p>
     <w:bookmarkEnd w:id="26"/>
     <w:bookmarkEnd w:id="27"/>
+    <w:p>
+      <w:pPr>
+        <w:spacing w:before="360"/>
+        <w:jc w:val="center"/>
+      </w:pPr>
+      <w:r>
+        <w:rPr>
+          <w:rFonts w:ascii="Times New Roman" w:hAnsi="Times New Roman"/>
+          <w:color w:val="555555"/>
+          <w:sz w:val="21"/>
+        </w:rPr>
+        <w:t>材料收集者：杜文杰</w:t>
+      </w:r>
+    </w:p>
     <w:sectPr>
       <w:headerReference r:id="rId9" w:type="default"/>
       <w:footerReference r:id="rId10" w:type="default"/>

--- a/01-电源电路/04-电池充放电管理/移动电源电路/移动电源电路.docx
+++ b/01-电源电路/04-电池充放电管理/移动电源电路/移动电源电路.docx
@@ -1,6 +1,6 @@
 
 <file path=word/document.xml><?xml version="1.0" encoding="utf-8"?>
-<w:document xmlns:w="http://schemas.openxmlformats.org/wordprocessingml/2006/main" xmlns:m="http://schemas.openxmlformats.org/officeDocument/2006/math" xmlns:r="http://schemas.openxmlformats.org/officeDocument/2006/relationships" xmlns:o="urn:schemas-microsoft-com:office:office" xmlns:v="urn:schemas-microsoft-com:vml" xmlns:w10="urn:schemas-microsoft-com:office:word" xmlns:a="http://schemas.openxmlformats.org/drawingml/2006/main" xmlns:pic="http://schemas.openxmlformats.org/drawingml/2006/picture" xmlns:wp="http://schemas.openxmlformats.org/drawingml/2006/wordprocessingDrawing">
+<w:document xmlns:m="http://schemas.openxmlformats.org/officeDocument/2006/math" xmlns:r="http://schemas.openxmlformats.org/officeDocument/2006/relationships" xmlns:w="http://schemas.openxmlformats.org/wordprocessingml/2006/main" xmlns:o="urn:schemas-microsoft-com:office:office" xmlns:v="urn:schemas-microsoft-com:vml" xmlns:w10="urn:schemas-microsoft-com:office:word" xmlns:a="http://schemas.openxmlformats.org/drawingml/2006/main" xmlns:pic="http://schemas.openxmlformats.org/drawingml/2006/picture" xmlns:wp="http://schemas.openxmlformats.org/drawingml/2006/wordprocessingDrawing">
   <w:body>
     <w:bookmarkStart w:id="27" w:name="移动电源电路"/>
     <w:p>
@@ -9,7 +9,7 @@
       </w:pPr>
       <w:r>
         <w:rPr>
-          <w:rFonts w:hint="eastAsia"/>
+          <w:rFonts w:hint="eastAsia" w:eastAsia="黑体"/>
         </w:rPr>
         <w:t xml:space="preserve">移动电源电路</w:t>
       </w:r>
@@ -21,7 +21,7 @@
       </w:pPr>
       <w:r>
         <w:rPr>
-          <w:rFonts w:hint="eastAsia"/>
+          <w:rFonts w:hint="eastAsia" w:eastAsia="黑体"/>
         </w:rPr>
         <w:t xml:space="preserve">拓扑描述</w:t>
       </w:r>
@@ -32,151 +32,199 @@
       </w:pPr>
       <w:r>
         <w:rPr>
-          <w:rFonts w:hint="eastAsia"/>
+          <w:rFonts w:hint="eastAsia" w:eastAsia="黑体"/>
         </w:rPr>
         <w:t xml:space="preserve">本电路由锂电池（编号</w:t>
       </w:r>
       <w:r>
+        <w:rPr>
+          <w:rFonts w:eastAsia="黑体"/>
+        </w:rPr>
         <w:t xml:space="preserve"> </w:t>
       </w:r>
       <w:r>
         <w:rPr>
-          <w:rFonts w:hint="eastAsia"/>
+          <w:rFonts w:hint="eastAsia" w:eastAsia="黑体"/>
         </w:rPr>
         <w:t xml:space="preserve">BAT）、充电管理电路（编号</w:t>
       </w:r>
       <w:r>
+        <w:rPr>
+          <w:rFonts w:eastAsia="黑体"/>
+        </w:rPr>
         <w:t xml:space="preserve"> </w:t>
       </w:r>
       <w:r>
         <w:rPr>
-          <w:rFonts w:hint="eastAsia"/>
+          <w:rFonts w:hint="eastAsia" w:eastAsia="黑体"/>
         </w:rPr>
         <w:t xml:space="preserve">IC1）、升压</w:t>
       </w:r>
       <w:r>
+        <w:rPr>
+          <w:rFonts w:eastAsia="黑体"/>
+        </w:rPr>
         <w:t xml:space="preserve"> Boost </w:t>
       </w:r>
       <w:r>
         <w:rPr>
-          <w:rFonts w:hint="eastAsia"/>
+          <w:rFonts w:hint="eastAsia" w:eastAsia="黑体"/>
         </w:rPr>
         <w:t xml:space="preserve">变换器（含功率</w:t>
       </w:r>
       <w:r>
+        <w:rPr>
+          <w:rFonts w:eastAsia="黑体"/>
+        </w:rPr>
         <w:t xml:space="preserve"> MOSFET </w:t>
       </w:r>
       <w:r>
         <w:rPr>
-          <w:rFonts w:hint="eastAsia"/>
+          <w:rFonts w:hint="eastAsia" w:eastAsia="黑体"/>
         </w:rPr>
         <w:t xml:space="preserve">Q1、同步/续流管</w:t>
       </w:r>
       <w:r>
+        <w:rPr>
+          <w:rFonts w:eastAsia="黑体"/>
+        </w:rPr>
         <w:t xml:space="preserve"> Q2 </w:t>
       </w:r>
       <w:r>
         <w:rPr>
-          <w:rFonts w:hint="eastAsia"/>
+          <w:rFonts w:hint="eastAsia" w:eastAsia="黑体"/>
         </w:rPr>
         <w:t xml:space="preserve">或二极管</w:t>
       </w:r>
       <w:r>
+        <w:rPr>
+          <w:rFonts w:eastAsia="黑体"/>
+        </w:rPr>
         <w:t xml:space="preserve"> </w:t>
       </w:r>
       <w:r>
         <w:rPr>
-          <w:rFonts w:hint="eastAsia"/>
+          <w:rFonts w:hint="eastAsia" w:eastAsia="黑体"/>
         </w:rPr>
         <w:t xml:space="preserve">D1、电感</w:t>
       </w:r>
       <w:r>
+        <w:rPr>
+          <w:rFonts w:eastAsia="黑体"/>
+        </w:rPr>
         <w:t xml:space="preserve"> L1 </w:t>
       </w:r>
       <w:r>
         <w:rPr>
-          <w:rFonts w:hint="eastAsia"/>
+          <w:rFonts w:hint="eastAsia" w:eastAsia="黑体"/>
         </w:rPr>
         <w:t xml:space="preserve">与输出电容）、电池保护电路（编号</w:t>
       </w:r>
       <w:r>
+        <w:rPr>
+          <w:rFonts w:eastAsia="黑体"/>
+        </w:rPr>
         <w:t xml:space="preserve"> </w:t>
       </w:r>
       <w:r>
         <w:rPr>
-          <w:rFonts w:hint="eastAsia"/>
+          <w:rFonts w:hint="eastAsia" w:eastAsia="黑体"/>
         </w:rPr>
         <w:t xml:space="preserve">IC2，含两只保护</w:t>
       </w:r>
       <w:r>
+        <w:rPr>
+          <w:rFonts w:eastAsia="黑体"/>
+        </w:rPr>
         <w:t xml:space="preserve"> MOSFET </w:t>
       </w:r>
       <w:r>
         <w:rPr>
-          <w:rFonts w:hint="eastAsia"/>
+          <w:rFonts w:hint="eastAsia" w:eastAsia="黑体"/>
         </w:rPr>
         <w:t xml:space="preserve">与检流电阻）以及电量指示电路（编号</w:t>
       </w:r>
       <w:r>
+        <w:rPr>
+          <w:rFonts w:eastAsia="黑体"/>
+        </w:rPr>
         <w:t xml:space="preserve"> </w:t>
       </w:r>
       <w:r>
         <w:rPr>
-          <w:rFonts w:hint="eastAsia"/>
+          <w:rFonts w:hint="eastAsia" w:eastAsia="黑体"/>
         </w:rPr>
         <w:t xml:space="preserve">IC3）组成。关键节点有：电池正端节点</w:t>
       </w:r>
       <w:r>
+        <w:rPr>
+          <w:rFonts w:eastAsia="黑体"/>
+        </w:rPr>
         <w:t xml:space="preserve"> B+ </w:t>
       </w:r>
       <w:r>
         <w:rPr>
-          <w:rFonts w:hint="eastAsia"/>
+          <w:rFonts w:hint="eastAsia" w:eastAsia="黑体"/>
         </w:rPr>
         <w:t xml:space="preserve">与电池负端/公共地节点</w:t>
       </w:r>
       <w:r>
+        <w:rPr>
+          <w:rFonts w:eastAsia="黑体"/>
+        </w:rPr>
         <w:t xml:space="preserve"> </w:t>
       </w:r>
       <w:r>
         <w:rPr>
-          <w:rFonts w:hint="eastAsia"/>
+          <w:rFonts w:hint="eastAsia" w:eastAsia="黑体"/>
         </w:rPr>
         <w:t xml:space="preserve">GND、充电输入节点</w:t>
       </w:r>
       <w:r>
+        <w:rPr>
+          <w:rFonts w:eastAsia="黑体"/>
+        </w:rPr>
         <w:t xml:space="preserve"> </w:t>
       </w:r>
       <w:r>
         <w:rPr>
-          <w:rFonts w:hint="eastAsia"/>
+          <w:rFonts w:hint="eastAsia" w:eastAsia="黑体"/>
         </w:rPr>
         <w:t xml:space="preserve">VIN、升压开关节点</w:t>
       </w:r>
       <w:r>
+        <w:rPr>
+          <w:rFonts w:eastAsia="黑体"/>
+        </w:rPr>
         <w:t xml:space="preserve"> </w:t>
       </w:r>
       <w:r>
         <w:rPr>
-          <w:rFonts w:hint="eastAsia"/>
+          <w:rFonts w:hint="eastAsia" w:eastAsia="黑体"/>
         </w:rPr>
         <w:t xml:space="preserve">SW、升压输出节点</w:t>
       </w:r>
       <w:r>
+        <w:rPr>
+          <w:rFonts w:eastAsia="黑体"/>
+        </w:rPr>
         <w:t xml:space="preserve"> </w:t>
       </w:r>
       <w:r>
         <w:rPr>
-          <w:rFonts w:hint="eastAsia"/>
+          <w:rFonts w:hint="eastAsia" w:eastAsia="黑体"/>
         </w:rPr>
         <w:t xml:space="preserve">VBUS（对外</w:t>
       </w:r>
       <w:r>
+        <w:rPr>
+          <w:rFonts w:eastAsia="黑体"/>
+        </w:rPr>
         <w:t xml:space="preserve"> 5 V </w:t>
       </w:r>
       <w:r>
         <w:rPr>
-          <w:rFonts w:hint="eastAsia"/>
+          <w:rFonts w:hint="eastAsia" w:eastAsia="黑体"/>
         </w:rPr>
         <w:t xml:space="preserve">输出）以及充电输入/输出共用的接口节点。</w:t>
       </w:r>
@@ -185,250 +233,331 @@
       <w:pPr/>
       <w:r>
         <w:rPr>
-          <w:rFonts w:hint="eastAsia"/>
+          <w:rFonts w:hint="eastAsia" w:eastAsia="黑体"/>
         </w:rPr>
         <w:t xml:space="preserve">各元件管脚连接：充电管理</w:t>
       </w:r>
       <w:r>
+        <w:rPr>
+          <w:rFonts w:eastAsia="黑体"/>
+        </w:rPr>
         <w:t xml:space="preserve"> </w:t>
       </w:r>
       <w:r>
         <w:rPr>
-          <w:rFonts w:hint="eastAsia"/>
+          <w:rFonts w:hint="eastAsia" w:eastAsia="黑体"/>
         </w:rPr>
         <w:t xml:space="preserve">IC（IC1）的输入接充电接口节点</w:t>
       </w:r>
       <w:r>
+        <w:rPr>
+          <w:rFonts w:eastAsia="黑体"/>
+        </w:rPr>
         <w:t xml:space="preserve"> </w:t>
       </w:r>
       <w:r>
         <w:rPr>
-          <w:rFonts w:hint="eastAsia"/>
+          <w:rFonts w:hint="eastAsia" w:eastAsia="黑体"/>
         </w:rPr>
         <w:t xml:space="preserve">VIN、输出经保护回路接电池正端</w:t>
       </w:r>
       <w:r>
+        <w:rPr>
+          <w:rFonts w:eastAsia="黑体"/>
+        </w:rPr>
         <w:t xml:space="preserve"> </w:t>
       </w:r>
       <w:r>
         <w:rPr>
-          <w:rFonts w:hint="eastAsia"/>
+          <w:rFonts w:hint="eastAsia" w:eastAsia="黑体"/>
         </w:rPr>
         <w:t xml:space="preserve">B+，其电流设定脚接设定电阻、电池电压采样脚接</w:t>
       </w:r>
       <w:r>
+        <w:rPr>
+          <w:rFonts w:eastAsia="黑体"/>
+        </w:rPr>
         <w:t xml:space="preserve"> </w:t>
       </w:r>
       <w:r>
         <w:rPr>
-          <w:rFonts w:hint="eastAsia"/>
+          <w:rFonts w:hint="eastAsia" w:eastAsia="黑体"/>
         </w:rPr>
         <w:t xml:space="preserve">B+，地端接</w:t>
       </w:r>
       <w:r>
+        <w:rPr>
+          <w:rFonts w:eastAsia="黑体"/>
+        </w:rPr>
         <w:t xml:space="preserve"> </w:t>
       </w:r>
       <w:r>
         <w:rPr>
-          <w:rFonts w:hint="eastAsia"/>
+          <w:rFonts w:hint="eastAsia" w:eastAsia="黑体"/>
         </w:rPr>
         <w:t xml:space="preserve">GND。电池保护</w:t>
       </w:r>
       <w:r>
+        <w:rPr>
+          <w:rFonts w:eastAsia="黑体"/>
+        </w:rPr>
         <w:t xml:space="preserve"> </w:t>
       </w:r>
       <w:r>
         <w:rPr>
-          <w:rFonts w:hint="eastAsia"/>
+          <w:rFonts w:hint="eastAsia" w:eastAsia="黑体"/>
         </w:rPr>
         <w:t xml:space="preserve">IC（IC2）的电源脚接</w:t>
       </w:r>
       <w:r>
+        <w:rPr>
+          <w:rFonts w:eastAsia="黑体"/>
+        </w:rPr>
         <w:t xml:space="preserve"> </w:t>
       </w:r>
       <w:r>
         <w:rPr>
-          <w:rFonts w:hint="eastAsia"/>
+          <w:rFonts w:hint="eastAsia" w:eastAsia="黑体"/>
         </w:rPr>
         <w:t xml:space="preserve">B+、地端接</w:t>
       </w:r>
       <w:r>
+        <w:rPr>
+          <w:rFonts w:eastAsia="黑体"/>
+        </w:rPr>
         <w:t xml:space="preserve"> </w:t>
       </w:r>
       <w:r>
         <w:rPr>
-          <w:rFonts w:hint="eastAsia"/>
+          <w:rFonts w:hint="eastAsia" w:eastAsia="黑体"/>
         </w:rPr>
         <w:t xml:space="preserve">GND，充电保护</w:t>
       </w:r>
       <w:r>
+        <w:rPr>
+          <w:rFonts w:eastAsia="黑体"/>
+        </w:rPr>
         <w:t xml:space="preserve"> MOSFET </w:t>
       </w:r>
       <w:r>
         <w:rPr>
-          <w:rFonts w:hint="eastAsia"/>
+          <w:rFonts w:hint="eastAsia" w:eastAsia="黑体"/>
         </w:rPr>
         <w:t xml:space="preserve">与放电保护</w:t>
       </w:r>
       <w:r>
+        <w:rPr>
+          <w:rFonts w:eastAsia="黑体"/>
+        </w:rPr>
         <w:t xml:space="preserve"> MOSFET </w:t>
       </w:r>
       <w:r>
         <w:rPr>
-          <w:rFonts w:hint="eastAsia"/>
+          <w:rFonts w:hint="eastAsia" w:eastAsia="黑体"/>
         </w:rPr>
         <w:t xml:space="preserve">反向串联在电池负端</w:t>
       </w:r>
       <w:r>
+        <w:rPr>
+          <w:rFonts w:eastAsia="黑体"/>
+        </w:rPr>
         <w:t xml:space="preserve"> B- </w:t>
       </w:r>
       <w:r>
         <w:rPr>
-          <w:rFonts w:hint="eastAsia"/>
+          <w:rFonts w:hint="eastAsia" w:eastAsia="黑体"/>
         </w:rPr>
         <w:t xml:space="preserve">与公共地</w:t>
       </w:r>
       <w:r>
+        <w:rPr>
+          <w:rFonts w:eastAsia="黑体"/>
+        </w:rPr>
         <w:t xml:space="preserve"> GND </w:t>
       </w:r>
       <w:r>
         <w:rPr>
-          <w:rFonts w:hint="eastAsia"/>
+          <w:rFonts w:hint="eastAsia" w:eastAsia="黑体"/>
         </w:rPr>
         <w:t xml:space="preserve">之间，栅极分别接</w:t>
       </w:r>
       <w:r>
+        <w:rPr>
+          <w:rFonts w:eastAsia="黑体"/>
+        </w:rPr>
         <w:t xml:space="preserve"> IC2 </w:t>
       </w:r>
       <w:r>
         <w:rPr>
-          <w:rFonts w:hint="eastAsia"/>
+          <w:rFonts w:hint="eastAsia" w:eastAsia="黑体"/>
         </w:rPr>
         <w:t xml:space="preserve">的</w:t>
       </w:r>
       <w:r>
+        <w:rPr>
+          <w:rFonts w:eastAsia="黑体"/>
+        </w:rPr>
         <w:t xml:space="preserve"> CO、DO </w:t>
       </w:r>
       <w:r>
         <w:rPr>
-          <w:rFonts w:hint="eastAsia"/>
+          <w:rFonts w:hint="eastAsia" w:eastAsia="黑体"/>
         </w:rPr>
         <w:t xml:space="preserve">脚。升压变换器中，功率管</w:t>
       </w:r>
       <w:r>
+        <w:rPr>
+          <w:rFonts w:eastAsia="黑体"/>
+        </w:rPr>
         <w:t xml:space="preserve"> Q1 </w:t>
       </w:r>
       <w:r>
         <w:rPr>
-          <w:rFonts w:hint="eastAsia"/>
+          <w:rFonts w:hint="eastAsia" w:eastAsia="黑体"/>
         </w:rPr>
         <w:t xml:space="preserve">漏极接开关节点</w:t>
       </w:r>
       <w:r>
+        <w:rPr>
+          <w:rFonts w:eastAsia="黑体"/>
+        </w:rPr>
         <w:t xml:space="preserve"> </w:t>
       </w:r>
       <w:r>
         <w:rPr>
-          <w:rFonts w:hint="eastAsia"/>
+          <w:rFonts w:hint="eastAsia" w:eastAsia="黑体"/>
         </w:rPr>
         <w:t xml:space="preserve">SW、源极接</w:t>
       </w:r>
       <w:r>
+        <w:rPr>
+          <w:rFonts w:eastAsia="黑体"/>
+        </w:rPr>
         <w:t xml:space="preserve"> </w:t>
       </w:r>
       <w:r>
         <w:rPr>
-          <w:rFonts w:hint="eastAsia"/>
+          <w:rFonts w:hint="eastAsia" w:eastAsia="黑体"/>
         </w:rPr>
         <w:t xml:space="preserve">GND、栅极接控制驱动；电感</w:t>
       </w:r>
       <w:r>
+        <w:rPr>
+          <w:rFonts w:eastAsia="黑体"/>
+        </w:rPr>
         <w:t xml:space="preserve"> L1 </w:t>
       </w:r>
       <w:r>
         <w:rPr>
-          <w:rFonts w:hint="eastAsia"/>
+          <w:rFonts w:hint="eastAsia" w:eastAsia="黑体"/>
         </w:rPr>
         <w:t xml:space="preserve">一端接电池正端</w:t>
       </w:r>
       <w:r>
+        <w:rPr>
+          <w:rFonts w:eastAsia="黑体"/>
+        </w:rPr>
         <w:t xml:space="preserve"> </w:t>
       </w:r>
       <w:r>
         <w:rPr>
-          <w:rFonts w:hint="eastAsia"/>
+          <w:rFonts w:hint="eastAsia" w:eastAsia="黑体"/>
         </w:rPr>
         <w:t xml:space="preserve">B+、另一端接开关节点</w:t>
       </w:r>
       <w:r>
+        <w:rPr>
+          <w:rFonts w:eastAsia="黑体"/>
+        </w:rPr>
         <w:t xml:space="preserve"> </w:t>
       </w:r>
       <w:r>
         <w:rPr>
-          <w:rFonts w:hint="eastAsia"/>
+          <w:rFonts w:hint="eastAsia" w:eastAsia="黑体"/>
         </w:rPr>
         <w:t xml:space="preserve">SW；续流管</w:t>
       </w:r>
       <w:r>
+        <w:rPr>
+          <w:rFonts w:eastAsia="黑体"/>
+        </w:rPr>
         <w:t xml:space="preserve"> </w:t>
       </w:r>
       <w:r>
         <w:rPr>
-          <w:rFonts w:hint="eastAsia"/>
+          <w:rFonts w:hint="eastAsia" w:eastAsia="黑体"/>
         </w:rPr>
         <w:t xml:space="preserve">Q2（或二极管</w:t>
       </w:r>
       <w:r>
+        <w:rPr>
+          <w:rFonts w:eastAsia="黑体"/>
+        </w:rPr>
         <w:t xml:space="preserve"> </w:t>
       </w:r>
       <w:r>
         <w:rPr>
-          <w:rFonts w:hint="eastAsia"/>
+          <w:rFonts w:hint="eastAsia" w:eastAsia="黑体"/>
         </w:rPr>
         <w:t xml:space="preserve">D1）阳极接</w:t>
       </w:r>
       <w:r>
+        <w:rPr>
+          <w:rFonts w:eastAsia="黑体"/>
+        </w:rPr>
         <w:t xml:space="preserve"> </w:t>
       </w:r>
       <w:r>
         <w:rPr>
-          <w:rFonts w:hint="eastAsia"/>
+          <w:rFonts w:hint="eastAsia" w:eastAsia="黑体"/>
         </w:rPr>
         <w:t xml:space="preserve">SW、阴极接输出节点</w:t>
       </w:r>
       <w:r>
+        <w:rPr>
+          <w:rFonts w:eastAsia="黑体"/>
+        </w:rPr>
         <w:t xml:space="preserve"> </w:t>
       </w:r>
       <w:r>
         <w:rPr>
-          <w:rFonts w:hint="eastAsia"/>
+          <w:rFonts w:hint="eastAsia" w:eastAsia="黑体"/>
         </w:rPr>
         <w:t xml:space="preserve">VBUS，输出电容一端接</w:t>
       </w:r>
       <w:r>
+        <w:rPr>
+          <w:rFonts w:eastAsia="黑体"/>
+        </w:rPr>
         <w:t xml:space="preserve"> </w:t>
       </w:r>
       <w:r>
         <w:rPr>
-          <w:rFonts w:hint="eastAsia"/>
+          <w:rFonts w:hint="eastAsia" w:eastAsia="黑体"/>
         </w:rPr>
         <w:t xml:space="preserve">VBUS、另一端接</w:t>
       </w:r>
       <w:r>
+        <w:rPr>
+          <w:rFonts w:eastAsia="黑体"/>
+        </w:rPr>
         <w:t xml:space="preserve"> </w:t>
       </w:r>
       <w:r>
         <w:rPr>
-          <w:rFonts w:hint="eastAsia"/>
+          <w:rFonts w:hint="eastAsia" w:eastAsia="黑体"/>
         </w:rPr>
         <w:t xml:space="preserve">GND。电量指示电路</w:t>
       </w:r>
       <w:r>
+        <w:rPr>
+          <w:rFonts w:eastAsia="黑体"/>
+        </w:rPr>
         <w:t xml:space="preserve"> IC3 </w:t>
       </w:r>
       <w:r>
         <w:rPr>
-          <w:rFonts w:hint="eastAsia"/>
+          <w:rFonts w:hint="eastAsia" w:eastAsia="黑体"/>
         </w:rPr>
         <w:t xml:space="preserve">接在电池两端或经采样电阻显示剩余电量。</w:t>
       </w:r>
@@ -437,52 +566,67 @@
       <w:pPr/>
       <w:r>
         <w:rPr>
-          <w:rFonts w:hint="eastAsia"/>
+          <w:rFonts w:hint="eastAsia" w:eastAsia="黑体"/>
         </w:rPr>
         <w:t xml:space="preserve">组态上这是一个”充电管理</w:t>
       </w:r>
       <w:r>
+        <w:rPr>
+          <w:rFonts w:eastAsia="黑体"/>
+        </w:rPr>
         <w:t xml:space="preserve"> + </w:t>
       </w:r>
       <w:r>
         <w:rPr>
-          <w:rFonts w:hint="eastAsia"/>
+          <w:rFonts w:hint="eastAsia" w:eastAsia="黑体"/>
         </w:rPr>
         <w:t xml:space="preserve">电池保护</w:t>
       </w:r>
       <w:r>
+        <w:rPr>
+          <w:rFonts w:eastAsia="黑体"/>
+        </w:rPr>
         <w:t xml:space="preserve"> + Boost </w:t>
       </w:r>
       <w:r>
         <w:rPr>
-          <w:rFonts w:hint="eastAsia"/>
+          <w:rFonts w:hint="eastAsia" w:eastAsia="黑体"/>
         </w:rPr>
         <w:t xml:space="preserve">升压</w:t>
       </w:r>
       <w:r>
+        <w:rPr>
+          <w:rFonts w:eastAsia="黑体"/>
+        </w:rPr>
         <w:t xml:space="preserve"> + </w:t>
       </w:r>
       <w:r>
         <w:rPr>
-          <w:rFonts w:hint="eastAsia"/>
+          <w:rFonts w:hint="eastAsia" w:eastAsia="黑体"/>
         </w:rPr>
         <w:t xml:space="preserve">电量指示”集成的移动电源电路，输入端对内置电池</w:t>
       </w:r>
       <w:r>
+        <w:rPr>
+          <w:rFonts w:eastAsia="黑体"/>
+        </w:rPr>
         <w:t xml:space="preserve"> CC/CV </w:t>
       </w:r>
       <w:r>
         <w:rPr>
-          <w:rFonts w:hint="eastAsia"/>
+          <w:rFonts w:hint="eastAsia" w:eastAsia="黑体"/>
         </w:rPr>
         <w:t xml:space="preserve">充电，输出端把电池电压升到</w:t>
       </w:r>
       <w:r>
+        <w:rPr>
+          <w:rFonts w:eastAsia="黑体"/>
+        </w:rPr>
         <w:t xml:space="preserve"> 5 </w:t>
       </w:r>
       <w:r>
         <w:rPr>
-          <w:rFonts w:hint="eastAsia"/>
+          <w:rFonts w:hint="eastAsia" w:eastAsia="黑体"/>
         </w:rPr>
         <w:t xml:space="preserve">V（或更高）对外供电。</w:t>
       </w:r>
@@ -495,7 +639,7 @@
       </w:pPr>
       <w:r>
         <w:rPr>
-          <w:rFonts w:hint="eastAsia"/>
+          <w:rFonts w:hint="eastAsia" w:eastAsia="黑体"/>
         </w:rPr>
         <w:t xml:space="preserve">工作原理</w:t>
       </w:r>
@@ -506,52 +650,67 @@
       </w:pPr>
       <w:r>
         <w:rPr>
-          <w:rFonts w:hint="eastAsia"/>
+          <w:rFonts w:hint="eastAsia" w:eastAsia="黑体"/>
         </w:rPr>
         <w:t xml:space="preserve">输入端接入时充电管理</w:t>
       </w:r>
       <w:r>
+        <w:rPr>
+          <w:rFonts w:eastAsia="黑体"/>
+        </w:rPr>
         <w:t xml:space="preserve"> IC </w:t>
       </w:r>
       <w:r>
         <w:rPr>
-          <w:rFonts w:hint="eastAsia"/>
+          <w:rFonts w:hint="eastAsia" w:eastAsia="黑体"/>
         </w:rPr>
         <w:t xml:space="preserve">对电池进行</w:t>
       </w:r>
       <w:r>
+        <w:rPr>
+          <w:rFonts w:eastAsia="黑体"/>
+        </w:rPr>
         <w:t xml:space="preserve"> CC/CV </w:t>
       </w:r>
       <w:r>
         <w:rPr>
-          <w:rFonts w:hint="eastAsia"/>
+          <w:rFonts w:hint="eastAsia" w:eastAsia="黑体"/>
         </w:rPr>
         <w:t xml:space="preserve">充电；输出端由</w:t>
       </w:r>
       <w:r>
+        <w:rPr>
+          <w:rFonts w:eastAsia="黑体"/>
+        </w:rPr>
         <w:t xml:space="preserve"> Boost </w:t>
       </w:r>
       <w:r>
         <w:rPr>
-          <w:rFonts w:hint="eastAsia"/>
+          <w:rFonts w:hint="eastAsia" w:eastAsia="黑体"/>
         </w:rPr>
         <w:t xml:space="preserve">变换器把电池电压（约</w:t>
       </w:r>
       <w:r>
+        <w:rPr>
+          <w:rFonts w:eastAsia="黑体"/>
+        </w:rPr>
         <w:t xml:space="preserve"> 3~4.2 </w:t>
       </w:r>
       <w:r>
         <w:rPr>
-          <w:rFonts w:hint="eastAsia"/>
+          <w:rFonts w:hint="eastAsia" w:eastAsia="黑体"/>
         </w:rPr>
         <w:t xml:space="preserve">V）升压到</w:t>
       </w:r>
       <w:r>
+        <w:rPr>
+          <w:rFonts w:eastAsia="黑体"/>
+        </w:rPr>
         <w:t xml:space="preserve"> 5 V </w:t>
       </w:r>
       <w:r>
         <w:rPr>
-          <w:rFonts w:hint="eastAsia"/>
+          <w:rFonts w:hint="eastAsia" w:eastAsia="黑体"/>
         </w:rPr>
         <w:t xml:space="preserve">恒压输出，供外部设备充电，同时电量指示电路显示剩余电量。</w:t>
       </w:r>
@@ -564,7 +723,7 @@
       </w:pPr>
       <w:r>
         <w:rPr>
-          <w:rFonts w:hint="eastAsia"/>
+          <w:rFonts w:hint="eastAsia" w:eastAsia="黑体"/>
         </w:rPr>
         <w:t xml:space="preserve">关键计算公式</w:t>
       </w:r>
@@ -577,15 +736,21 @@
         </w:numPr>
       </w:pPr>
       <w:r>
+        <w:rPr>
+          <w:rFonts w:eastAsia="黑体"/>
+        </w:rPr>
         <w:t xml:space="preserve">Boost </w:t>
       </w:r>
       <w:r>
         <w:rPr>
-          <w:rFonts w:hint="eastAsia"/>
+          <w:rFonts w:hint="eastAsia" w:eastAsia="黑体"/>
         </w:rPr>
         <w:t xml:space="preserve">输出电压（占空比</w:t>
       </w:r>
       <w:r>
+        <w:rPr>
+          <w:rFonts w:eastAsia="黑体"/>
+        </w:rPr>
         <w:t xml:space="preserve"> </w:t>
       </w:r>
       <m:oMath>
@@ -595,7 +760,7 @@
       </m:oMath>
       <w:r>
         <w:rPr>
-          <w:rFonts w:hint="eastAsia"/>
+          <w:rFonts w:hint="eastAsia" w:eastAsia="黑体"/>
         </w:rPr>
         <w:t xml:space="preserve">）：</w:t>
       </w:r>
@@ -682,16 +847,19 @@
       </w:pPr>
       <w:r>
         <w:rPr>
-          <w:rFonts w:hint="eastAsia"/>
+          <w:rFonts w:hint="eastAsia" w:eastAsia="黑体"/>
         </w:rPr>
         <w:t xml:space="preserve">输出</w:t>
       </w:r>
       <w:r>
+        <w:rPr>
+          <w:rFonts w:eastAsia="黑体"/>
+        </w:rPr>
         <w:t xml:space="preserve"> / </w:t>
       </w:r>
       <w:r>
         <w:rPr>
-          <w:rFonts w:hint="eastAsia"/>
+          <w:rFonts w:hint="eastAsia" w:eastAsia="黑体"/>
         </w:rPr>
         <w:t xml:space="preserve">输入功率关系：</w:t>
       </w:r>
@@ -766,7 +934,7 @@
       </w:pPr>
       <w:r>
         <w:rPr>
-          <w:rFonts w:hint="eastAsia"/>
+          <w:rFonts w:hint="eastAsia" w:eastAsia="黑体"/>
         </w:rPr>
         <w:t xml:space="preserve">充电电流（同锂电池充电电路）：</w:t>
       </w:r>
@@ -868,7 +1036,7 @@
       </w:pPr>
       <w:r>
         <w:rPr>
-          <w:rFonts w:hint="eastAsia"/>
+          <w:rFonts w:hint="eastAsia" w:eastAsia="黑体"/>
         </w:rPr>
         <w:t xml:space="preserve">电池可用能量：</w:t>
       </w:r>
@@ -968,7 +1136,7 @@
             </w:pPr>
             <w:r>
               <w:rPr>
-                <w:rFonts w:hint="eastAsia"/>
+                <w:rFonts w:hint="eastAsia" w:eastAsia="黑体"/>
               </w:rPr>
               <w:t xml:space="preserve">符号</w:t>
             </w:r>
@@ -982,7 +1150,7 @@
             </w:pPr>
             <w:r>
               <w:rPr>
-                <w:rFonts w:hint="eastAsia"/>
+                <w:rFonts w:hint="eastAsia" w:eastAsia="黑体"/>
               </w:rPr>
               <w:t xml:space="preserve">含义</w:t>
             </w:r>
@@ -996,7 +1164,7 @@
             </w:pPr>
             <w:r>
               <w:rPr>
-                <w:rFonts w:hint="eastAsia"/>
+                <w:rFonts w:hint="eastAsia" w:eastAsia="黑体"/>
               </w:rPr>
               <w:t xml:space="preserve">单位</w:t>
             </w:r>
@@ -1031,6 +1199,9 @@
               </m:sSub>
             </m:oMath>
             <w:r>
+              <w:rPr>
+                <w:rFonts w:eastAsia="黑体"/>
+              </w:rPr>
               <w:t xml:space="preserve">​</w:t>
             </w:r>
           </w:p>
@@ -1043,7 +1214,7 @@
             </w:pPr>
             <w:r>
               <w:rPr>
-                <w:rFonts w:hint="eastAsia"/>
+                <w:rFonts w:hint="eastAsia" w:eastAsia="黑体"/>
               </w:rPr>
               <w:t xml:space="preserve">输出电压</w:t>
             </w:r>
@@ -1056,6 +1227,9 @@
               <w:pStyle w:val="Compact"/>
             </w:pPr>
             <w:r>
+              <w:rPr>
+                <w:rFonts w:eastAsia="黑体"/>
+              </w:rPr>
               <w:t xml:space="preserve">V</w:t>
             </w:r>
           </w:p>
@@ -1086,6 +1260,9 @@
               </m:sSub>
             </m:oMath>
             <w:r>
+              <w:rPr>
+                <w:rFonts w:eastAsia="黑体"/>
+              </w:rPr>
               <w:t xml:space="preserve">​</w:t>
             </w:r>
           </w:p>
@@ -1098,7 +1275,7 @@
             </w:pPr>
             <w:r>
               <w:rPr>
-                <w:rFonts w:hint="eastAsia"/>
+                <w:rFonts w:hint="eastAsia" w:eastAsia="黑体"/>
               </w:rPr>
               <w:t xml:space="preserve">输入（电池）电压</w:t>
             </w:r>
@@ -1111,6 +1288,9 @@
               <w:pStyle w:val="Compact"/>
             </w:pPr>
             <w:r>
+              <w:rPr>
+                <w:rFonts w:eastAsia="黑体"/>
+              </w:rPr>
               <w:t xml:space="preserve">V</w:t>
             </w:r>
           </w:p>
@@ -1129,6 +1309,9 @@
               </m:r>
             </m:oMath>
             <w:r>
+              <w:rPr>
+                <w:rFonts w:eastAsia="黑体"/>
+              </w:rPr>
               <w:t xml:space="preserve">​</w:t>
             </w:r>
           </w:p>
@@ -1141,7 +1324,7 @@
             </w:pPr>
             <w:r>
               <w:rPr>
-                <w:rFonts w:hint="eastAsia"/>
+                <w:rFonts w:hint="eastAsia" w:eastAsia="黑体"/>
               </w:rPr>
               <w:t xml:space="preserve">占空比</w:t>
             </w:r>
@@ -1154,6 +1337,9 @@
               <w:pStyle w:val="Compact"/>
             </w:pPr>
             <w:r>
+              <w:rPr>
+                <w:rFonts w:eastAsia="黑体"/>
+              </w:rPr>
               <w:t xml:space="preserve">—</w:t>
             </w:r>
           </w:p>
@@ -1172,6 +1358,9 @@
               </m:r>
             </m:oMath>
             <w:r>
+              <w:rPr>
+                <w:rFonts w:eastAsia="黑体"/>
+              </w:rPr>
               <w:t xml:space="preserve">​</w:t>
             </w:r>
           </w:p>
@@ -1184,7 +1373,7 @@
             </w:pPr>
             <w:r>
               <w:rPr>
-                <w:rFonts w:hint="eastAsia"/>
+                <w:rFonts w:hint="eastAsia" w:eastAsia="黑体"/>
               </w:rPr>
               <w:t xml:space="preserve">变换效率</w:t>
             </w:r>
@@ -1197,6 +1386,9 @@
               <w:pStyle w:val="Compact"/>
             </w:pPr>
             <w:r>
+              <w:rPr>
+                <w:rFonts w:eastAsia="黑体"/>
+              </w:rPr>
               <w:t xml:space="preserve">—</w:t>
             </w:r>
           </w:p>
@@ -1230,6 +1422,9 @@
               </m:sSub>
             </m:oMath>
             <w:r>
+              <w:rPr>
+                <w:rFonts w:eastAsia="黑体"/>
+              </w:rPr>
               <w:t xml:space="preserve">​</w:t>
             </w:r>
           </w:p>
@@ -1242,7 +1437,7 @@
             </w:pPr>
             <w:r>
               <w:rPr>
-                <w:rFonts w:hint="eastAsia"/>
+                <w:rFonts w:hint="eastAsia" w:eastAsia="黑体"/>
               </w:rPr>
               <w:t xml:space="preserve">电池容量</w:t>
             </w:r>
@@ -1255,6 +1450,9 @@
               <w:pStyle w:val="Compact"/>
             </w:pPr>
             <w:r>
+              <w:rPr>
+                <w:rFonts w:eastAsia="黑体"/>
+              </w:rPr>
               <w:t xml:space="preserve">Ah</w:t>
             </w:r>
           </w:p>
@@ -1273,6 +1471,9 @@
               </m:r>
             </m:oMath>
             <w:r>
+              <w:rPr>
+                <w:rFonts w:eastAsia="黑体"/>
+              </w:rPr>
               <w:t xml:space="preserve">​</w:t>
             </w:r>
           </w:p>
@@ -1285,7 +1486,7 @@
             </w:pPr>
             <w:r>
               <w:rPr>
-                <w:rFonts w:hint="eastAsia"/>
+                <w:rFonts w:hint="eastAsia" w:eastAsia="黑体"/>
               </w:rPr>
               <w:t xml:space="preserve">可用能量</w:t>
             </w:r>
@@ -1298,6 +1499,9 @@
               <w:pStyle w:val="Compact"/>
             </w:pPr>
             <w:r>
+              <w:rPr>
+                <w:rFonts w:eastAsia="黑体"/>
+              </w:rPr>
               <w:t xml:space="preserve">Wh</w:t>
             </w:r>
           </w:p>
@@ -1312,7 +1516,7 @@
       </w:pPr>
       <w:r>
         <w:rPr>
-          <w:rFonts w:hint="eastAsia"/>
+          <w:rFonts w:hint="eastAsia" w:eastAsia="黑体"/>
         </w:rPr>
         <w:t xml:space="preserve">元件调整影响</w:t>
       </w:r>
@@ -1326,20 +1530,26 @@
         </w:numPr>
       </w:pPr>
       <w:r>
+        <w:rPr>
+          <w:rFonts w:eastAsia="黑体"/>
+        </w:rPr>
         <w:t xml:space="preserve">Boost </w:t>
       </w:r>
       <w:r>
         <w:rPr>
-          <w:rFonts w:hint="eastAsia"/>
+          <w:rFonts w:hint="eastAsia" w:eastAsia="黑体"/>
         </w:rPr>
         <w:t xml:space="preserve">占空比增大</w:t>
       </w:r>
       <w:r>
+        <w:rPr>
+          <w:rFonts w:eastAsia="黑体"/>
+        </w:rPr>
         <w:t xml:space="preserve"> → </w:t>
       </w:r>
       <w:r>
         <w:rPr>
-          <w:rFonts w:hint="eastAsia"/>
+          <w:rFonts w:hint="eastAsia" w:eastAsia="黑体"/>
         </w:rPr>
         <w:t xml:space="preserve">输出电压升高。</w:t>
       </w:r>
@@ -1354,16 +1564,19 @@
       </w:pPr>
       <w:r>
         <w:rPr>
-          <w:rFonts w:hint="eastAsia"/>
+          <w:rFonts w:hint="eastAsia" w:eastAsia="黑体"/>
         </w:rPr>
         <w:t xml:space="preserve">电感值增大</w:t>
       </w:r>
       <w:r>
+        <w:rPr>
+          <w:rFonts w:eastAsia="黑体"/>
+        </w:rPr>
         <w:t xml:space="preserve"> → </w:t>
       </w:r>
       <w:r>
         <w:rPr>
-          <w:rFonts w:hint="eastAsia"/>
+          <w:rFonts w:hint="eastAsia" w:eastAsia="黑体"/>
         </w:rPr>
         <w:t xml:space="preserve">纹波电流减小，但瞬态响应变慢。</w:t>
       </w:r>
@@ -1378,16 +1591,19 @@
       </w:pPr>
       <w:r>
         <w:rPr>
-          <w:rFonts w:hint="eastAsia"/>
+          <w:rFonts w:hint="eastAsia" w:eastAsia="黑体"/>
         </w:rPr>
         <w:t xml:space="preserve">电池容量越大</w:t>
       </w:r>
       <w:r>
+        <w:rPr>
+          <w:rFonts w:eastAsia="黑体"/>
+        </w:rPr>
         <w:t xml:space="preserve"> → </w:t>
       </w:r>
       <w:r>
         <w:rPr>
-          <w:rFonts w:hint="eastAsia"/>
+          <w:rFonts w:hint="eastAsia" w:eastAsia="黑体"/>
         </w:rPr>
         <w:t xml:space="preserve">可输出能量越多、体积重量越大。</w:t>
       </w:r>
@@ -1402,16 +1618,19 @@
       </w:pPr>
       <w:r>
         <w:rPr>
-          <w:rFonts w:hint="eastAsia"/>
+          <w:rFonts w:hint="eastAsia" w:eastAsia="黑体"/>
         </w:rPr>
         <w:t xml:space="preserve">充电电流设定减小</w:t>
       </w:r>
       <w:r>
+        <w:rPr>
+          <w:rFonts w:eastAsia="黑体"/>
+        </w:rPr>
         <w:t xml:space="preserve"> → </w:t>
       </w:r>
       <w:r>
         <w:rPr>
-          <w:rFonts w:hint="eastAsia"/>
+          <w:rFonts w:hint="eastAsia" w:eastAsia="黑体"/>
         </w:rPr>
         <w:t xml:space="preserve">充电变慢、发热降低；提高效率可减小损耗发热。</w:t>
       </w:r>
@@ -1424,7 +1643,7 @@
       </w:pPr>
       <w:r>
         <w:rPr>
-          <w:rFonts w:hint="eastAsia"/>
+          <w:rFonts w:hint="eastAsia" w:eastAsia="黑体"/>
         </w:rPr>
         <w:t xml:space="preserve">典型参数示例</w:t>
       </w:r>
@@ -1439,11 +1658,14 @@
       </w:pPr>
       <w:r>
         <w:rPr>
-          <w:rFonts w:hint="eastAsia"/>
+          <w:rFonts w:hint="eastAsia" w:eastAsia="黑体"/>
         </w:rPr>
         <w:t xml:space="preserve">电池</w:t>
       </w:r>
       <w:r>
+        <w:rPr>
+          <w:rFonts w:eastAsia="黑体"/>
+        </w:rPr>
         <w:t xml:space="preserve"> </w:t>
       </w:r>
       <m:oMath>
@@ -1484,11 +1706,14 @@
       </m:oMath>
       <w:r>
         <w:rPr>
-          <w:rFonts w:hint="eastAsia"/>
+          <w:rFonts w:hint="eastAsia" w:eastAsia="黑体"/>
         </w:rPr>
         <w:t xml:space="preserve">，需</w:t>
       </w:r>
       <w:r>
+        <w:rPr>
+          <w:rFonts w:eastAsia="黑体"/>
+        </w:rPr>
         <w:t xml:space="preserve"> </w:t>
       </w:r>
       <m:oMath>
@@ -1532,7 +1757,7 @@
       </m:oMath>
       <w:r>
         <w:rPr>
-          <w:rFonts w:hint="eastAsia"/>
+          <w:rFonts w:hint="eastAsia" w:eastAsia="黑体"/>
         </w:rPr>
         <w:t xml:space="preserve">：</w:t>
       </w:r>
@@ -1581,6 +1806,9 @@
         </m:r>
       </m:oMath>
       <w:r>
+        <w:rPr>
+          <w:rFonts w:eastAsia="黑体"/>
+        </w:rPr>
         <w:t xml:space="preserve">。</w:t>
       </w:r>
     </w:p>
@@ -1594,11 +1822,14 @@
       </w:pPr>
       <w:r>
         <w:rPr>
-          <w:rFonts w:hint="eastAsia"/>
+          <w:rFonts w:hint="eastAsia" w:eastAsia="黑体"/>
         </w:rPr>
         <w:t xml:space="preserve">电池容量</w:t>
       </w:r>
       <w:r>
+        <w:rPr>
+          <w:rFonts w:eastAsia="黑体"/>
+        </w:rPr>
         <w:t xml:space="preserve"> </w:t>
       </w:r>
       <m:oMath>
@@ -1660,6 +1891,9 @@
         </m:r>
       </m:oMath>
       <w:r>
+        <w:rPr>
+          <w:rFonts w:eastAsia="黑体"/>
+        </w:rPr>
         <w:t xml:space="preserve">、</w:t>
       </w:r>
       <m:oMath>
@@ -1703,7 +1937,7 @@
       </m:oMath>
       <w:r>
         <w:rPr>
-          <w:rFonts w:hint="eastAsia"/>
+          <w:rFonts w:hint="eastAsia" w:eastAsia="黑体"/>
         </w:rPr>
         <w:t xml:space="preserve">：</w:t>
       </w:r>
@@ -1750,6 +1984,9 @@
         </m:r>
       </m:oMath>
       <w:r>
+        <w:rPr>
+          <w:rFonts w:eastAsia="黑体"/>
+        </w:rPr>
         <w:t xml:space="preserve">。</w:t>
       </w:r>
     </w:p>
@@ -1761,7 +1998,7 @@
       </w:pPr>
       <w:r>
         <w:rPr>
-          <w:rFonts w:hint="eastAsia"/>
+          <w:rFonts w:hint="eastAsia" w:eastAsia="黑体"/>
         </w:rPr>
         <w:t xml:space="preserve">常见器件型号</w:t>
       </w:r>
@@ -1776,16 +2013,19 @@
       </w:pPr>
       <w:r>
         <w:rPr>
-          <w:rFonts w:hint="eastAsia"/>
+          <w:rFonts w:hint="eastAsia" w:eastAsia="黑体"/>
         </w:rPr>
         <w:t xml:space="preserve">移动电源一体化管理</w:t>
       </w:r>
       <w:r>
+        <w:rPr>
+          <w:rFonts w:eastAsia="黑体"/>
+        </w:rPr>
         <w:t xml:space="preserve"> </w:t>
       </w:r>
       <w:r>
         <w:rPr>
-          <w:rFonts w:hint="eastAsia"/>
+          <w:rFonts w:hint="eastAsia" w:eastAsia="黑体"/>
         </w:rPr>
         <w:t xml:space="preserve">IC：IP5306、SW6208、FP6277（升压）。</w:t>
       </w:r>
@@ -1800,16 +2040,19 @@
       </w:pPr>
       <w:r>
         <w:rPr>
-          <w:rFonts w:hint="eastAsia"/>
+          <w:rFonts w:hint="eastAsia" w:eastAsia="黑体"/>
         </w:rPr>
         <w:t xml:space="preserve">充电管理</w:t>
       </w:r>
       <w:r>
+        <w:rPr>
+          <w:rFonts w:eastAsia="黑体"/>
+        </w:rPr>
         <w:t xml:space="preserve"> </w:t>
       </w:r>
       <w:r>
         <w:rPr>
-          <w:rFonts w:hint="eastAsia"/>
+          <w:rFonts w:hint="eastAsia" w:eastAsia="黑体"/>
         </w:rPr>
         <w:t xml:space="preserve">IC：TP4056。</w:t>
       </w:r>
@@ -1824,20 +2067,26 @@
       </w:pPr>
       <w:r>
         <w:rPr>
-          <w:rFonts w:hint="eastAsia"/>
+          <w:rFonts w:hint="eastAsia" w:eastAsia="黑体"/>
         </w:rPr>
         <w:t xml:space="preserve">电池保护</w:t>
       </w:r>
       <w:r>
+        <w:rPr>
+          <w:rFonts w:eastAsia="黑体"/>
+        </w:rPr>
         <w:t xml:space="preserve"> </w:t>
       </w:r>
       <w:r>
         <w:rPr>
-          <w:rFonts w:hint="eastAsia"/>
+          <w:rFonts w:hint="eastAsia" w:eastAsia="黑体"/>
         </w:rPr>
         <w:t xml:space="preserve">IC：DW01</w:t>
       </w:r>
       <w:r>
+        <w:rPr>
+          <w:rFonts w:eastAsia="黑体"/>
+        </w:rPr>
         <w:t xml:space="preserve"> + 8205A。</w:t>
       </w:r>
     </w:p>
@@ -1849,7 +2098,7 @@
       </w:pPr>
       <w:r>
         <w:rPr>
-          <w:rFonts w:hint="eastAsia"/>
+          <w:rFonts w:hint="eastAsia" w:eastAsia="黑体"/>
         </w:rPr>
         <w:t xml:space="preserve">注意事项</w:t>
       </w:r>
@@ -1864,7 +2113,7 @@
       </w:pPr>
       <w:r>
         <w:rPr>
-          <w:rFonts w:hint="eastAsia"/>
+          <w:rFonts w:hint="eastAsia" w:eastAsia="黑体"/>
         </w:rPr>
         <w:t xml:space="preserve">升压输出与电池输入需足够滤波，避免纹波影响被充电设备。</w:t>
       </w:r>
@@ -1879,7 +2128,7 @@
       </w:pPr>
       <w:r>
         <w:rPr>
-          <w:rFonts w:hint="eastAsia"/>
+          <w:rFonts w:hint="eastAsia" w:eastAsia="黑体"/>
         </w:rPr>
         <w:t xml:space="preserve">大电流输出时需核算电感的饱和电流与效率、散热。</w:t>
       </w:r>
@@ -1894,7 +2143,7 @@
       </w:pPr>
       <w:r>
         <w:rPr>
-          <w:rFonts w:hint="eastAsia"/>
+          <w:rFonts w:hint="eastAsia" w:eastAsia="黑体"/>
         </w:rPr>
         <w:t xml:space="preserve">电池需加保护板防止过充过放过流短路。</w:t>
       </w:r>
@@ -1909,7 +2158,7 @@
       </w:pPr>
       <w:r>
         <w:rPr>
-          <w:rFonts w:hint="eastAsia"/>
+          <w:rFonts w:hint="eastAsia" w:eastAsia="黑体"/>
         </w:rPr>
         <w:t xml:space="preserve">充放电同时进行时需合理分配功率与管理温升。</w:t>
       </w:r>
@@ -1922,7 +2171,7 @@
       </w:pPr>
       <w:r>
         <w:rPr>
-          <w:rFonts w:hint="eastAsia"/>
+          <w:rFonts w:hint="eastAsia" w:eastAsia="黑体"/>
         </w:rPr>
         <w:t xml:space="preserve">参考资料</w:t>
       </w:r>
@@ -1936,6 +2185,9 @@
         </w:numPr>
       </w:pPr>
       <w:r>
+        <w:rPr>
+          <w:rFonts w:eastAsia="黑体"/>
+        </w:rPr>
         <w:t xml:space="preserve">Wikipedia: Power bank。</w:t>
       </w:r>
     </w:p>
@@ -1949,34 +2201,43 @@
       </w:pPr>
       <w:r>
         <w:rPr>
-          <w:rFonts w:hint="eastAsia"/>
+          <w:rFonts w:hint="eastAsia" w:eastAsia="黑体"/>
         </w:rPr>
         <w:t xml:space="preserve">电源</w:t>
       </w:r>
       <w:r>
+        <w:rPr>
+          <w:rFonts w:eastAsia="黑体"/>
+        </w:rPr>
         <w:t xml:space="preserve"> IC </w:t>
       </w:r>
       <w:r>
         <w:rPr>
-          <w:rFonts w:hint="eastAsia"/>
+          <w:rFonts w:hint="eastAsia" w:eastAsia="黑体"/>
         </w:rPr>
         <w:t xml:space="preserve">厂商数据手册（如英集芯</w:t>
       </w:r>
       <w:r>
+        <w:rPr>
+          <w:rFonts w:eastAsia="黑体"/>
+        </w:rPr>
         <w:t xml:space="preserve"> </w:t>
       </w:r>
       <w:r>
         <w:rPr>
-          <w:rFonts w:hint="eastAsia"/>
+          <w:rFonts w:hint="eastAsia" w:eastAsia="黑体"/>
         </w:rPr>
         <w:t xml:space="preserve">IP5306、智融</w:t>
       </w:r>
       <w:r>
+        <w:rPr>
+          <w:rFonts w:eastAsia="黑体"/>
+        </w:rPr>
         <w:t xml:space="preserve"> </w:t>
       </w:r>
       <w:r>
         <w:rPr>
-          <w:rFonts w:hint="eastAsia"/>
+          <w:rFonts w:hint="eastAsia" w:eastAsia="黑体"/>
         </w:rPr>
         <w:t xml:space="preserve">SW6208）。</w:t>
       </w:r>
@@ -1991,16 +2252,19 @@
       </w:pPr>
       <w:r>
         <w:rPr>
-          <w:rFonts w:hint="eastAsia"/>
+          <w:rFonts w:hint="eastAsia" w:eastAsia="黑体"/>
         </w:rPr>
         <w:t xml:space="preserve">各类</w:t>
       </w:r>
       <w:r>
+        <w:rPr>
+          <w:rFonts w:eastAsia="黑体"/>
+        </w:rPr>
         <w:t xml:space="preserve"> Boost </w:t>
       </w:r>
       <w:r>
         <w:rPr>
-          <w:rFonts w:hint="eastAsia"/>
+          <w:rFonts w:hint="eastAsia" w:eastAsia="黑体"/>
         </w:rPr>
         <w:t xml:space="preserve">变换器应用笔记。</w:t>
       </w:r>
@@ -2014,11 +2278,11 @@
       </w:pPr>
       <w:r>
         <w:rPr>
-          <w:rFonts w:ascii="Times New Roman" w:hAnsi="Times New Roman"/>
+          <w:rFonts w:ascii="Times New Roman" w:hAnsi="Times New Roman" w:eastAsia="黑体"/>
           <w:color w:val="555555"/>
           <w:sz w:val="21"/>
         </w:rPr>
-        <w:t>材料收集者：杜文杰</w:t>
+        <w:t>材料收集者：杜文杰，WX手机：19519196569，QQ:3478827729</w:t>
       </w:r>
     </w:p>
     <w:sectPr>
@@ -2038,7 +2302,7 @@
 </file>
 
 <file path=word/footer1.xml><?xml version="1.0" encoding="utf-8"?>
-<w:ftr xmlns:m="http://schemas.openxmlformats.org/officeDocument/2006/math" xmlns:mc="http://schemas.openxmlformats.org/markup-compatibility/2006" xmlns:mo="http://schemas.microsoft.com/office/mac/office/2008/main" xmlns:mv="urn:schemas-microsoft-com:mac:vml" xmlns:o="urn:schemas-microsoft-com:office:office" xmlns:r="http://schemas.openxmlformats.org/officeDocument/2006/relationships" xmlns:v="urn:schemas-microsoft-com:vml" xmlns:w10="urn:schemas-microsoft-com:office:word" xmlns:w14="http://schemas.microsoft.com/office/word/2010/wordml" xmlns:w="http://schemas.openxmlformats.org/wordprocessingml/2006/main" xmlns:wne="http://schemas.microsoft.com/office/word/2006/wordml" xmlns:wp14="http://schemas.microsoft.com/office/word/2010/wordprocessingDrawing" xmlns:wp="http://schemas.openxmlformats.org/drawingml/2006/wordprocessingDrawing" xmlns:wpc="http://schemas.microsoft.com/office/word/2010/wordprocessingCanvas" xmlns:wpg="http://schemas.microsoft.com/office/word/2010/wordprocessingGroup" xmlns:wpi="http://schemas.microsoft.com/office/word/2010/wordprocessingInk" xmlns:wps="http://schemas.microsoft.com/office/word/2010/wordprocessingShape" mc:Ignorable="w14 wp14">
+<w:ftr xmlns:mc="http://schemas.openxmlformats.org/markup-compatibility/2006" xmlns:w="http://schemas.openxmlformats.org/wordprocessingml/2006/main" xmlns:m="http://schemas.openxmlformats.org/officeDocument/2006/math" xmlns:mo="http://schemas.microsoft.com/office/mac/office/2008/main" xmlns:mv="urn:schemas-microsoft-com:mac:vml" xmlns:o="urn:schemas-microsoft-com:office:office" xmlns:r="http://schemas.openxmlformats.org/officeDocument/2006/relationships" xmlns:v="urn:schemas-microsoft-com:vml" xmlns:w10="urn:schemas-microsoft-com:office:word" xmlns:w14="http://schemas.microsoft.com/office/word/2010/wordml" xmlns:wne="http://schemas.microsoft.com/office/word/2006/wordml" xmlns:wp14="http://schemas.microsoft.com/office/word/2010/wordprocessingDrawing" xmlns:wp="http://schemas.openxmlformats.org/drawingml/2006/wordprocessingDrawing" xmlns:wpc="http://schemas.microsoft.com/office/word/2010/wordprocessingCanvas" xmlns:wpg="http://schemas.microsoft.com/office/word/2010/wordprocessingGroup" xmlns:wpi="http://schemas.microsoft.com/office/word/2010/wordprocessingInk" xmlns:wps="http://schemas.microsoft.com/office/word/2010/wordprocessingShape" mc:Ignorable="w14 wp14">
   <w:p>
     <w:pPr>
       <w:pStyle w:val="Footer"/>
@@ -2046,12 +2310,14 @@
     </w:pPr>
     <w:r>
       <w:rPr>
+        <w:rFonts w:eastAsia="黑体"/>
         <w:sz w:val="18"/>
       </w:rPr>
       <w:t xml:space="preserve">第 </w:t>
     </w:r>
     <w:r>
       <w:rPr>
+        <w:rFonts w:eastAsia="黑体"/>
         <w:sz w:val="18"/>
       </w:rPr>
       <w:fldChar w:fldCharType="begin"/>
@@ -2060,6 +2326,7 @@
     </w:r>
     <w:r>
       <w:rPr>
+        <w:rFonts w:eastAsia="黑体"/>
         <w:sz w:val="18"/>
       </w:rPr>
       <w:t xml:space="preserve"> 页</w:t>
@@ -2073,6 +2340,9 @@
   <w:footnote w:type="continuationSeparator" w:id="0">
     <w:p>
       <w:r>
+        <w:rPr>
+          <w:rFonts w:eastAsia="黑体"/>
+        </w:rPr>
         <w:continuationSeparator/>
       </w:r>
     </w:p>
@@ -2080,6 +2350,9 @@
   <w:footnote w:type="separator" w:id="-1">
     <w:p>
       <w:r>
+        <w:rPr>
+          <w:rFonts w:eastAsia="黑体"/>
+        </w:rPr>
         <w:separator/>
       </w:r>
     </w:p>
@@ -2088,7 +2361,7 @@
 </file>
 
 <file path=word/header1.xml><?xml version="1.0" encoding="utf-8"?>
-<w:hdr xmlns:m="http://schemas.openxmlformats.org/officeDocument/2006/math" xmlns:mc="http://schemas.openxmlformats.org/markup-compatibility/2006" xmlns:mo="http://schemas.microsoft.com/office/mac/office/2008/main" xmlns:mv="urn:schemas-microsoft-com:mac:vml" xmlns:o="urn:schemas-microsoft-com:office:office" xmlns:r="http://schemas.openxmlformats.org/officeDocument/2006/relationships" xmlns:v="urn:schemas-microsoft-com:vml" xmlns:w10="urn:schemas-microsoft-com:office:word" xmlns:w14="http://schemas.microsoft.com/office/word/2010/wordml" xmlns:w="http://schemas.openxmlformats.org/wordprocessingml/2006/main" xmlns:wne="http://schemas.microsoft.com/office/word/2006/wordml" xmlns:wp14="http://schemas.microsoft.com/office/word/2010/wordprocessingDrawing" xmlns:wp="http://schemas.openxmlformats.org/drawingml/2006/wordprocessingDrawing" xmlns:wpc="http://schemas.microsoft.com/office/word/2010/wordprocessingCanvas" xmlns:wpg="http://schemas.microsoft.com/office/word/2010/wordprocessingGroup" xmlns:wpi="http://schemas.microsoft.com/office/word/2010/wordprocessingInk" xmlns:wps="http://schemas.microsoft.com/office/word/2010/wordprocessingShape" mc:Ignorable="w14 wp14">
+<w:hdr xmlns:mc="http://schemas.openxmlformats.org/markup-compatibility/2006" xmlns:w="http://schemas.openxmlformats.org/wordprocessingml/2006/main" xmlns:m="http://schemas.openxmlformats.org/officeDocument/2006/math" xmlns:mo="http://schemas.microsoft.com/office/mac/office/2008/main" xmlns:mv="urn:schemas-microsoft-com:mac:vml" xmlns:o="urn:schemas-microsoft-com:office:office" xmlns:r="http://schemas.openxmlformats.org/officeDocument/2006/relationships" xmlns:v="urn:schemas-microsoft-com:vml" xmlns:w10="urn:schemas-microsoft-com:office:word" xmlns:w14="http://schemas.microsoft.com/office/word/2010/wordml" xmlns:wne="http://schemas.microsoft.com/office/word/2006/wordml" xmlns:wp14="http://schemas.microsoft.com/office/word/2010/wordprocessingDrawing" xmlns:wp="http://schemas.openxmlformats.org/drawingml/2006/wordprocessingDrawing" xmlns:wpc="http://schemas.microsoft.com/office/word/2010/wordprocessingCanvas" xmlns:wpg="http://schemas.microsoft.com/office/word/2010/wordprocessingGroup" xmlns:wpi="http://schemas.microsoft.com/office/word/2010/wordprocessingInk" xmlns:wps="http://schemas.microsoft.com/office/word/2010/wordprocessingShape" mc:Ignorable="w14 wp14">
   <w:p>
     <w:pPr>
       <w:pStyle w:val="Header"/>
@@ -2096,7 +2369,7 @@
     </w:pPr>
     <w:r>
       <w:rPr>
-        <w:rFonts w:ascii="Times New Roman" w:hAnsi="Times New Roman"/>
+        <w:rFonts w:ascii="Times New Roman" w:hAnsi="Times New Roman" w:eastAsia="黑体"/>
         <w:sz w:val="18"/>
         <w:rFonts w:eastAsia="黑体"/>
         <w:rFonts w:eastAsia="黑体"/>
@@ -2108,7 +2381,7 @@
 </file>
 
 <file path=word/numbering.xml><?xml version="1.0" encoding="utf-8"?>
-<w:numbering xmlns:m="http://schemas.openxmlformats.org/officeDocument/2006/math" xmlns:mc="http://schemas.openxmlformats.org/markup-compatibility/2006" xmlns:mo="http://schemas.microsoft.com/office/mac/office/2008/main" xmlns:mv="urn:schemas-microsoft-com:mac:vml" xmlns:o="urn:schemas-microsoft-com:office:office" xmlns:r="http://schemas.openxmlformats.org/officeDocument/2006/relationships" xmlns:v="urn:schemas-microsoft-com:vml" xmlns:w="http://schemas.openxmlformats.org/wordprocessingml/2006/main" xmlns:w10="urn:schemas-microsoft-com:office:word" xmlns:w14="http://schemas.microsoft.com/office/word/2010/wordml" xmlns:wne="http://schemas.microsoft.com/office/word/2006/wordml" xmlns:wp="http://schemas.openxmlformats.org/drawingml/2006/wordprocessingDrawing" xmlns:wp14="http://schemas.microsoft.com/office/word/2010/wordprocessingDrawing" xmlns:wpc="http://schemas.microsoft.com/office/word/2010/wordprocessingCanvas" xmlns:wpg="http://schemas.microsoft.com/office/word/2010/wordprocessingGroup" xmlns:wpi="http://schemas.microsoft.com/office/word/2010/wordprocessingInk" xmlns:wps="http://schemas.microsoft.com/office/word/2010/wordprocessingShape" mc:Ignorable="w14 wp14">
+<w:numbering xmlns:mc="http://schemas.openxmlformats.org/markup-compatibility/2006" xmlns:w="http://schemas.openxmlformats.org/wordprocessingml/2006/main" xmlns:m="http://schemas.openxmlformats.org/officeDocument/2006/math" xmlns:mo="http://schemas.microsoft.com/office/mac/office/2008/main" xmlns:mv="urn:schemas-microsoft-com:mac:vml" xmlns:o="urn:schemas-microsoft-com:office:office" xmlns:r="http://schemas.openxmlformats.org/officeDocument/2006/relationships" xmlns:v="urn:schemas-microsoft-com:vml" xmlns:w10="urn:schemas-microsoft-com:office:word" xmlns:w14="http://schemas.microsoft.com/office/word/2010/wordml" xmlns:wne="http://schemas.microsoft.com/office/word/2006/wordml" xmlns:wp="http://schemas.openxmlformats.org/drawingml/2006/wordprocessingDrawing" xmlns:wp14="http://schemas.microsoft.com/office/word/2010/wordprocessingDrawing" xmlns:wpc="http://schemas.microsoft.com/office/word/2010/wordprocessingCanvas" xmlns:wpg="http://schemas.microsoft.com/office/word/2010/wordprocessingGroup" xmlns:wpi="http://schemas.microsoft.com/office/word/2010/wordprocessingInk" xmlns:wps="http://schemas.microsoft.com/office/word/2010/wordprocessingShape" mc:Ignorable="w14 wp14">
   <w:abstractNum w:abstractNumId="0">
     <w:nsid w:val="FFFFFF7C"/>
     <w:multiLevelType w:val="singleLevel"/>
@@ -2195,7 +2468,7 @@
         <w:ind w:hanging="360" w:left="1440"/>
       </w:pPr>
       <w:rPr>
-        <w:rFonts w:ascii="Symbol" w:hAnsi="Symbol" w:hint="default"/>
+        <w:rFonts w:ascii="Symbol" w:hAnsi="Symbol" w:hint="default" w:eastAsia="黑体"/>
       </w:rPr>
     </w:lvl>
   </w:abstractNum>
@@ -2216,7 +2489,7 @@
         <w:ind w:hanging="360" w:left="1080"/>
       </w:pPr>
       <w:rPr>
-        <w:rFonts w:ascii="Symbol" w:hAnsi="Symbol" w:hint="default"/>
+        <w:rFonts w:ascii="Symbol" w:hAnsi="Symbol" w:hint="default" w:eastAsia="黑体"/>
       </w:rPr>
     </w:lvl>
   </w:abstractNum>
@@ -2237,7 +2510,7 @@
         <w:ind w:hanging="360" w:left="720"/>
       </w:pPr>
       <w:rPr>
-        <w:rFonts w:ascii="Symbol" w:hAnsi="Symbol" w:hint="default"/>
+        <w:rFonts w:ascii="Symbol" w:hAnsi="Symbol" w:hint="default" w:eastAsia="黑体"/>
       </w:rPr>
     </w:lvl>
   </w:abstractNum>
@@ -2276,7 +2549,7 @@
         <w:ind w:hanging="360" w:left="360"/>
       </w:pPr>
       <w:rPr>
-        <w:rFonts w:ascii="Symbol" w:hAnsi="Symbol" w:hint="default"/>
+        <w:rFonts w:ascii="Symbol" w:hAnsi="Symbol" w:hint="default" w:eastAsia="黑体"/>
       </w:rPr>
     </w:lvl>
   </w:abstractNum>
@@ -2367,7 +2640,7 @@
         <w:ind w:left="720" w:hanging="360"/>
       </w:pPr>
       <w:rPr>
-        <w:rFonts w:ascii="Symbol" w:hAnsi="Symbol" w:cs="Symbol" w:hint="default"/>
+        <w:rFonts w:ascii="Symbol" w:hAnsi="Symbol" w:cs="Symbol" w:hint="default" w:eastAsia="黑体"/>
       </w:rPr>
     </w:lvl>
     <w:lvl w:ilvl="1">
@@ -2378,7 +2651,7 @@
         <w:ind w:left="1440" w:hanging="360"/>
       </w:pPr>
       <w:rPr>
-        <w:rFonts w:ascii="Courier New" w:hAnsi="Courier New" w:cs="Courier New" w:hint="default"/>
+        <w:rFonts w:ascii="Courier New" w:hAnsi="Courier New" w:cs="Courier New" w:hint="default" w:eastAsia="黑体"/>
       </w:rPr>
     </w:lvl>
     <w:lvl w:ilvl="2">
@@ -2389,7 +2662,7 @@
         <w:ind w:left="2160" w:hanging="360"/>
       </w:pPr>
       <w:rPr>
-        <w:rFonts w:ascii="Wingdings" w:hAnsi="Wingdings" w:cs="Wingdings" w:hint="default"/>
+        <w:rFonts w:ascii="Wingdings" w:hAnsi="Wingdings" w:cs="Wingdings" w:hint="default" w:eastAsia="黑体"/>
       </w:rPr>
     </w:lvl>
     <w:lvl w:ilvl="3">
@@ -2400,7 +2673,7 @@
         <w:ind w:left="2880" w:hanging="360"/>
       </w:pPr>
       <w:rPr>
-        <w:rFonts w:ascii="Symbol" w:hAnsi="Symbol" w:cs="Symbol" w:hint="default"/>
+        <w:rFonts w:ascii="Symbol" w:hAnsi="Symbol" w:cs="Symbol" w:hint="default" w:eastAsia="黑体"/>
       </w:rPr>
     </w:lvl>
     <w:lvl w:ilvl="4">
@@ -2411,7 +2684,7 @@
         <w:ind w:left="3600" w:hanging="360"/>
       </w:pPr>
       <w:rPr>
-        <w:rFonts w:ascii="Courier New" w:hAnsi="Courier New" w:cs="Courier New" w:hint="default"/>
+        <w:rFonts w:ascii="Courier New" w:hAnsi="Courier New" w:cs="Courier New" w:hint="default" w:eastAsia="黑体"/>
       </w:rPr>
     </w:lvl>
     <w:lvl w:ilvl="5">
@@ -2422,7 +2695,7 @@
         <w:ind w:left="4320" w:hanging="360"/>
       </w:pPr>
       <w:rPr>
-        <w:rFonts w:ascii="Wingdings" w:hAnsi="Wingdings" w:cs="Wingdings" w:hint="default"/>
+        <w:rFonts w:ascii="Wingdings" w:hAnsi="Wingdings" w:cs="Wingdings" w:hint="default" w:eastAsia="黑体"/>
       </w:rPr>
     </w:lvl>
     <w:lvl w:ilvl="6">
@@ -2433,7 +2706,7 @@
         <w:ind w:left="5040" w:hanging="360"/>
       </w:pPr>
       <w:rPr>
-        <w:rFonts w:ascii="Symbol" w:hAnsi="Symbol" w:cs="Symbol" w:hint="default"/>
+        <w:rFonts w:ascii="Symbol" w:hAnsi="Symbol" w:cs="Symbol" w:hint="default" w:eastAsia="黑体"/>
       </w:rPr>
     </w:lvl>
     <w:lvl w:ilvl="7">
@@ -2444,7 +2717,7 @@
         <w:ind w:left="5760" w:hanging="360"/>
       </w:pPr>
       <w:rPr>
-        <w:rFonts w:ascii="Courier New" w:hAnsi="Courier New" w:cs="Courier New" w:hint="default"/>
+        <w:rFonts w:ascii="Courier New" w:hAnsi="Courier New" w:cs="Courier New" w:hint="default" w:eastAsia="黑体"/>
       </w:rPr>
     </w:lvl>
     <w:lvl w:ilvl="8">
@@ -2455,7 +2728,7 @@
         <w:ind w:left="6480" w:hanging="360"/>
       </w:pPr>
       <w:rPr>
-        <w:rFonts w:ascii="Wingdings" w:hAnsi="Wingdings" w:cs="Wingdings" w:hint="default"/>
+        <w:rFonts w:ascii="Wingdings" w:hAnsi="Wingdings" w:cs="Wingdings" w:hint="default" w:eastAsia="黑体"/>
       </w:rPr>
     </w:lvl>
   </w:abstractNum>
@@ -2511,11 +2784,11 @@
 </file>
 
 <file path=word/styles.xml><?xml version="1.0" encoding="utf-8"?>
-<w:styles xmlns:mc="http://schemas.openxmlformats.org/markup-compatibility/2006" xmlns:r="http://schemas.openxmlformats.org/officeDocument/2006/relationships" xmlns:w="http://schemas.openxmlformats.org/wordprocessingml/2006/main" xmlns:w14="http://schemas.microsoft.com/office/word/2010/wordml" mc:Ignorable="w14">
+<w:styles xmlns:mc="http://schemas.openxmlformats.org/markup-compatibility/2006" xmlns:w="http://schemas.openxmlformats.org/wordprocessingml/2006/main" xmlns:r="http://schemas.openxmlformats.org/officeDocument/2006/relationships" xmlns:w14="http://schemas.microsoft.com/office/word/2010/wordml" mc:Ignorable="w14">
   <w:docDefaults>
     <w:rPrDefault>
       <w:rPr>
-        <w:rFonts w:asciiTheme="minorHAnsi" w:cstheme="minorBidi" w:eastAsiaTheme="minorEastAsia" w:hAnsiTheme="minorHAnsi"/>
+        <w:rFonts w:asciiTheme="minorHAnsi" w:cstheme="minorBidi" w:hAnsiTheme="minorHAnsi" w:eastAsia="黑体"/>
         <w:sz w:val="22"/>
         <w:szCs w:val="22"/>
         <w:lang w:bidi="ar-SA" w:eastAsia="en-US" w:val="en-US"/>
@@ -2737,7 +3010,7 @@
       <w:outlineLvl w:val="0"/>
     </w:pPr>
     <w:rPr>
-      <w:rFonts w:ascii="Times New Roman" w:asciiTheme="majorHAnsi" w:cstheme="majorBidi" w:eastAsia="黑体" w:eastAsiaTheme="majorEastAsia" w:hAnsi="Times New Roman" w:hAnsiTheme="majorHAnsi"/>
+      <w:rFonts w:ascii="Times New Roman" w:asciiTheme="majorHAnsi" w:cstheme="majorBidi" w:eastAsia="黑体" w:hAnsi="Times New Roman" w:hAnsiTheme="majorHAnsi"/>
       <w:b/>
       <w:bCs/>
       <w:color w:val="1F3864"/>
@@ -2761,7 +3034,7 @@
       <w:outlineLvl w:val="1"/>
     </w:pPr>
     <w:rPr>
-      <w:rFonts w:ascii="Times New Roman" w:asciiTheme="majorHAnsi" w:cstheme="majorBidi" w:eastAsia="黑体" w:eastAsiaTheme="majorEastAsia" w:hAnsi="Times New Roman" w:hAnsiTheme="majorHAnsi"/>
+      <w:rFonts w:ascii="Times New Roman" w:asciiTheme="majorHAnsi" w:cstheme="majorBidi" w:eastAsia="黑体" w:hAnsi="Times New Roman" w:hAnsiTheme="majorHAnsi"/>
       <w:b/>
       <w:bCs/>
       <w:color w:val="2E4E7E"/>
@@ -2785,7 +3058,7 @@
       <w:outlineLvl w:val="2"/>
     </w:pPr>
     <w:rPr>
-      <w:rFonts w:ascii="Times New Roman" w:asciiTheme="majorHAnsi" w:cstheme="majorBidi" w:eastAsia="黑体" w:eastAsiaTheme="majorEastAsia" w:hAnsi="Times New Roman" w:hAnsiTheme="majorHAnsi"/>
+      <w:rFonts w:ascii="Times New Roman" w:asciiTheme="majorHAnsi" w:cstheme="majorBidi" w:eastAsia="黑体" w:hAnsi="Times New Roman" w:hAnsiTheme="majorHAnsi"/>
       <w:b/>
       <w:bCs/>
       <w:color w:val="2E4E7E"/>
@@ -2809,7 +3082,7 @@
       <w:outlineLvl w:val="3"/>
     </w:pPr>
     <w:rPr>
-      <w:rFonts w:ascii="Times New Roman" w:asciiTheme="majorHAnsi" w:cstheme="majorBidi" w:eastAsia="黑体" w:eastAsiaTheme="majorEastAsia" w:hAnsi="Times New Roman" w:hAnsiTheme="majorHAnsi"/>
+      <w:rFonts w:ascii="Times New Roman" w:asciiTheme="majorHAnsi" w:cstheme="majorBidi" w:eastAsia="黑体" w:hAnsi="Times New Roman" w:hAnsiTheme="majorHAnsi"/>
       <w:b/>
       <w:bCs/>
       <w:i/>
@@ -2835,7 +3108,7 @@
       <w:outlineLvl w:val="4"/>
     </w:pPr>
     <w:rPr>
-      <w:rFonts w:ascii="Times New Roman" w:asciiTheme="majorHAnsi" w:cstheme="majorBidi" w:eastAsia="黑体" w:eastAsiaTheme="majorEastAsia" w:hAnsi="Times New Roman" w:hAnsiTheme="majorHAnsi"/>
+      <w:rFonts w:ascii="Times New Roman" w:asciiTheme="majorHAnsi" w:cstheme="majorBidi" w:eastAsia="黑体" w:hAnsi="Times New Roman" w:hAnsiTheme="majorHAnsi"/>
       <w:b/>
       <w:color w:val="333333"/>
       <w:sz w:val="22"/>
@@ -2858,7 +3131,7 @@
       <w:outlineLvl w:val="5"/>
     </w:pPr>
     <w:rPr>
-      <w:rFonts w:asciiTheme="majorHAnsi" w:cstheme="majorBidi" w:eastAsiaTheme="majorEastAsia" w:hAnsiTheme="majorHAnsi"/>
+      <w:rFonts w:asciiTheme="majorHAnsi" w:cstheme="majorBidi" w:hAnsiTheme="majorHAnsi" w:eastAsia="黑体"/>
       <w:i/>
       <w:iCs/>
       <w:color w:themeColor="accent1" w:themeShade="7F" w:val="243F60"/>
@@ -2881,7 +3154,7 @@
       <w:outlineLvl w:val="6"/>
     </w:pPr>
     <w:rPr>
-      <w:rFonts w:asciiTheme="majorHAnsi" w:cstheme="majorBidi" w:eastAsiaTheme="majorEastAsia" w:hAnsiTheme="majorHAnsi"/>
+      <w:rFonts w:asciiTheme="majorHAnsi" w:cstheme="majorBidi" w:hAnsiTheme="majorHAnsi" w:eastAsia="黑体"/>
       <w:i/>
       <w:iCs/>
       <w:color w:themeColor="text1" w:themeTint="BF" w:val="404040"/>
@@ -2904,7 +3177,7 @@
       <w:outlineLvl w:val="7"/>
     </w:pPr>
     <w:rPr>
-      <w:rFonts w:asciiTheme="majorHAnsi" w:cstheme="majorBidi" w:eastAsiaTheme="majorEastAsia" w:hAnsiTheme="majorHAnsi"/>
+      <w:rFonts w:asciiTheme="majorHAnsi" w:cstheme="majorBidi" w:hAnsiTheme="majorHAnsi" w:eastAsia="黑体"/>
       <w:color w:themeColor="accent1" w:val="4F81BD"/>
       <w:sz w:val="20"/>
       <w:szCs w:val="20"/>
@@ -2927,7 +3200,7 @@
       <w:outlineLvl w:val="8"/>
     </w:pPr>
     <w:rPr>
-      <w:rFonts w:asciiTheme="majorHAnsi" w:cstheme="majorBidi" w:eastAsiaTheme="majorEastAsia" w:hAnsiTheme="majorHAnsi"/>
+      <w:rFonts w:asciiTheme="majorHAnsi" w:cstheme="majorBidi" w:hAnsiTheme="majorHAnsi" w:eastAsia="黑体"/>
       <w:i/>
       <w:iCs/>
       <w:color w:themeColor="text1" w:themeTint="BF" w:val="404040"/>
@@ -2978,7 +3251,7 @@
     <w:uiPriority w:val="9"/>
     <w:rsid w:val="00FC693F"/>
     <w:rPr>
-      <w:rFonts w:asciiTheme="majorHAnsi" w:cstheme="majorBidi" w:eastAsiaTheme="majorEastAsia" w:hAnsiTheme="majorHAnsi"/>
+      <w:rFonts w:asciiTheme="majorHAnsi" w:cstheme="majorBidi" w:hAnsiTheme="majorHAnsi" w:eastAsia="黑体"/>
       <w:b/>
       <w:bCs/>
       <w:color w:themeColor="accent1" w:themeShade="BF" w:val="365F91"/>
@@ -2993,7 +3266,7 @@
     <w:uiPriority w:val="9"/>
     <w:rsid w:val="00FC693F"/>
     <w:rPr>
-      <w:rFonts w:asciiTheme="majorHAnsi" w:cstheme="majorBidi" w:eastAsiaTheme="majorEastAsia" w:hAnsiTheme="majorHAnsi"/>
+      <w:rFonts w:asciiTheme="majorHAnsi" w:cstheme="majorBidi" w:hAnsiTheme="majorHAnsi" w:eastAsia="黑体"/>
       <w:b/>
       <w:bCs/>
       <w:color w:themeColor="accent1" w:val="4F81BD"/>
@@ -3008,7 +3281,7 @@
     <w:uiPriority w:val="9"/>
     <w:rsid w:val="00FC693F"/>
     <w:rPr>
-      <w:rFonts w:asciiTheme="majorHAnsi" w:cstheme="majorBidi" w:eastAsiaTheme="majorEastAsia" w:hAnsiTheme="majorHAnsi"/>
+      <w:rFonts w:asciiTheme="majorHAnsi" w:cstheme="majorBidi" w:hAnsiTheme="majorHAnsi" w:eastAsia="黑体"/>
       <w:b/>
       <w:bCs/>
       <w:color w:themeColor="accent1" w:val="4F81BD"/>
@@ -3031,7 +3304,7 @@
       <w:contextualSpacing/>
     </w:pPr>
     <w:rPr>
-      <w:rFonts w:ascii="Times New Roman" w:asciiTheme="majorHAnsi" w:cstheme="majorBidi" w:eastAsia="黑体" w:eastAsiaTheme="majorEastAsia" w:hAnsi="Times New Roman" w:hAnsiTheme="majorHAnsi"/>
+      <w:rFonts w:ascii="Times New Roman" w:asciiTheme="majorHAnsi" w:cstheme="majorBidi" w:eastAsia="黑体" w:hAnsi="Times New Roman" w:hAnsiTheme="majorHAnsi"/>
       <w:b/>
       <w:color w:val="1F3864"/>
       <w:spacing w:val="5"/>
@@ -3047,7 +3320,7 @@
     <w:uiPriority w:val="10"/>
     <w:rsid w:val="00FC693F"/>
     <w:rPr>
-      <w:rFonts w:asciiTheme="majorHAnsi" w:cstheme="majorBidi" w:eastAsiaTheme="majorEastAsia" w:hAnsiTheme="majorHAnsi"/>
+      <w:rFonts w:asciiTheme="majorHAnsi" w:cstheme="majorBidi" w:hAnsiTheme="majorHAnsi" w:eastAsia="黑体"/>
       <w:color w:themeColor="text2" w:themeShade="BF" w:val="17365D"/>
       <w:spacing w:val="5"/>
       <w:kern w:val="28"/>
@@ -3069,7 +3342,7 @@
       </w:numPr>
     </w:pPr>
     <w:rPr>
-      <w:rFonts w:asciiTheme="majorHAnsi" w:cstheme="majorBidi" w:eastAsiaTheme="majorEastAsia" w:hAnsiTheme="majorHAnsi"/>
+      <w:rFonts w:asciiTheme="majorHAnsi" w:cstheme="majorBidi" w:hAnsiTheme="majorHAnsi" w:eastAsia="黑体"/>
       <w:i/>
       <w:iCs/>
       <w:color w:themeColor="accent1" w:val="4F81BD"/>
@@ -3085,7 +3358,7 @@
     <w:uiPriority w:val="11"/>
     <w:rsid w:val="00FC693F"/>
     <w:rPr>
-      <w:rFonts w:asciiTheme="majorHAnsi" w:cstheme="majorBidi" w:eastAsiaTheme="majorEastAsia" w:hAnsiTheme="majorHAnsi"/>
+      <w:rFonts w:asciiTheme="majorHAnsi" w:cstheme="majorBidi" w:hAnsiTheme="majorHAnsi" w:eastAsia="黑体"/>
       <w:i/>
       <w:iCs/>
       <w:color w:themeColor="accent1" w:val="4F81BD"/>
@@ -3152,6 +3425,7 @@
       <w:spacing w:after="120"/>
     </w:pPr>
     <w:rPr>
+      <w:rFonts w:eastAsia="黑体"/>
       <w:sz w:val="16"/>
       <w:szCs w:val="16"/>
     </w:rPr>
@@ -3163,6 +3437,7 @@
     <w:uiPriority w:val="99"/>
     <w:rsid w:val="00AA1D8D"/>
     <w:rPr>
+      <w:rFonts w:eastAsia="黑体"/>
       <w:sz w:val="16"/>
       <w:szCs w:val="16"/>
     </w:rPr>
@@ -3332,7 +3607,7 @@
       </w:tabs>
     </w:pPr>
     <w:rPr>
-      <w:rFonts w:ascii="Courier" w:hAnsi="Courier"/>
+      <w:rFonts w:ascii="Courier" w:hAnsi="Courier" w:eastAsia="黑体"/>
       <w:sz w:val="20"/>
       <w:szCs w:val="20"/>
     </w:rPr>
@@ -3344,7 +3619,7 @@
     <w:uiPriority w:val="99"/>
     <w:rsid w:val="0029639D"/>
     <w:rPr>
-      <w:rFonts w:ascii="Courier" w:hAnsi="Courier"/>
+      <w:rFonts w:ascii="Courier" w:hAnsi="Courier" w:eastAsia="黑体"/>
       <w:sz w:val="20"/>
       <w:szCs w:val="20"/>
     </w:rPr>
@@ -3380,6 +3655,7 @@
     <w:uiPriority w:val="29"/>
     <w:rsid w:val="00FC693F"/>
     <w:rPr>
+      <w:rFonts w:eastAsia="黑体"/>
       <w:i/>
       <w:iCs/>
       <w:color w:themeColor="text1" w:val="000000"/>
@@ -3393,7 +3669,7 @@
     <w:semiHidden/>
     <w:rsid w:val="00FC693F"/>
     <w:rPr>
-      <w:rFonts w:asciiTheme="majorHAnsi" w:cstheme="majorBidi" w:eastAsiaTheme="majorEastAsia" w:hAnsiTheme="majorHAnsi"/>
+      <w:rFonts w:asciiTheme="majorHAnsi" w:cstheme="majorBidi" w:hAnsiTheme="majorHAnsi" w:eastAsia="黑体"/>
       <w:b/>
       <w:bCs/>
       <w:i/>
@@ -3409,7 +3685,7 @@
     <w:semiHidden/>
     <w:rsid w:val="00FC693F"/>
     <w:rPr>
-      <w:rFonts w:asciiTheme="majorHAnsi" w:cstheme="majorBidi" w:eastAsiaTheme="majorEastAsia" w:hAnsiTheme="majorHAnsi"/>
+      <w:rFonts w:asciiTheme="majorHAnsi" w:cstheme="majorBidi" w:hAnsiTheme="majorHAnsi" w:eastAsia="黑体"/>
       <w:color w:themeColor="accent1" w:themeShade="7F" w:val="243F60"/>
     </w:rPr>
   </w:style>
@@ -3421,7 +3697,7 @@
     <w:semiHidden/>
     <w:rsid w:val="00FC693F"/>
     <w:rPr>
-      <w:rFonts w:asciiTheme="majorHAnsi" w:cstheme="majorBidi" w:eastAsiaTheme="majorEastAsia" w:hAnsiTheme="majorHAnsi"/>
+      <w:rFonts w:asciiTheme="majorHAnsi" w:cstheme="majorBidi" w:hAnsiTheme="majorHAnsi" w:eastAsia="黑体"/>
       <w:i/>
       <w:iCs/>
       <w:color w:themeColor="accent1" w:themeShade="7F" w:val="243F60"/>
@@ -3435,7 +3711,7 @@
     <w:semiHidden/>
     <w:rsid w:val="00FC693F"/>
     <w:rPr>
-      <w:rFonts w:asciiTheme="majorHAnsi" w:cstheme="majorBidi" w:eastAsiaTheme="majorEastAsia" w:hAnsiTheme="majorHAnsi"/>
+      <w:rFonts w:asciiTheme="majorHAnsi" w:cstheme="majorBidi" w:hAnsiTheme="majorHAnsi" w:eastAsia="黑体"/>
       <w:i/>
       <w:iCs/>
       <w:color w:themeColor="text1" w:themeTint="BF" w:val="404040"/>
@@ -3449,7 +3725,7 @@
     <w:semiHidden/>
     <w:rsid w:val="00FC693F"/>
     <w:rPr>
-      <w:rFonts w:asciiTheme="majorHAnsi" w:cstheme="majorBidi" w:eastAsiaTheme="majorEastAsia" w:hAnsiTheme="majorHAnsi"/>
+      <w:rFonts w:asciiTheme="majorHAnsi" w:cstheme="majorBidi" w:hAnsiTheme="majorHAnsi" w:eastAsia="黑体"/>
       <w:color w:themeColor="accent1" w:val="4F81BD"/>
       <w:sz w:val="20"/>
       <w:szCs w:val="20"/>
@@ -3463,7 +3739,7 @@
     <w:semiHidden/>
     <w:rsid w:val="00FC693F"/>
     <w:rPr>
-      <w:rFonts w:asciiTheme="majorHAnsi" w:cstheme="majorBidi" w:eastAsiaTheme="majorEastAsia" w:hAnsiTheme="majorHAnsi"/>
+      <w:rFonts w:asciiTheme="majorHAnsi" w:cstheme="majorBidi" w:hAnsiTheme="majorHAnsi" w:eastAsia="黑体"/>
       <w:i/>
       <w:iCs/>
       <w:color w:themeColor="text1" w:themeTint="BF" w:val="404040"/>
@@ -3484,6 +3760,7 @@
       <w:spacing w:line="240" w:lineRule="auto"/>
     </w:pPr>
     <w:rPr>
+      <w:rFonts w:eastAsia="黑体"/>
       <w:b/>
       <w:bCs/>
       <w:color w:themeColor="accent1" w:val="4F81BD"/>
@@ -3498,6 +3775,7 @@
     <w:qFormat/>
     <w:rsid w:val="00FC693F"/>
     <w:rPr>
+      <w:rFonts w:eastAsia="黑体"/>
       <w:b/>
       <w:bCs/>
     </w:rPr>
@@ -3509,6 +3787,7 @@
     <w:qFormat/>
     <w:rsid w:val="00FC693F"/>
     <w:rPr>
+      <w:rFonts w:eastAsia="黑体"/>
       <w:i/>
       <w:iCs/>
     </w:rPr>
@@ -3529,6 +3808,7 @@
       <w:ind w:left="936" w:right="936"/>
     </w:pPr>
     <w:rPr>
+      <w:rFonts w:eastAsia="黑体"/>
       <w:b/>
       <w:bCs/>
       <w:i/>
@@ -3543,6 +3823,7 @@
     <w:uiPriority w:val="30"/>
     <w:rsid w:val="00FC693F"/>
     <w:rPr>
+      <w:rFonts w:eastAsia="黑体"/>
       <w:b/>
       <w:bCs/>
       <w:i/>
@@ -3557,6 +3838,7 @@
     <w:qFormat/>
     <w:rsid w:val="00FC693F"/>
     <w:rPr>
+      <w:rFonts w:eastAsia="黑体"/>
       <w:i/>
       <w:iCs/>
       <w:color w:themeColor="text1" w:themeTint="7F" w:val="808080"/>
@@ -3569,6 +3851,7 @@
     <w:qFormat/>
     <w:rsid w:val="00FC693F"/>
     <w:rPr>
+      <w:rFonts w:eastAsia="黑体"/>
       <w:b/>
       <w:bCs/>
       <w:i/>
@@ -3583,6 +3866,7 @@
     <w:qFormat/>
     <w:rsid w:val="00FC693F"/>
     <w:rPr>
+      <w:rFonts w:eastAsia="黑体"/>
       <w:smallCaps/>
       <w:color w:themeColor="accent2" w:val="C0504D"/>
       <w:u w:val="single"/>
@@ -3595,6 +3879,7 @@
     <w:qFormat/>
     <w:rsid w:val="00FC693F"/>
     <w:rPr>
+      <w:rFonts w:eastAsia="黑体"/>
       <w:b/>
       <w:bCs/>
       <w:smallCaps/>
@@ -3610,6 +3895,7 @@
     <w:qFormat/>
     <w:rsid w:val="00FC693F"/>
     <w:rPr>
+      <w:rFonts w:eastAsia="黑体"/>
       <w:b/>
       <w:bCs/>
       <w:smallCaps/>
@@ -3664,6 +3950,7 @@
       <w:spacing w:after="0" w:line="240" w:lineRule="auto"/>
     </w:pPr>
     <w:rPr>
+      <w:rFonts w:eastAsia="黑体"/>
       <w:color w:themeColor="text1" w:themeShade="BF" w:val="000000"/>
     </w:rPr>
     <w:tblPr>
@@ -3686,6 +3973,7 @@
         <w:spacing w:after="0" w:before="0" w:line="240" w:lineRule="auto"/>
       </w:pPr>
       <w:rPr>
+        <w:rFonts w:eastAsia="黑体"/>
         <w:b/>
         <w:bCs/>
       </w:rPr>
@@ -3706,6 +3994,7 @@
         <w:spacing w:after="0" w:before="0" w:line="240" w:lineRule="auto"/>
       </w:pPr>
       <w:rPr>
+        <w:rFonts w:eastAsia="黑体"/>
         <w:b/>
         <w:bCs/>
       </w:rPr>
@@ -3723,12 +4012,14 @@
     </w:tblStylePr>
     <w:tblStylePr w:type="firstCol">
       <w:rPr>
+        <w:rFonts w:eastAsia="黑体"/>
         <w:b/>
         <w:bCs/>
       </w:rPr>
     </w:tblStylePr>
     <w:tblStylePr w:type="lastCol">
       <w:rPr>
+        <w:rFonts w:eastAsia="黑体"/>
         <w:b/>
         <w:bCs/>
       </w:rPr>
@@ -3767,6 +4058,7 @@
       <w:spacing w:after="0" w:line="240" w:lineRule="auto"/>
     </w:pPr>
     <w:rPr>
+      <w:rFonts w:eastAsia="黑体"/>
       <w:color w:themeColor="accent1" w:themeShade="BF" w:val="365F91"/>
     </w:rPr>
     <w:tblPr>
@@ -3789,6 +4081,7 @@
         <w:spacing w:after="0" w:before="0" w:line="240" w:lineRule="auto"/>
       </w:pPr>
       <w:rPr>
+        <w:rFonts w:eastAsia="黑体"/>
         <w:b/>
         <w:bCs/>
       </w:rPr>
@@ -3809,6 +4102,7 @@
         <w:spacing w:after="0" w:before="0" w:line="240" w:lineRule="auto"/>
       </w:pPr>
       <w:rPr>
+        <w:rFonts w:eastAsia="黑体"/>
         <w:b/>
         <w:bCs/>
       </w:rPr>
@@ -3826,12 +4120,14 @@
     </w:tblStylePr>
     <w:tblStylePr w:type="firstCol">
       <w:rPr>
+        <w:rFonts w:eastAsia="黑体"/>
         <w:b/>
         <w:bCs/>
       </w:rPr>
     </w:tblStylePr>
     <w:tblStylePr w:type="lastCol">
       <w:rPr>
+        <w:rFonts w:eastAsia="黑体"/>
         <w:b/>
         <w:bCs/>
       </w:rPr>
@@ -3870,6 +4166,7 @@
       <w:spacing w:after="0" w:line="240" w:lineRule="auto"/>
     </w:pPr>
     <w:rPr>
+      <w:rFonts w:eastAsia="黑体"/>
       <w:color w:themeColor="accent2" w:themeShade="BF" w:val="943634"/>
     </w:rPr>
     <w:tblPr>
@@ -3892,6 +4189,7 @@
         <w:spacing w:after="0" w:before="0" w:line="240" w:lineRule="auto"/>
       </w:pPr>
       <w:rPr>
+        <w:rFonts w:eastAsia="黑体"/>
         <w:b/>
         <w:bCs/>
       </w:rPr>
@@ -3912,6 +4210,7 @@
         <w:spacing w:after="0" w:before="0" w:line="240" w:lineRule="auto"/>
       </w:pPr>
       <w:rPr>
+        <w:rFonts w:eastAsia="黑体"/>
         <w:b/>
         <w:bCs/>
       </w:rPr>
@@ -3929,12 +4228,14 @@
     </w:tblStylePr>
     <w:tblStylePr w:type="firstCol">
       <w:rPr>
+        <w:rFonts w:eastAsia="黑体"/>
         <w:b/>
         <w:bCs/>
       </w:rPr>
     </w:tblStylePr>
     <w:tblStylePr w:type="lastCol">
       <w:rPr>
+        <w:rFonts w:eastAsia="黑体"/>
         <w:b/>
         <w:bCs/>
       </w:rPr>
@@ -3973,6 +4274,7 @@
       <w:spacing w:after="0" w:line="240" w:lineRule="auto"/>
     </w:pPr>
     <w:rPr>
+      <w:rFonts w:eastAsia="黑体"/>
       <w:color w:themeColor="accent3" w:themeShade="BF" w:val="76923C"/>
     </w:rPr>
     <w:tblPr>
@@ -3995,6 +4297,7 @@
         <w:spacing w:after="0" w:before="0" w:line="240" w:lineRule="auto"/>
       </w:pPr>
       <w:rPr>
+        <w:rFonts w:eastAsia="黑体"/>
         <w:b/>
         <w:bCs/>
       </w:rPr>
@@ -4015,6 +4318,7 @@
         <w:spacing w:after="0" w:before="0" w:line="240" w:lineRule="auto"/>
       </w:pPr>
       <w:rPr>
+        <w:rFonts w:eastAsia="黑体"/>
         <w:b/>
         <w:bCs/>
       </w:rPr>
@@ -4032,12 +4336,14 @@
     </w:tblStylePr>
     <w:tblStylePr w:type="firstCol">
       <w:rPr>
+        <w:rFonts w:eastAsia="黑体"/>
         <w:b/>
         <w:bCs/>
       </w:rPr>
     </w:tblStylePr>
     <w:tblStylePr w:type="lastCol">
       <w:rPr>
+        <w:rFonts w:eastAsia="黑体"/>
         <w:b/>
         <w:bCs/>
       </w:rPr>
@@ -4076,6 +4382,7 @@
       <w:spacing w:after="0" w:line="240" w:lineRule="auto"/>
     </w:pPr>
     <w:rPr>
+      <w:rFonts w:eastAsia="黑体"/>
       <w:color w:themeColor="accent4" w:themeShade="BF" w:val="5F497A"/>
     </w:rPr>
     <w:tblPr>
@@ -4098,6 +4405,7 @@
         <w:spacing w:after="0" w:before="0" w:line="240" w:lineRule="auto"/>
       </w:pPr>
       <w:rPr>
+        <w:rFonts w:eastAsia="黑体"/>
         <w:b/>
         <w:bCs/>
       </w:rPr>
@@ -4118,6 +4426,7 @@
         <w:spacing w:after="0" w:before="0" w:line="240" w:lineRule="auto"/>
       </w:pPr>
       <w:rPr>
+        <w:rFonts w:eastAsia="黑体"/>
         <w:b/>
         <w:bCs/>
       </w:rPr>
@@ -4135,12 +4444,14 @@
     </w:tblStylePr>
     <w:tblStylePr w:type="firstCol">
       <w:rPr>
+        <w:rFonts w:eastAsia="黑体"/>
         <w:b/>
         <w:bCs/>
       </w:rPr>
     </w:tblStylePr>
     <w:tblStylePr w:type="lastCol">
       <w:rPr>
+        <w:rFonts w:eastAsia="黑体"/>
         <w:b/>
         <w:bCs/>
       </w:rPr>
@@ -4179,6 +4490,7 @@
       <w:spacing w:after="0" w:line="240" w:lineRule="auto"/>
     </w:pPr>
     <w:rPr>
+      <w:rFonts w:eastAsia="黑体"/>
       <w:color w:themeColor="accent5" w:themeShade="BF" w:val="31849B"/>
     </w:rPr>
     <w:tblPr>
@@ -4201,6 +4513,7 @@
         <w:spacing w:after="0" w:before="0" w:line="240" w:lineRule="auto"/>
       </w:pPr>
       <w:rPr>
+        <w:rFonts w:eastAsia="黑体"/>
         <w:b/>
         <w:bCs/>
       </w:rPr>
@@ -4221,6 +4534,7 @@
         <w:spacing w:after="0" w:before="0" w:line="240" w:lineRule="auto"/>
       </w:pPr>
       <w:rPr>
+        <w:rFonts w:eastAsia="黑体"/>
         <w:b/>
         <w:bCs/>
       </w:rPr>
@@ -4238,12 +4552,14 @@
     </w:tblStylePr>
     <w:tblStylePr w:type="firstCol">
       <w:rPr>
+        <w:rFonts w:eastAsia="黑体"/>
         <w:b/>
         <w:bCs/>
       </w:rPr>
     </w:tblStylePr>
     <w:tblStylePr w:type="lastCol">
       <w:rPr>
+        <w:rFonts w:eastAsia="黑体"/>
         <w:b/>
         <w:bCs/>
       </w:rPr>
@@ -4282,6 +4598,7 @@
       <w:spacing w:after="0" w:line="240" w:lineRule="auto"/>
     </w:pPr>
     <w:rPr>
+      <w:rFonts w:eastAsia="黑体"/>
       <w:color w:themeColor="accent6" w:themeShade="BF" w:val="E36C0A"/>
     </w:rPr>
     <w:tblPr>
@@ -4304,6 +4621,7 @@
         <w:spacing w:after="0" w:before="0" w:line="240" w:lineRule="auto"/>
       </w:pPr>
       <w:rPr>
+        <w:rFonts w:eastAsia="黑体"/>
         <w:b/>
         <w:bCs/>
       </w:rPr>
@@ -4324,6 +4642,7 @@
         <w:spacing w:after="0" w:before="0" w:line="240" w:lineRule="auto"/>
       </w:pPr>
       <w:rPr>
+        <w:rFonts w:eastAsia="黑体"/>
         <w:b/>
         <w:bCs/>
       </w:rPr>
@@ -4341,12 +4660,14 @@
     </w:tblStylePr>
     <w:tblStylePr w:type="firstCol">
       <w:rPr>
+        <w:rFonts w:eastAsia="黑体"/>
         <w:b/>
         <w:bCs/>
       </w:rPr>
     </w:tblStylePr>
     <w:tblStylePr w:type="lastCol">
       <w:rPr>
+        <w:rFonts w:eastAsia="黑体"/>
         <w:b/>
         <w:bCs/>
       </w:rPr>
@@ -4406,6 +4727,7 @@
         <w:spacing w:after="0" w:before="0" w:line="240" w:lineRule="auto"/>
       </w:pPr>
       <w:rPr>
+        <w:rFonts w:eastAsia="黑体"/>
         <w:b/>
         <w:bCs/>
         <w:color w:themeColor="background1" w:val="FFFFFF"/>
@@ -4420,6 +4742,7 @@
         <w:spacing w:after="0" w:before="0" w:line="240" w:lineRule="auto"/>
       </w:pPr>
       <w:rPr>
+        <w:rFonts w:eastAsia="黑体"/>
         <w:b/>
         <w:bCs/>
       </w:rPr>
@@ -4435,12 +4758,14 @@
     </w:tblStylePr>
     <w:tblStylePr w:type="firstCol">
       <w:rPr>
+        <w:rFonts w:eastAsia="黑体"/>
         <w:b/>
         <w:bCs/>
       </w:rPr>
     </w:tblStylePr>
     <w:tblStylePr w:type="lastCol">
       <w:rPr>
+        <w:rFonts w:eastAsia="黑体"/>
         <w:b/>
         <w:bCs/>
       </w:rPr>
@@ -4498,6 +4823,7 @@
         <w:spacing w:after="0" w:before="0" w:line="240" w:lineRule="auto"/>
       </w:pPr>
       <w:rPr>
+        <w:rFonts w:eastAsia="黑体"/>
         <w:b/>
         <w:bCs/>
         <w:color w:themeColor="background1" w:val="FFFFFF"/>
@@ -4512,6 +4838,7 @@
         <w:spacing w:after="0" w:before="0" w:line="240" w:lineRule="auto"/>
       </w:pPr>
       <w:rPr>
+        <w:rFonts w:eastAsia="黑体"/>
         <w:b/>
         <w:bCs/>
       </w:rPr>
@@ -4527,12 +4854,14 @@
     </w:tblStylePr>
     <w:tblStylePr w:type="firstCol">
       <w:rPr>
+        <w:rFonts w:eastAsia="黑体"/>
         <w:b/>
         <w:bCs/>
       </w:rPr>
     </w:tblStylePr>
     <w:tblStylePr w:type="lastCol">
       <w:rPr>
+        <w:rFonts w:eastAsia="黑体"/>
         <w:b/>
         <w:bCs/>
       </w:rPr>
@@ -4590,6 +4919,7 @@
         <w:spacing w:after="0" w:before="0" w:line="240" w:lineRule="auto"/>
       </w:pPr>
       <w:rPr>
+        <w:rFonts w:eastAsia="黑体"/>
         <w:b/>
         <w:bCs/>
         <w:color w:themeColor="background1" w:val="FFFFFF"/>
@@ -4604,6 +4934,7 @@
         <w:spacing w:after="0" w:before="0" w:line="240" w:lineRule="auto"/>
       </w:pPr>
       <w:rPr>
+        <w:rFonts w:eastAsia="黑体"/>
         <w:b/>
         <w:bCs/>
       </w:rPr>
@@ -4619,12 +4950,14 @@
     </w:tblStylePr>
     <w:tblStylePr w:type="firstCol">
       <w:rPr>
+        <w:rFonts w:eastAsia="黑体"/>
         <w:b/>
         <w:bCs/>
       </w:rPr>
     </w:tblStylePr>
     <w:tblStylePr w:type="lastCol">
       <w:rPr>
+        <w:rFonts w:eastAsia="黑体"/>
         <w:b/>
         <w:bCs/>
       </w:rPr>
@@ -4682,6 +5015,7 @@
         <w:spacing w:after="0" w:before="0" w:line="240" w:lineRule="auto"/>
       </w:pPr>
       <w:rPr>
+        <w:rFonts w:eastAsia="黑体"/>
         <w:b/>
         <w:bCs/>
         <w:color w:themeColor="background1" w:val="FFFFFF"/>
@@ -4696,6 +5030,7 @@
         <w:spacing w:after="0" w:before="0" w:line="240" w:lineRule="auto"/>
       </w:pPr>
       <w:rPr>
+        <w:rFonts w:eastAsia="黑体"/>
         <w:b/>
         <w:bCs/>
       </w:rPr>
@@ -4711,12 +5046,14 @@
     </w:tblStylePr>
     <w:tblStylePr w:type="firstCol">
       <w:rPr>
+        <w:rFonts w:eastAsia="黑体"/>
         <w:b/>
         <w:bCs/>
       </w:rPr>
     </w:tblStylePr>
     <w:tblStylePr w:type="lastCol">
       <w:rPr>
+        <w:rFonts w:eastAsia="黑体"/>
         <w:b/>
         <w:bCs/>
       </w:rPr>
@@ -4774,6 +5111,7 @@
         <w:spacing w:after="0" w:before="0" w:line="240" w:lineRule="auto"/>
       </w:pPr>
       <w:rPr>
+        <w:rFonts w:eastAsia="黑体"/>
         <w:b/>
         <w:bCs/>
         <w:color w:themeColor="background1" w:val="FFFFFF"/>
@@ -4788,6 +5126,7 @@
         <w:spacing w:after="0" w:before="0" w:line="240" w:lineRule="auto"/>
       </w:pPr>
       <w:rPr>
+        <w:rFonts w:eastAsia="黑体"/>
         <w:b/>
         <w:bCs/>
       </w:rPr>
@@ -4803,12 +5142,14 @@
     </w:tblStylePr>
     <w:tblStylePr w:type="firstCol">
       <w:rPr>
+        <w:rFonts w:eastAsia="黑体"/>
         <w:b/>
         <w:bCs/>
       </w:rPr>
     </w:tblStylePr>
     <w:tblStylePr w:type="lastCol">
       <w:rPr>
+        <w:rFonts w:eastAsia="黑体"/>
         <w:b/>
         <w:bCs/>
       </w:rPr>
@@ -4866,6 +5207,7 @@
         <w:spacing w:after="0" w:before="0" w:line="240" w:lineRule="auto"/>
       </w:pPr>
       <w:rPr>
+        <w:rFonts w:eastAsia="黑体"/>
         <w:b/>
         <w:bCs/>
         <w:color w:themeColor="background1" w:val="FFFFFF"/>
@@ -4880,6 +5222,7 @@
         <w:spacing w:after="0" w:before="0" w:line="240" w:lineRule="auto"/>
       </w:pPr>
       <w:rPr>
+        <w:rFonts w:eastAsia="黑体"/>
         <w:b/>
         <w:bCs/>
       </w:rPr>
@@ -4895,12 +5238,14 @@
     </w:tblStylePr>
     <w:tblStylePr w:type="firstCol">
       <w:rPr>
+        <w:rFonts w:eastAsia="黑体"/>
         <w:b/>
         <w:bCs/>
       </w:rPr>
     </w:tblStylePr>
     <w:tblStylePr w:type="lastCol">
       <w:rPr>
+        <w:rFonts w:eastAsia="黑体"/>
         <w:b/>
         <w:bCs/>
       </w:rPr>
@@ -4958,6 +5303,7 @@
         <w:spacing w:after="0" w:before="0" w:line="240" w:lineRule="auto"/>
       </w:pPr>
       <w:rPr>
+        <w:rFonts w:eastAsia="黑体"/>
         <w:b/>
         <w:bCs/>
         <w:color w:themeColor="background1" w:val="FFFFFF"/>
@@ -4972,6 +5318,7 @@
         <w:spacing w:after="0" w:before="0" w:line="240" w:lineRule="auto"/>
       </w:pPr>
       <w:rPr>
+        <w:rFonts w:eastAsia="黑体"/>
         <w:b/>
         <w:bCs/>
       </w:rPr>
@@ -4987,12 +5334,14 @@
     </w:tblStylePr>
     <w:tblStylePr w:type="firstCol">
       <w:rPr>
+        <w:rFonts w:eastAsia="黑体"/>
         <w:b/>
         <w:bCs/>
       </w:rPr>
     </w:tblStylePr>
     <w:tblStylePr w:type="lastCol">
       <w:rPr>
+        <w:rFonts w:eastAsia="黑体"/>
         <w:b/>
         <w:bCs/>
       </w:rPr>
@@ -5052,7 +5401,7 @@
         <w:spacing w:after="0" w:before="0" w:line="240" w:lineRule="auto"/>
       </w:pPr>
       <w:rPr>
-        <w:rFonts w:asciiTheme="majorHAnsi" w:cstheme="majorBidi" w:eastAsiaTheme="majorEastAsia" w:hAnsiTheme="majorHAnsi"/>
+        <w:rFonts w:asciiTheme="majorHAnsi" w:cstheme="majorBidi" w:hAnsiTheme="majorHAnsi" w:eastAsia="黑体"/>
         <w:b/>
         <w:bCs/>
       </w:rPr>
@@ -5073,7 +5422,7 @@
         <w:spacing w:after="0" w:before="0" w:line="240" w:lineRule="auto"/>
       </w:pPr>
       <w:rPr>
-        <w:rFonts w:asciiTheme="majorHAnsi" w:cstheme="majorBidi" w:eastAsiaTheme="majorEastAsia" w:hAnsiTheme="majorHAnsi"/>
+        <w:rFonts w:asciiTheme="majorHAnsi" w:cstheme="majorBidi" w:hAnsiTheme="majorHAnsi" w:eastAsia="黑体"/>
         <w:b/>
         <w:bCs/>
       </w:rPr>
@@ -5091,14 +5440,14 @@
     </w:tblStylePr>
     <w:tblStylePr w:type="firstCol">
       <w:rPr>
-        <w:rFonts w:asciiTheme="majorHAnsi" w:cstheme="majorBidi" w:eastAsiaTheme="majorEastAsia" w:hAnsiTheme="majorHAnsi"/>
+        <w:rFonts w:asciiTheme="majorHAnsi" w:cstheme="majorBidi" w:hAnsiTheme="majorHAnsi" w:eastAsia="黑体"/>
         <w:b/>
         <w:bCs/>
       </w:rPr>
     </w:tblStylePr>
     <w:tblStylePr w:type="lastCol">
       <w:rPr>
-        <w:rFonts w:asciiTheme="majorHAnsi" w:cstheme="majorBidi" w:eastAsiaTheme="majorEastAsia" w:hAnsiTheme="majorHAnsi"/>
+        <w:rFonts w:asciiTheme="majorHAnsi" w:cstheme="majorBidi" w:hAnsiTheme="majorHAnsi" w:eastAsia="黑体"/>
         <w:b/>
         <w:bCs/>
       </w:rPr>
@@ -5182,7 +5531,7 @@
         <w:spacing w:after="0" w:before="0" w:line="240" w:lineRule="auto"/>
       </w:pPr>
       <w:rPr>
-        <w:rFonts w:asciiTheme="majorHAnsi" w:cstheme="majorBidi" w:eastAsiaTheme="majorEastAsia" w:hAnsiTheme="majorHAnsi"/>
+        <w:rFonts w:asciiTheme="majorHAnsi" w:cstheme="majorBidi" w:hAnsiTheme="majorHAnsi" w:eastAsia="黑体"/>
         <w:b/>
         <w:bCs/>
       </w:rPr>
@@ -5203,7 +5552,7 @@
         <w:spacing w:after="0" w:before="0" w:line="240" w:lineRule="auto"/>
       </w:pPr>
       <w:rPr>
-        <w:rFonts w:asciiTheme="majorHAnsi" w:cstheme="majorBidi" w:eastAsiaTheme="majorEastAsia" w:hAnsiTheme="majorHAnsi"/>
+        <w:rFonts w:asciiTheme="majorHAnsi" w:cstheme="majorBidi" w:hAnsiTheme="majorHAnsi" w:eastAsia="黑体"/>
         <w:b/>
         <w:bCs/>
       </w:rPr>
@@ -5221,14 +5570,14 @@
     </w:tblStylePr>
     <w:tblStylePr w:type="firstCol">
       <w:rPr>
-        <w:rFonts w:asciiTheme="majorHAnsi" w:cstheme="majorBidi" w:eastAsiaTheme="majorEastAsia" w:hAnsiTheme="majorHAnsi"/>
+        <w:rFonts w:asciiTheme="majorHAnsi" w:cstheme="majorBidi" w:hAnsiTheme="majorHAnsi" w:eastAsia="黑体"/>
         <w:b/>
         <w:bCs/>
       </w:rPr>
     </w:tblStylePr>
     <w:tblStylePr w:type="lastCol">
       <w:rPr>
-        <w:rFonts w:asciiTheme="majorHAnsi" w:cstheme="majorBidi" w:eastAsiaTheme="majorEastAsia" w:hAnsiTheme="majorHAnsi"/>
+        <w:rFonts w:asciiTheme="majorHAnsi" w:cstheme="majorBidi" w:hAnsiTheme="majorHAnsi" w:eastAsia="黑体"/>
         <w:b/>
         <w:bCs/>
       </w:rPr>
@@ -5312,7 +5661,7 @@
         <w:spacing w:after="0" w:before="0" w:line="240" w:lineRule="auto"/>
       </w:pPr>
       <w:rPr>
-        <w:rFonts w:asciiTheme="majorHAnsi" w:cstheme="majorBidi" w:eastAsiaTheme="majorEastAsia" w:hAnsiTheme="majorHAnsi"/>
+        <w:rFonts w:asciiTheme="majorHAnsi" w:cstheme="majorBidi" w:hAnsiTheme="majorHAnsi" w:eastAsia="黑体"/>
         <w:b/>
         <w:bCs/>
       </w:rPr>
@@ -5333,7 +5682,7 @@
         <w:spacing w:after="0" w:before="0" w:line="240" w:lineRule="auto"/>
       </w:pPr>
       <w:rPr>
-        <w:rFonts w:asciiTheme="majorHAnsi" w:cstheme="majorBidi" w:eastAsiaTheme="majorEastAsia" w:hAnsiTheme="majorHAnsi"/>
+        <w:rFonts w:asciiTheme="majorHAnsi" w:cstheme="majorBidi" w:hAnsiTheme="majorHAnsi" w:eastAsia="黑体"/>
         <w:b/>
         <w:bCs/>
       </w:rPr>
@@ -5351,14 +5700,14 @@
     </w:tblStylePr>
     <w:tblStylePr w:type="firstCol">
       <w:rPr>
-        <w:rFonts w:asciiTheme="majorHAnsi" w:cstheme="majorBidi" w:eastAsiaTheme="majorEastAsia" w:hAnsiTheme="majorHAnsi"/>
+        <w:rFonts w:asciiTheme="majorHAnsi" w:cstheme="majorBidi" w:hAnsiTheme="majorHAnsi" w:eastAsia="黑体"/>
         <w:b/>
         <w:bCs/>
       </w:rPr>
     </w:tblStylePr>
     <w:tblStylePr w:type="lastCol">
       <w:rPr>
-        <w:rFonts w:asciiTheme="majorHAnsi" w:cstheme="majorBidi" w:eastAsiaTheme="majorEastAsia" w:hAnsiTheme="majorHAnsi"/>
+        <w:rFonts w:asciiTheme="majorHAnsi" w:cstheme="majorBidi" w:hAnsiTheme="majorHAnsi" w:eastAsia="黑体"/>
         <w:b/>
         <w:bCs/>
       </w:rPr>
@@ -5442,7 +5791,7 @@
         <w:spacing w:after="0" w:before="0" w:line="240" w:lineRule="auto"/>
       </w:pPr>
       <w:rPr>
-        <w:rFonts w:asciiTheme="majorHAnsi" w:cstheme="majorBidi" w:eastAsiaTheme="majorEastAsia" w:hAnsiTheme="majorHAnsi"/>
+        <w:rFonts w:asciiTheme="majorHAnsi" w:cstheme="majorBidi" w:hAnsiTheme="majorHAnsi" w:eastAsia="黑体"/>
         <w:b/>
         <w:bCs/>
       </w:rPr>
@@ -5463,7 +5812,7 @@
         <w:spacing w:after="0" w:before="0" w:line="240" w:lineRule="auto"/>
       </w:pPr>
       <w:rPr>
-        <w:rFonts w:asciiTheme="majorHAnsi" w:cstheme="majorBidi" w:eastAsiaTheme="majorEastAsia" w:hAnsiTheme="majorHAnsi"/>
+        <w:rFonts w:asciiTheme="majorHAnsi" w:cstheme="majorBidi" w:hAnsiTheme="majorHAnsi" w:eastAsia="黑体"/>
         <w:b/>
         <w:bCs/>
       </w:rPr>
@@ -5481,14 +5830,14 @@
     </w:tblStylePr>
     <w:tblStylePr w:type="firstCol">
       <w:rPr>
-        <w:rFonts w:asciiTheme="majorHAnsi" w:cstheme="majorBidi" w:eastAsiaTheme="majorEastAsia" w:hAnsiTheme="majorHAnsi"/>
+        <w:rFonts w:asciiTheme="majorHAnsi" w:cstheme="majorBidi" w:hAnsiTheme="majorHAnsi" w:eastAsia="黑体"/>
         <w:b/>
         <w:bCs/>
       </w:rPr>
     </w:tblStylePr>
     <w:tblStylePr w:type="lastCol">
       <w:rPr>
-        <w:rFonts w:asciiTheme="majorHAnsi" w:cstheme="majorBidi" w:eastAsiaTheme="majorEastAsia" w:hAnsiTheme="majorHAnsi"/>
+        <w:rFonts w:asciiTheme="majorHAnsi" w:cstheme="majorBidi" w:hAnsiTheme="majorHAnsi" w:eastAsia="黑体"/>
         <w:b/>
         <w:bCs/>
       </w:rPr>
@@ -5572,7 +5921,7 @@
         <w:spacing w:after="0" w:before="0" w:line="240" w:lineRule="auto"/>
       </w:pPr>
       <w:rPr>
-        <w:rFonts w:asciiTheme="majorHAnsi" w:cstheme="majorBidi" w:eastAsiaTheme="majorEastAsia" w:hAnsiTheme="majorHAnsi"/>
+        <w:rFonts w:asciiTheme="majorHAnsi" w:cstheme="majorBidi" w:hAnsiTheme="majorHAnsi" w:eastAsia="黑体"/>
         <w:b/>
         <w:bCs/>
       </w:rPr>
@@ -5593,7 +5942,7 @@
         <w:spacing w:after="0" w:before="0" w:line="240" w:lineRule="auto"/>
       </w:pPr>
       <w:rPr>
-        <w:rFonts w:asciiTheme="majorHAnsi" w:cstheme="majorBidi" w:eastAsiaTheme="majorEastAsia" w:hAnsiTheme="majorHAnsi"/>
+        <w:rFonts w:asciiTheme="majorHAnsi" w:cstheme="majorBidi" w:hAnsiTheme="majorHAnsi" w:eastAsia="黑体"/>
         <w:b/>
         <w:bCs/>
       </w:rPr>
@@ -5611,14 +5960,14 @@
     </w:tblStylePr>
     <w:tblStylePr w:type="firstCol">
       <w:rPr>
-        <w:rFonts w:asciiTheme="majorHAnsi" w:cstheme="majorBidi" w:eastAsiaTheme="majorEastAsia" w:hAnsiTheme="majorHAnsi"/>
+        <w:rFonts w:asciiTheme="majorHAnsi" w:cstheme="majorBidi" w:hAnsiTheme="majorHAnsi" w:eastAsia="黑体"/>
         <w:b/>
         <w:bCs/>
       </w:rPr>
     </w:tblStylePr>
     <w:tblStylePr w:type="lastCol">
       <w:rPr>
-        <w:rFonts w:asciiTheme="majorHAnsi" w:cstheme="majorBidi" w:eastAsiaTheme="majorEastAsia" w:hAnsiTheme="majorHAnsi"/>
+        <w:rFonts w:asciiTheme="majorHAnsi" w:cstheme="majorBidi" w:hAnsiTheme="majorHAnsi" w:eastAsia="黑体"/>
         <w:b/>
         <w:bCs/>
       </w:rPr>
@@ -5702,7 +6051,7 @@
         <w:spacing w:after="0" w:before="0" w:line="240" w:lineRule="auto"/>
       </w:pPr>
       <w:rPr>
-        <w:rFonts w:asciiTheme="majorHAnsi" w:cstheme="majorBidi" w:eastAsiaTheme="majorEastAsia" w:hAnsiTheme="majorHAnsi"/>
+        <w:rFonts w:asciiTheme="majorHAnsi" w:cstheme="majorBidi" w:hAnsiTheme="majorHAnsi" w:eastAsia="黑体"/>
         <w:b/>
         <w:bCs/>
       </w:rPr>
@@ -5723,7 +6072,7 @@
         <w:spacing w:after="0" w:before="0" w:line="240" w:lineRule="auto"/>
       </w:pPr>
       <w:rPr>
-        <w:rFonts w:asciiTheme="majorHAnsi" w:cstheme="majorBidi" w:eastAsiaTheme="majorEastAsia" w:hAnsiTheme="majorHAnsi"/>
+        <w:rFonts w:asciiTheme="majorHAnsi" w:cstheme="majorBidi" w:hAnsiTheme="majorHAnsi" w:eastAsia="黑体"/>
         <w:b/>
         <w:bCs/>
       </w:rPr>
@@ -5741,14 +6090,14 @@
     </w:tblStylePr>
     <w:tblStylePr w:type="firstCol">
       <w:rPr>
-        <w:rFonts w:asciiTheme="majorHAnsi" w:cstheme="majorBidi" w:eastAsiaTheme="majorEastAsia" w:hAnsiTheme="majorHAnsi"/>
+        <w:rFonts w:asciiTheme="majorHAnsi" w:cstheme="majorBidi" w:hAnsiTheme="majorHAnsi" w:eastAsia="黑体"/>
         <w:b/>
         <w:bCs/>
       </w:rPr>
     </w:tblStylePr>
     <w:tblStylePr w:type="lastCol">
       <w:rPr>
-        <w:rFonts w:asciiTheme="majorHAnsi" w:cstheme="majorBidi" w:eastAsiaTheme="majorEastAsia" w:hAnsiTheme="majorHAnsi"/>
+        <w:rFonts w:asciiTheme="majorHAnsi" w:cstheme="majorBidi" w:hAnsiTheme="majorHAnsi" w:eastAsia="黑体"/>
         <w:b/>
         <w:bCs/>
       </w:rPr>
@@ -5832,7 +6181,7 @@
         <w:spacing w:after="0" w:before="0" w:line="240" w:lineRule="auto"/>
       </w:pPr>
       <w:rPr>
-        <w:rFonts w:asciiTheme="majorHAnsi" w:cstheme="majorBidi" w:eastAsiaTheme="majorEastAsia" w:hAnsiTheme="majorHAnsi"/>
+        <w:rFonts w:asciiTheme="majorHAnsi" w:cstheme="majorBidi" w:hAnsiTheme="majorHAnsi" w:eastAsia="黑体"/>
         <w:b/>
         <w:bCs/>
       </w:rPr>
@@ -5853,7 +6202,7 @@
         <w:spacing w:after="0" w:before="0" w:line="240" w:lineRule="auto"/>
       </w:pPr>
       <w:rPr>
-        <w:rFonts w:asciiTheme="majorHAnsi" w:cstheme="majorBidi" w:eastAsiaTheme="majorEastAsia" w:hAnsiTheme="majorHAnsi"/>
+        <w:rFonts w:asciiTheme="majorHAnsi" w:cstheme="majorBidi" w:hAnsiTheme="majorHAnsi" w:eastAsia="黑体"/>
         <w:b/>
         <w:bCs/>
       </w:rPr>
@@ -5871,14 +6220,14 @@
     </w:tblStylePr>
     <w:tblStylePr w:type="firstCol">
       <w:rPr>
-        <w:rFonts w:asciiTheme="majorHAnsi" w:cstheme="majorBidi" w:eastAsiaTheme="majorEastAsia" w:hAnsiTheme="majorHAnsi"/>
+        <w:rFonts w:asciiTheme="majorHAnsi" w:cstheme="majorBidi" w:hAnsiTheme="majorHAnsi" w:eastAsia="黑体"/>
         <w:b/>
         <w:bCs/>
       </w:rPr>
     </w:tblStylePr>
     <w:tblStylePr w:type="lastCol">
       <w:rPr>
-        <w:rFonts w:asciiTheme="majorHAnsi" w:cstheme="majorBidi" w:eastAsiaTheme="majorEastAsia" w:hAnsiTheme="majorHAnsi"/>
+        <w:rFonts w:asciiTheme="majorHAnsi" w:cstheme="majorBidi" w:hAnsiTheme="majorHAnsi" w:eastAsia="黑体"/>
         <w:b/>
         <w:bCs/>
       </w:rPr>
@@ -5961,6 +6310,7 @@
         <w:spacing w:after="0" w:before="0" w:line="240" w:lineRule="auto"/>
       </w:pPr>
       <w:rPr>
+        <w:rFonts w:eastAsia="黑体"/>
         <w:b/>
         <w:bCs/>
         <w:color w:themeColor="background1" w:val="FFFFFF"/>
@@ -5983,6 +6333,7 @@
         <w:spacing w:after="0" w:before="0" w:line="240" w:lineRule="auto"/>
       </w:pPr>
       <w:rPr>
+        <w:rFonts w:eastAsia="黑体"/>
         <w:b/>
         <w:bCs/>
       </w:rPr>
@@ -6000,12 +6351,14 @@
     </w:tblStylePr>
     <w:tblStylePr w:type="firstCol">
       <w:rPr>
+        <w:rFonts w:eastAsia="黑体"/>
         <w:b/>
         <w:bCs/>
       </w:rPr>
     </w:tblStylePr>
     <w:tblStylePr w:type="lastCol">
       <w:rPr>
+        <w:rFonts w:eastAsia="黑体"/>
         <w:b/>
         <w:bCs/>
       </w:rPr>
@@ -6067,6 +6420,7 @@
         <w:spacing w:after="0" w:before="0" w:line="240" w:lineRule="auto"/>
       </w:pPr>
       <w:rPr>
+        <w:rFonts w:eastAsia="黑体"/>
         <w:b/>
         <w:bCs/>
         <w:color w:themeColor="background1" w:val="FFFFFF"/>
@@ -6089,6 +6443,7 @@
         <w:spacing w:after="0" w:before="0" w:line="240" w:lineRule="auto"/>
       </w:pPr>
       <w:rPr>
+        <w:rFonts w:eastAsia="黑体"/>
         <w:b/>
         <w:bCs/>
       </w:rPr>
@@ -6106,12 +6461,14 @@
     </w:tblStylePr>
     <w:tblStylePr w:type="firstCol">
       <w:rPr>
+        <w:rFonts w:eastAsia="黑体"/>
         <w:b/>
         <w:bCs/>
       </w:rPr>
     </w:tblStylePr>
     <w:tblStylePr w:type="lastCol">
       <w:rPr>
+        <w:rFonts w:eastAsia="黑体"/>
         <w:b/>
         <w:bCs/>
       </w:rPr>
@@ -6173,6 +6530,7 @@
         <w:spacing w:after="0" w:before="0" w:line="240" w:lineRule="auto"/>
       </w:pPr>
       <w:rPr>
+        <w:rFonts w:eastAsia="黑体"/>
         <w:b/>
         <w:bCs/>
         <w:color w:themeColor="background1" w:val="FFFFFF"/>
@@ -6195,6 +6553,7 @@
         <w:spacing w:after="0" w:before="0" w:line="240" w:lineRule="auto"/>
       </w:pPr>
       <w:rPr>
+        <w:rFonts w:eastAsia="黑体"/>
         <w:b/>
         <w:bCs/>
       </w:rPr>
@@ -6212,12 +6571,14 @@
     </w:tblStylePr>
     <w:tblStylePr w:type="firstCol">
       <w:rPr>
+        <w:rFonts w:eastAsia="黑体"/>
         <w:b/>
         <w:bCs/>
       </w:rPr>
     </w:tblStylePr>
     <w:tblStylePr w:type="lastCol">
       <w:rPr>
+        <w:rFonts w:eastAsia="黑体"/>
         <w:b/>
         <w:bCs/>
       </w:rPr>
@@ -6279,6 +6640,7 @@
         <w:spacing w:after="0" w:before="0" w:line="240" w:lineRule="auto"/>
       </w:pPr>
       <w:rPr>
+        <w:rFonts w:eastAsia="黑体"/>
         <w:b/>
         <w:bCs/>
         <w:color w:themeColor="background1" w:val="FFFFFF"/>
@@ -6301,6 +6663,7 @@
         <w:spacing w:after="0" w:before="0" w:line="240" w:lineRule="auto"/>
       </w:pPr>
       <w:rPr>
+        <w:rFonts w:eastAsia="黑体"/>
         <w:b/>
         <w:bCs/>
       </w:rPr>
@@ -6318,12 +6681,14 @@
     </w:tblStylePr>
     <w:tblStylePr w:type="firstCol">
       <w:rPr>
+        <w:rFonts w:eastAsia="黑体"/>
         <w:b/>
         <w:bCs/>
       </w:rPr>
     </w:tblStylePr>
     <w:tblStylePr w:type="lastCol">
       <w:rPr>
+        <w:rFonts w:eastAsia="黑体"/>
         <w:b/>
         <w:bCs/>
       </w:rPr>
@@ -6385,6 +6750,7 @@
         <w:spacing w:after="0" w:before="0" w:line="240" w:lineRule="auto"/>
       </w:pPr>
       <w:rPr>
+        <w:rFonts w:eastAsia="黑体"/>
         <w:b/>
         <w:bCs/>
         <w:color w:themeColor="background1" w:val="FFFFFF"/>
@@ -6407,6 +6773,7 @@
         <w:spacing w:after="0" w:before="0" w:line="240" w:lineRule="auto"/>
       </w:pPr>
       <w:rPr>
+        <w:rFonts w:eastAsia="黑体"/>
         <w:b/>
         <w:bCs/>
       </w:rPr>
@@ -6424,12 +6791,14 @@
     </w:tblStylePr>
     <w:tblStylePr w:type="firstCol">
       <w:rPr>
+        <w:rFonts w:eastAsia="黑体"/>
         <w:b/>
         <w:bCs/>
       </w:rPr>
     </w:tblStylePr>
     <w:tblStylePr w:type="lastCol">
       <w:rPr>
+        <w:rFonts w:eastAsia="黑体"/>
         <w:b/>
         <w:bCs/>
       </w:rPr>
@@ -6491,6 +6860,7 @@
         <w:spacing w:after="0" w:before="0" w:line="240" w:lineRule="auto"/>
       </w:pPr>
       <w:rPr>
+        <w:rFonts w:eastAsia="黑体"/>
         <w:b/>
         <w:bCs/>
         <w:color w:themeColor="background1" w:val="FFFFFF"/>
@@ -6513,6 +6883,7 @@
         <w:spacing w:after="0" w:before="0" w:line="240" w:lineRule="auto"/>
       </w:pPr>
       <w:rPr>
+        <w:rFonts w:eastAsia="黑体"/>
         <w:b/>
         <w:bCs/>
       </w:rPr>
@@ -6530,12 +6901,14 @@
     </w:tblStylePr>
     <w:tblStylePr w:type="firstCol">
       <w:rPr>
+        <w:rFonts w:eastAsia="黑体"/>
         <w:b/>
         <w:bCs/>
       </w:rPr>
     </w:tblStylePr>
     <w:tblStylePr w:type="lastCol">
       <w:rPr>
+        <w:rFonts w:eastAsia="黑体"/>
         <w:b/>
         <w:bCs/>
       </w:rPr>
@@ -6597,6 +6970,7 @@
         <w:spacing w:after="0" w:before="0" w:line="240" w:lineRule="auto"/>
       </w:pPr>
       <w:rPr>
+        <w:rFonts w:eastAsia="黑体"/>
         <w:b/>
         <w:bCs/>
         <w:color w:themeColor="background1" w:val="FFFFFF"/>
@@ -6619,6 +6993,7 @@
         <w:spacing w:after="0" w:before="0" w:line="240" w:lineRule="auto"/>
       </w:pPr>
       <w:rPr>
+        <w:rFonts w:eastAsia="黑体"/>
         <w:b/>
         <w:bCs/>
       </w:rPr>
@@ -6636,12 +7011,14 @@
     </w:tblStylePr>
     <w:tblStylePr w:type="firstCol">
       <w:rPr>
+        <w:rFonts w:eastAsia="黑体"/>
         <w:b/>
         <w:bCs/>
       </w:rPr>
     </w:tblStylePr>
     <w:tblStylePr w:type="lastCol">
       <w:rPr>
+        <w:rFonts w:eastAsia="黑体"/>
         <w:b/>
         <w:bCs/>
       </w:rPr>
@@ -6700,6 +7077,7 @@
         <w:spacing w:after="0" w:before="0" w:line="240" w:lineRule="auto"/>
       </w:pPr>
       <w:rPr>
+        <w:rFonts w:eastAsia="黑体"/>
         <w:b/>
         <w:bCs/>
         <w:color w:themeColor="background1" w:val="FFFFFF"/>
@@ -6722,6 +7100,7 @@
         <w:spacing w:after="0" w:before="0" w:line="240" w:lineRule="auto"/>
       </w:pPr>
       <w:rPr>
+        <w:rFonts w:eastAsia="黑体"/>
         <w:color w:val="auto"/>
       </w:rPr>
       <w:tblPr/>
@@ -6739,6 +7118,7 @@
     </w:tblStylePr>
     <w:tblStylePr w:type="firstCol">
       <w:rPr>
+        <w:rFonts w:eastAsia="黑体"/>
         <w:b/>
         <w:bCs/>
         <w:color w:themeColor="background1" w:val="FFFFFF"/>
@@ -6758,6 +7138,7 @@
     </w:tblStylePr>
     <w:tblStylePr w:type="lastCol">
       <w:rPr>
+        <w:rFonts w:eastAsia="黑体"/>
         <w:b/>
         <w:bCs/>
         <w:color w:themeColor="background1" w:val="FFFFFF"/>
@@ -6806,6 +7187,7 @@
     </w:tblStylePr>
     <w:tblStylePr w:type="nwCell">
       <w:rPr>
+        <w:rFonts w:eastAsia="黑体"/>
         <w:color w:themeColor="background1" w:val="FFFFFF"/>
       </w:rPr>
       <w:tblPr/>
@@ -6849,6 +7231,7 @@
         <w:spacing w:after="0" w:before="0" w:line="240" w:lineRule="auto"/>
       </w:pPr>
       <w:rPr>
+        <w:rFonts w:eastAsia="黑体"/>
         <w:b/>
         <w:bCs/>
         <w:color w:themeColor="background1" w:val="FFFFFF"/>
@@ -6871,6 +7254,7 @@
         <w:spacing w:after="0" w:before="0" w:line="240" w:lineRule="auto"/>
       </w:pPr>
       <w:rPr>
+        <w:rFonts w:eastAsia="黑体"/>
         <w:color w:val="auto"/>
       </w:rPr>
       <w:tblPr/>
@@ -6888,6 +7272,7 @@
     </w:tblStylePr>
     <w:tblStylePr w:type="firstCol">
       <w:rPr>
+        <w:rFonts w:eastAsia="黑体"/>
         <w:b/>
         <w:bCs/>
         <w:color w:themeColor="background1" w:val="FFFFFF"/>
@@ -6907,6 +7292,7 @@
     </w:tblStylePr>
     <w:tblStylePr w:type="lastCol">
       <w:rPr>
+        <w:rFonts w:eastAsia="黑体"/>
         <w:b/>
         <w:bCs/>
         <w:color w:themeColor="background1" w:val="FFFFFF"/>
@@ -6955,6 +7341,7 @@
     </w:tblStylePr>
     <w:tblStylePr w:type="nwCell">
       <w:rPr>
+        <w:rFonts w:eastAsia="黑体"/>
         <w:color w:themeColor="background1" w:val="FFFFFF"/>
       </w:rPr>
       <w:tblPr/>
@@ -6998,6 +7385,7 @@
         <w:spacing w:after="0" w:before="0" w:line="240" w:lineRule="auto"/>
       </w:pPr>
       <w:rPr>
+        <w:rFonts w:eastAsia="黑体"/>
         <w:b/>
         <w:bCs/>
         <w:color w:themeColor="background1" w:val="FFFFFF"/>
@@ -7020,6 +7408,7 @@
         <w:spacing w:after="0" w:before="0" w:line="240" w:lineRule="auto"/>
       </w:pPr>
       <w:rPr>
+        <w:rFonts w:eastAsia="黑体"/>
         <w:color w:val="auto"/>
       </w:rPr>
       <w:tblPr/>
@@ -7037,6 +7426,7 @@
     </w:tblStylePr>
     <w:tblStylePr w:type="firstCol">
       <w:rPr>
+        <w:rFonts w:eastAsia="黑体"/>
         <w:b/>
         <w:bCs/>
         <w:color w:themeColor="background1" w:val="FFFFFF"/>
@@ -7056,6 +7446,7 @@
     </w:tblStylePr>
     <w:tblStylePr w:type="lastCol">
       <w:rPr>
+        <w:rFonts w:eastAsia="黑体"/>
         <w:b/>
         <w:bCs/>
         <w:color w:themeColor="background1" w:val="FFFFFF"/>
@@ -7104,6 +7495,7 @@
     </w:tblStylePr>
     <w:tblStylePr w:type="nwCell">
       <w:rPr>
+        <w:rFonts w:eastAsia="黑体"/>
         <w:color w:themeColor="background1" w:val="FFFFFF"/>
       </w:rPr>
       <w:tblPr/>
@@ -7147,6 +7539,7 @@
         <w:spacing w:after="0" w:before="0" w:line="240" w:lineRule="auto"/>
       </w:pPr>
       <w:rPr>
+        <w:rFonts w:eastAsia="黑体"/>
         <w:b/>
         <w:bCs/>
         <w:color w:themeColor="background1" w:val="FFFFFF"/>
@@ -7169,6 +7562,7 @@
         <w:spacing w:after="0" w:before="0" w:line="240" w:lineRule="auto"/>
       </w:pPr>
       <w:rPr>
+        <w:rFonts w:eastAsia="黑体"/>
         <w:color w:val="auto"/>
       </w:rPr>
       <w:tblPr/>
@@ -7186,6 +7580,7 @@
     </w:tblStylePr>
     <w:tblStylePr w:type="firstCol">
       <w:rPr>
+        <w:rFonts w:eastAsia="黑体"/>
         <w:b/>
         <w:bCs/>
         <w:color w:themeColor="background1" w:val="FFFFFF"/>
@@ -7205,6 +7600,7 @@
     </w:tblStylePr>
     <w:tblStylePr w:type="lastCol">
       <w:rPr>
+        <w:rFonts w:eastAsia="黑体"/>
         <w:b/>
         <w:bCs/>
         <w:color w:themeColor="background1" w:val="FFFFFF"/>
@@ -7253,6 +7649,7 @@
     </w:tblStylePr>
     <w:tblStylePr w:type="nwCell">
       <w:rPr>
+        <w:rFonts w:eastAsia="黑体"/>
         <w:color w:themeColor="background1" w:val="FFFFFF"/>
       </w:rPr>
       <w:tblPr/>
@@ -7296,6 +7693,7 @@
         <w:spacing w:after="0" w:before="0" w:line="240" w:lineRule="auto"/>
       </w:pPr>
       <w:rPr>
+        <w:rFonts w:eastAsia="黑体"/>
         <w:b/>
         <w:bCs/>
         <w:color w:themeColor="background1" w:val="FFFFFF"/>
@@ -7318,6 +7716,7 @@
         <w:spacing w:after="0" w:before="0" w:line="240" w:lineRule="auto"/>
       </w:pPr>
       <w:rPr>
+        <w:rFonts w:eastAsia="黑体"/>
         <w:color w:val="auto"/>
       </w:rPr>
       <w:tblPr/>
@@ -7335,6 +7734,7 @@
     </w:tblStylePr>
     <w:tblStylePr w:type="firstCol">
       <w:rPr>
+        <w:rFonts w:eastAsia="黑体"/>
         <w:b/>
         <w:bCs/>
         <w:color w:themeColor="background1" w:val="FFFFFF"/>
@@ -7354,6 +7754,7 @@
     </w:tblStylePr>
     <w:tblStylePr w:type="lastCol">
       <w:rPr>
+        <w:rFonts w:eastAsia="黑体"/>
         <w:b/>
         <w:bCs/>
         <w:color w:themeColor="background1" w:val="FFFFFF"/>
@@ -7402,6 +7803,7 @@
     </w:tblStylePr>
     <w:tblStylePr w:type="nwCell">
       <w:rPr>
+        <w:rFonts w:eastAsia="黑体"/>
         <w:color w:themeColor="background1" w:val="FFFFFF"/>
       </w:rPr>
       <w:tblPr/>
@@ -7445,6 +7847,7 @@
         <w:spacing w:after="0" w:before="0" w:line="240" w:lineRule="auto"/>
       </w:pPr>
       <w:rPr>
+        <w:rFonts w:eastAsia="黑体"/>
         <w:b/>
         <w:bCs/>
         <w:color w:themeColor="background1" w:val="FFFFFF"/>
@@ -7467,6 +7870,7 @@
         <w:spacing w:after="0" w:before="0" w:line="240" w:lineRule="auto"/>
       </w:pPr>
       <w:rPr>
+        <w:rFonts w:eastAsia="黑体"/>
         <w:color w:val="auto"/>
       </w:rPr>
       <w:tblPr/>
@@ -7484,6 +7888,7 @@
     </w:tblStylePr>
     <w:tblStylePr w:type="firstCol">
       <w:rPr>
+        <w:rFonts w:eastAsia="黑体"/>
         <w:b/>
         <w:bCs/>
         <w:color w:themeColor="background1" w:val="FFFFFF"/>
@@ -7503,6 +7908,7 @@
     </w:tblStylePr>
     <w:tblStylePr w:type="lastCol">
       <w:rPr>
+        <w:rFonts w:eastAsia="黑体"/>
         <w:b/>
         <w:bCs/>
         <w:color w:themeColor="background1" w:val="FFFFFF"/>
@@ -7551,6 +7957,7 @@
     </w:tblStylePr>
     <w:tblStylePr w:type="nwCell">
       <w:rPr>
+        <w:rFonts w:eastAsia="黑体"/>
         <w:color w:themeColor="background1" w:val="FFFFFF"/>
       </w:rPr>
       <w:tblPr/>
@@ -7594,6 +8001,7 @@
         <w:spacing w:after="0" w:before="0" w:line="240" w:lineRule="auto"/>
       </w:pPr>
       <w:rPr>
+        <w:rFonts w:eastAsia="黑体"/>
         <w:b/>
         <w:bCs/>
         <w:color w:themeColor="background1" w:val="FFFFFF"/>
@@ -7616,6 +8024,7 @@
         <w:spacing w:after="0" w:before="0" w:line="240" w:lineRule="auto"/>
       </w:pPr>
       <w:rPr>
+        <w:rFonts w:eastAsia="黑体"/>
         <w:color w:val="auto"/>
       </w:rPr>
       <w:tblPr/>
@@ -7633,6 +8042,7 @@
     </w:tblStylePr>
     <w:tblStylePr w:type="firstCol">
       <w:rPr>
+        <w:rFonts w:eastAsia="黑体"/>
         <w:b/>
         <w:bCs/>
         <w:color w:themeColor="background1" w:val="FFFFFF"/>
@@ -7652,6 +8062,7 @@
     </w:tblStylePr>
     <w:tblStylePr w:type="lastCol">
       <w:rPr>
+        <w:rFonts w:eastAsia="黑体"/>
         <w:b/>
         <w:bCs/>
         <w:color w:themeColor="background1" w:val="FFFFFF"/>
@@ -7700,6 +8111,7 @@
     </w:tblStylePr>
     <w:tblStylePr w:type="nwCell">
       <w:rPr>
+        <w:rFonts w:eastAsia="黑体"/>
         <w:color w:themeColor="background1" w:val="FFFFFF"/>
       </w:rPr>
       <w:tblPr/>
@@ -7724,6 +8136,7 @@
       <w:spacing w:after="0" w:line="240" w:lineRule="auto"/>
     </w:pPr>
     <w:rPr>
+      <w:rFonts w:eastAsia="黑体"/>
       <w:color w:themeColor="text1" w:val="000000"/>
     </w:rPr>
     <w:tblPr>
@@ -7743,7 +8156,7 @@
     </w:tblPr>
     <w:tblStylePr w:type="firstRow">
       <w:rPr>
-        <w:rFonts w:asciiTheme="majorHAnsi" w:cstheme="majorBidi" w:eastAsiaTheme="majorEastAsia" w:hAnsiTheme="majorHAnsi"/>
+        <w:rFonts w:asciiTheme="majorHAnsi" w:cstheme="majorBidi" w:hAnsiTheme="majorHAnsi" w:eastAsia="黑体"/>
       </w:rPr>
       <w:tblPr/>
       <w:tcPr>
@@ -7755,6 +8168,7 @@
     </w:tblStylePr>
     <w:tblStylePr w:type="lastRow">
       <w:rPr>
+        <w:rFonts w:eastAsia="黑体"/>
         <w:b/>
         <w:bCs/>
         <w:color w:themeColor="text2" w:val="1F497D"/>
@@ -7769,12 +8183,14 @@
     </w:tblStylePr>
     <w:tblStylePr w:type="firstCol">
       <w:rPr>
+        <w:rFonts w:eastAsia="黑体"/>
         <w:b/>
         <w:bCs/>
       </w:rPr>
     </w:tblStylePr>
     <w:tblStylePr w:type="lastCol">
       <w:rPr>
+        <w:rFonts w:eastAsia="黑体"/>
         <w:b/>
         <w:bCs/>
       </w:rPr>
@@ -7808,6 +8224,7 @@
       <w:spacing w:after="0" w:line="240" w:lineRule="auto"/>
     </w:pPr>
     <w:rPr>
+      <w:rFonts w:eastAsia="黑体"/>
       <w:color w:themeColor="text1" w:val="000000"/>
     </w:rPr>
     <w:tblPr>
@@ -7827,7 +8244,7 @@
     </w:tblPr>
     <w:tblStylePr w:type="firstRow">
       <w:rPr>
-        <w:rFonts w:asciiTheme="majorHAnsi" w:cstheme="majorBidi" w:eastAsiaTheme="majorEastAsia" w:hAnsiTheme="majorHAnsi"/>
+        <w:rFonts w:asciiTheme="majorHAnsi" w:cstheme="majorBidi" w:hAnsiTheme="majorHAnsi" w:eastAsia="黑体"/>
       </w:rPr>
       <w:tblPr/>
       <w:tcPr>
@@ -7839,6 +8256,7 @@
     </w:tblStylePr>
     <w:tblStylePr w:type="lastRow">
       <w:rPr>
+        <w:rFonts w:eastAsia="黑体"/>
         <w:b/>
         <w:bCs/>
         <w:color w:themeColor="text2" w:val="1F497D"/>
@@ -7853,12 +8271,14 @@
     </w:tblStylePr>
     <w:tblStylePr w:type="firstCol">
       <w:rPr>
+        <w:rFonts w:eastAsia="黑体"/>
         <w:b/>
         <w:bCs/>
       </w:rPr>
     </w:tblStylePr>
     <w:tblStylePr w:type="lastCol">
       <w:rPr>
+        <w:rFonts w:eastAsia="黑体"/>
         <w:b/>
         <w:bCs/>
       </w:rPr>
@@ -7892,6 +8312,7 @@
       <w:spacing w:after="0" w:line="240" w:lineRule="auto"/>
     </w:pPr>
     <w:rPr>
+      <w:rFonts w:eastAsia="黑体"/>
       <w:color w:themeColor="text1" w:val="000000"/>
     </w:rPr>
     <w:tblPr>
@@ -7911,7 +8332,7 @@
     </w:tblPr>
     <w:tblStylePr w:type="firstRow">
       <w:rPr>
-        <w:rFonts w:asciiTheme="majorHAnsi" w:cstheme="majorBidi" w:eastAsiaTheme="majorEastAsia" w:hAnsiTheme="majorHAnsi"/>
+        <w:rFonts w:asciiTheme="majorHAnsi" w:cstheme="majorBidi" w:hAnsiTheme="majorHAnsi" w:eastAsia="黑体"/>
       </w:rPr>
       <w:tblPr/>
       <w:tcPr>
@@ -7923,6 +8344,7 @@
     </w:tblStylePr>
     <w:tblStylePr w:type="lastRow">
       <w:rPr>
+        <w:rFonts w:eastAsia="黑体"/>
         <w:b/>
         <w:bCs/>
         <w:color w:themeColor="text2" w:val="1F497D"/>
@@ -7937,12 +8359,14 @@
     </w:tblStylePr>
     <w:tblStylePr w:type="firstCol">
       <w:rPr>
+        <w:rFonts w:eastAsia="黑体"/>
         <w:b/>
         <w:bCs/>
       </w:rPr>
     </w:tblStylePr>
     <w:tblStylePr w:type="lastCol">
       <w:rPr>
+        <w:rFonts w:eastAsia="黑体"/>
         <w:b/>
         <w:bCs/>
       </w:rPr>
@@ -7976,6 +8400,7 @@
       <w:spacing w:after="0" w:line="240" w:lineRule="auto"/>
     </w:pPr>
     <w:rPr>
+      <w:rFonts w:eastAsia="黑体"/>
       <w:color w:themeColor="text1" w:val="000000"/>
     </w:rPr>
     <w:tblPr>
@@ -7995,7 +8420,7 @@
     </w:tblPr>
     <w:tblStylePr w:type="firstRow">
       <w:rPr>
-        <w:rFonts w:asciiTheme="majorHAnsi" w:cstheme="majorBidi" w:eastAsiaTheme="majorEastAsia" w:hAnsiTheme="majorHAnsi"/>
+        <w:rFonts w:asciiTheme="majorHAnsi" w:cstheme="majorBidi" w:hAnsiTheme="majorHAnsi" w:eastAsia="黑体"/>
       </w:rPr>
       <w:tblPr/>
       <w:tcPr>
@@ -8007,6 +8432,7 @@
     </w:tblStylePr>
     <w:tblStylePr w:type="lastRow">
       <w:rPr>
+        <w:rFonts w:eastAsia="黑体"/>
         <w:b/>
         <w:bCs/>
         <w:color w:themeColor="text2" w:val="1F497D"/>
@@ -8021,12 +8447,14 @@
     </w:tblStylePr>
     <w:tblStylePr w:type="firstCol">
       <w:rPr>
+        <w:rFonts w:eastAsia="黑体"/>
         <w:b/>
         <w:bCs/>
       </w:rPr>
     </w:tblStylePr>
     <w:tblStylePr w:type="lastCol">
       <w:rPr>
+        <w:rFonts w:eastAsia="黑体"/>
         <w:b/>
         <w:bCs/>
       </w:rPr>
@@ -8060,6 +8488,7 @@
       <w:spacing w:after="0" w:line="240" w:lineRule="auto"/>
     </w:pPr>
     <w:rPr>
+      <w:rFonts w:eastAsia="黑体"/>
       <w:color w:themeColor="text1" w:val="000000"/>
     </w:rPr>
     <w:tblPr>
@@ -8079,7 +8508,7 @@
     </w:tblPr>
     <w:tblStylePr w:type="firstRow">
       <w:rPr>
-        <w:rFonts w:asciiTheme="majorHAnsi" w:cstheme="majorBidi" w:eastAsiaTheme="majorEastAsia" w:hAnsiTheme="majorHAnsi"/>
+        <w:rFonts w:asciiTheme="majorHAnsi" w:cstheme="majorBidi" w:hAnsiTheme="majorHAnsi" w:eastAsia="黑体"/>
       </w:rPr>
       <w:tblPr/>
       <w:tcPr>
@@ -8091,6 +8520,7 @@
     </w:tblStylePr>
     <w:tblStylePr w:type="lastRow">
       <w:rPr>
+        <w:rFonts w:eastAsia="黑体"/>
         <w:b/>
         <w:bCs/>
         <w:color w:themeColor="text2" w:val="1F497D"/>
@@ -8105,12 +8535,14 @@
     </w:tblStylePr>
     <w:tblStylePr w:type="firstCol">
       <w:rPr>
+        <w:rFonts w:eastAsia="黑体"/>
         <w:b/>
         <w:bCs/>
       </w:rPr>
     </w:tblStylePr>
     <w:tblStylePr w:type="lastCol">
       <w:rPr>
+        <w:rFonts w:eastAsia="黑体"/>
         <w:b/>
         <w:bCs/>
       </w:rPr>
@@ -8144,6 +8576,7 @@
       <w:spacing w:after="0" w:line="240" w:lineRule="auto"/>
     </w:pPr>
     <w:rPr>
+      <w:rFonts w:eastAsia="黑体"/>
       <w:color w:themeColor="text1" w:val="000000"/>
     </w:rPr>
     <w:tblPr>
@@ -8163,7 +8596,7 @@
     </w:tblPr>
     <w:tblStylePr w:type="firstRow">
       <w:rPr>
-        <w:rFonts w:asciiTheme="majorHAnsi" w:cstheme="majorBidi" w:eastAsiaTheme="majorEastAsia" w:hAnsiTheme="majorHAnsi"/>
+        <w:rFonts w:asciiTheme="majorHAnsi" w:cstheme="majorBidi" w:hAnsiTheme="majorHAnsi" w:eastAsia="黑体"/>
       </w:rPr>
       <w:tblPr/>
       <w:tcPr>
@@ -8175,6 +8608,7 @@
     </w:tblStylePr>
     <w:tblStylePr w:type="lastRow">
       <w:rPr>
+        <w:rFonts w:eastAsia="黑体"/>
         <w:b/>
         <w:bCs/>
         <w:color w:themeColor="text2" w:val="1F497D"/>
@@ -8189,12 +8623,14 @@
     </w:tblStylePr>
     <w:tblStylePr w:type="firstCol">
       <w:rPr>
+        <w:rFonts w:eastAsia="黑体"/>
         <w:b/>
         <w:bCs/>
       </w:rPr>
     </w:tblStylePr>
     <w:tblStylePr w:type="lastCol">
       <w:rPr>
+        <w:rFonts w:eastAsia="黑体"/>
         <w:b/>
         <w:bCs/>
       </w:rPr>
@@ -8228,6 +8664,7 @@
       <w:spacing w:after="0" w:line="240" w:lineRule="auto"/>
     </w:pPr>
     <w:rPr>
+      <w:rFonts w:eastAsia="黑体"/>
       <w:color w:themeColor="text1" w:val="000000"/>
     </w:rPr>
     <w:tblPr>
@@ -8247,7 +8684,7 @@
     </w:tblPr>
     <w:tblStylePr w:type="firstRow">
       <w:rPr>
-        <w:rFonts w:asciiTheme="majorHAnsi" w:cstheme="majorBidi" w:eastAsiaTheme="majorEastAsia" w:hAnsiTheme="majorHAnsi"/>
+        <w:rFonts w:asciiTheme="majorHAnsi" w:cstheme="majorBidi" w:hAnsiTheme="majorHAnsi" w:eastAsia="黑体"/>
       </w:rPr>
       <w:tblPr/>
       <w:tcPr>
@@ -8259,6 +8696,7 @@
     </w:tblStylePr>
     <w:tblStylePr w:type="lastRow">
       <w:rPr>
+        <w:rFonts w:eastAsia="黑体"/>
         <w:b/>
         <w:bCs/>
         <w:color w:themeColor="text2" w:val="1F497D"/>
@@ -8273,12 +8711,14 @@
     </w:tblStylePr>
     <w:tblStylePr w:type="firstCol">
       <w:rPr>
+        <w:rFonts w:eastAsia="黑体"/>
         <w:b/>
         <w:bCs/>
       </w:rPr>
     </w:tblStylePr>
     <w:tblStylePr w:type="lastCol">
       <w:rPr>
+        <w:rFonts w:eastAsia="黑体"/>
         <w:b/>
         <w:bCs/>
       </w:rPr>
@@ -8312,7 +8752,7 @@
       <w:spacing w:after="0" w:line="240" w:lineRule="auto"/>
     </w:pPr>
     <w:rPr>
-      <w:rFonts w:asciiTheme="majorHAnsi" w:cstheme="majorBidi" w:eastAsiaTheme="majorEastAsia" w:hAnsiTheme="majorHAnsi"/>
+      <w:rFonts w:asciiTheme="majorHAnsi" w:cstheme="majorBidi" w:hAnsiTheme="majorHAnsi" w:eastAsia="黑体"/>
       <w:color w:themeColor="text1" w:val="000000"/>
     </w:rPr>
     <w:tblPr>
@@ -8334,6 +8774,7 @@
     </w:tblPr>
     <w:tblStylePr w:type="firstRow">
       <w:rPr>
+        <w:rFonts w:eastAsia="黑体"/>
         <w:sz w:val="24"/>
         <w:szCs w:val="24"/>
       </w:rPr>
@@ -8440,7 +8881,7 @@
       <w:spacing w:after="0" w:line="240" w:lineRule="auto"/>
     </w:pPr>
     <w:rPr>
-      <w:rFonts w:asciiTheme="majorHAnsi" w:cstheme="majorBidi" w:eastAsiaTheme="majorEastAsia" w:hAnsiTheme="majorHAnsi"/>
+      <w:rFonts w:asciiTheme="majorHAnsi" w:cstheme="majorBidi" w:hAnsiTheme="majorHAnsi" w:eastAsia="黑体"/>
       <w:color w:themeColor="text1" w:val="000000"/>
     </w:rPr>
     <w:tblPr>
@@ -8462,6 +8903,7 @@
     </w:tblPr>
     <w:tblStylePr w:type="firstRow">
       <w:rPr>
+        <w:rFonts w:eastAsia="黑体"/>
         <w:sz w:val="24"/>
         <w:szCs w:val="24"/>
       </w:rPr>
@@ -8568,7 +9010,7 @@
       <w:spacing w:after="0" w:line="240" w:lineRule="auto"/>
     </w:pPr>
     <w:rPr>
-      <w:rFonts w:asciiTheme="majorHAnsi" w:cstheme="majorBidi" w:eastAsiaTheme="majorEastAsia" w:hAnsiTheme="majorHAnsi"/>
+      <w:rFonts w:asciiTheme="majorHAnsi" w:cstheme="majorBidi" w:hAnsiTheme="majorHAnsi" w:eastAsia="黑体"/>
       <w:color w:themeColor="text1" w:val="000000"/>
     </w:rPr>
     <w:tblPr>
@@ -8590,6 +9032,7 @@
     </w:tblPr>
     <w:tblStylePr w:type="firstRow">
       <w:rPr>
+        <w:rFonts w:eastAsia="黑体"/>
         <w:sz w:val="24"/>
         <w:szCs w:val="24"/>
       </w:rPr>
@@ -8696,7 +9139,7 @@
       <w:spacing w:after="0" w:line="240" w:lineRule="auto"/>
     </w:pPr>
     <w:rPr>
-      <w:rFonts w:asciiTheme="majorHAnsi" w:cstheme="majorBidi" w:eastAsiaTheme="majorEastAsia" w:hAnsiTheme="majorHAnsi"/>
+      <w:rFonts w:asciiTheme="majorHAnsi" w:cstheme="majorBidi" w:hAnsiTheme="majorHAnsi" w:eastAsia="黑体"/>
       <w:color w:themeColor="text1" w:val="000000"/>
     </w:rPr>
     <w:tblPr>
@@ -8718,6 +9161,7 @@
     </w:tblPr>
     <w:tblStylePr w:type="firstRow">
       <w:rPr>
+        <w:rFonts w:eastAsia="黑体"/>
         <w:sz w:val="24"/>
         <w:szCs w:val="24"/>
       </w:rPr>
@@ -8824,7 +9268,7 @@
       <w:spacing w:after="0" w:line="240" w:lineRule="auto"/>
     </w:pPr>
     <w:rPr>
-      <w:rFonts w:asciiTheme="majorHAnsi" w:cstheme="majorBidi" w:eastAsiaTheme="majorEastAsia" w:hAnsiTheme="majorHAnsi"/>
+      <w:rFonts w:asciiTheme="majorHAnsi" w:cstheme="majorBidi" w:hAnsiTheme="majorHAnsi" w:eastAsia="黑体"/>
       <w:color w:themeColor="text1" w:val="000000"/>
     </w:rPr>
     <w:tblPr>
@@ -8846,6 +9290,7 @@
     </w:tblPr>
     <w:tblStylePr w:type="firstRow">
       <w:rPr>
+        <w:rFonts w:eastAsia="黑体"/>
         <w:sz w:val="24"/>
         <w:szCs w:val="24"/>
       </w:rPr>
@@ -8952,7 +9397,7 @@
       <w:spacing w:after="0" w:line="240" w:lineRule="auto"/>
     </w:pPr>
     <w:rPr>
-      <w:rFonts w:asciiTheme="majorHAnsi" w:cstheme="majorBidi" w:eastAsiaTheme="majorEastAsia" w:hAnsiTheme="majorHAnsi"/>
+      <w:rFonts w:asciiTheme="majorHAnsi" w:cstheme="majorBidi" w:hAnsiTheme="majorHAnsi" w:eastAsia="黑体"/>
       <w:color w:themeColor="text1" w:val="000000"/>
     </w:rPr>
     <w:tblPr>
@@ -8974,6 +9419,7 @@
     </w:tblPr>
     <w:tblStylePr w:type="firstRow">
       <w:rPr>
+        <w:rFonts w:eastAsia="黑体"/>
         <w:sz w:val="24"/>
         <w:szCs w:val="24"/>
       </w:rPr>
@@ -9080,7 +9526,7 @@
       <w:spacing w:after="0" w:line="240" w:lineRule="auto"/>
     </w:pPr>
     <w:rPr>
-      <w:rFonts w:asciiTheme="majorHAnsi" w:cstheme="majorBidi" w:eastAsiaTheme="majorEastAsia" w:hAnsiTheme="majorHAnsi"/>
+      <w:rFonts w:asciiTheme="majorHAnsi" w:cstheme="majorBidi" w:hAnsiTheme="majorHAnsi" w:eastAsia="黑体"/>
       <w:color w:themeColor="text1" w:val="000000"/>
     </w:rPr>
     <w:tblPr>
@@ -9102,6 +9548,7 @@
     </w:tblPr>
     <w:tblStylePr w:type="firstRow">
       <w:rPr>
+        <w:rFonts w:eastAsia="黑体"/>
         <w:sz w:val="24"/>
         <w:szCs w:val="24"/>
       </w:rPr>
@@ -9231,12 +9678,14 @@
     </w:tcPr>
     <w:tblStylePr w:type="firstRow">
       <w:rPr>
+        <w:rFonts w:eastAsia="黑体"/>
         <w:b/>
         <w:bCs/>
       </w:rPr>
     </w:tblStylePr>
     <w:tblStylePr w:type="lastRow">
       <w:rPr>
+        <w:rFonts w:eastAsia="黑体"/>
         <w:b/>
         <w:bCs/>
       </w:rPr>
@@ -9249,12 +9698,14 @@
     </w:tblStylePr>
     <w:tblStylePr w:type="firstCol">
       <w:rPr>
+        <w:rFonts w:eastAsia="黑体"/>
         <w:b/>
         <w:bCs/>
       </w:rPr>
     </w:tblStylePr>
     <w:tblStylePr w:type="lastCol">
       <w:rPr>
+        <w:rFonts w:eastAsia="黑体"/>
         <w:b/>
         <w:bCs/>
       </w:rPr>
@@ -9304,12 +9755,14 @@
     </w:tcPr>
     <w:tblStylePr w:type="firstRow">
       <w:rPr>
+        <w:rFonts w:eastAsia="黑体"/>
         <w:b/>
         <w:bCs/>
       </w:rPr>
     </w:tblStylePr>
     <w:tblStylePr w:type="lastRow">
       <w:rPr>
+        <w:rFonts w:eastAsia="黑体"/>
         <w:b/>
         <w:bCs/>
       </w:rPr>
@@ -9322,12 +9775,14 @@
     </w:tblStylePr>
     <w:tblStylePr w:type="firstCol">
       <w:rPr>
+        <w:rFonts w:eastAsia="黑体"/>
         <w:b/>
         <w:bCs/>
       </w:rPr>
     </w:tblStylePr>
     <w:tblStylePr w:type="lastCol">
       <w:rPr>
+        <w:rFonts w:eastAsia="黑体"/>
         <w:b/>
         <w:bCs/>
       </w:rPr>
@@ -9377,12 +9832,14 @@
     </w:tcPr>
     <w:tblStylePr w:type="firstRow">
       <w:rPr>
+        <w:rFonts w:eastAsia="黑体"/>
         <w:b/>
         <w:bCs/>
       </w:rPr>
     </w:tblStylePr>
     <w:tblStylePr w:type="lastRow">
       <w:rPr>
+        <w:rFonts w:eastAsia="黑体"/>
         <w:b/>
         <w:bCs/>
       </w:rPr>
@@ -9395,12 +9852,14 @@
     </w:tblStylePr>
     <w:tblStylePr w:type="firstCol">
       <w:rPr>
+        <w:rFonts w:eastAsia="黑体"/>
         <w:b/>
         <w:bCs/>
       </w:rPr>
     </w:tblStylePr>
     <w:tblStylePr w:type="lastCol">
       <w:rPr>
+        <w:rFonts w:eastAsia="黑体"/>
         <w:b/>
         <w:bCs/>
       </w:rPr>
@@ -9450,12 +9909,14 @@
     </w:tcPr>
     <w:tblStylePr w:type="firstRow">
       <w:rPr>
+        <w:rFonts w:eastAsia="黑体"/>
         <w:b/>
         <w:bCs/>
       </w:rPr>
     </w:tblStylePr>
     <w:tblStylePr w:type="lastRow">
       <w:rPr>
+        <w:rFonts w:eastAsia="黑体"/>
         <w:b/>
         <w:bCs/>
       </w:rPr>
@@ -9468,12 +9929,14 @@
     </w:tblStylePr>
     <w:tblStylePr w:type="firstCol">
       <w:rPr>
+        <w:rFonts w:eastAsia="黑体"/>
         <w:b/>
         <w:bCs/>
       </w:rPr>
     </w:tblStylePr>
     <w:tblStylePr w:type="lastCol">
       <w:rPr>
+        <w:rFonts w:eastAsia="黑体"/>
         <w:b/>
         <w:bCs/>
       </w:rPr>
@@ -9523,12 +9986,14 @@
     </w:tcPr>
     <w:tblStylePr w:type="firstRow">
       <w:rPr>
+        <w:rFonts w:eastAsia="黑体"/>
         <w:b/>
         <w:bCs/>
       </w:rPr>
     </w:tblStylePr>
     <w:tblStylePr w:type="lastRow">
       <w:rPr>
+        <w:rFonts w:eastAsia="黑体"/>
         <w:b/>
         <w:bCs/>
       </w:rPr>
@@ -9541,12 +10006,14 @@
     </w:tblStylePr>
     <w:tblStylePr w:type="firstCol">
       <w:rPr>
+        <w:rFonts w:eastAsia="黑体"/>
         <w:b/>
         <w:bCs/>
       </w:rPr>
     </w:tblStylePr>
     <w:tblStylePr w:type="lastCol">
       <w:rPr>
+        <w:rFonts w:eastAsia="黑体"/>
         <w:b/>
         <w:bCs/>
       </w:rPr>
@@ -9596,12 +10063,14 @@
     </w:tcPr>
     <w:tblStylePr w:type="firstRow">
       <w:rPr>
+        <w:rFonts w:eastAsia="黑体"/>
         <w:b/>
         <w:bCs/>
       </w:rPr>
     </w:tblStylePr>
     <w:tblStylePr w:type="lastRow">
       <w:rPr>
+        <w:rFonts w:eastAsia="黑体"/>
         <w:b/>
         <w:bCs/>
       </w:rPr>
@@ -9614,12 +10083,14 @@
     </w:tblStylePr>
     <w:tblStylePr w:type="firstCol">
       <w:rPr>
+        <w:rFonts w:eastAsia="黑体"/>
         <w:b/>
         <w:bCs/>
       </w:rPr>
     </w:tblStylePr>
     <w:tblStylePr w:type="lastCol">
       <w:rPr>
+        <w:rFonts w:eastAsia="黑体"/>
         <w:b/>
         <w:bCs/>
       </w:rPr>
@@ -9669,12 +10140,14 @@
     </w:tcPr>
     <w:tblStylePr w:type="firstRow">
       <w:rPr>
+        <w:rFonts w:eastAsia="黑体"/>
         <w:b/>
         <w:bCs/>
       </w:rPr>
     </w:tblStylePr>
     <w:tblStylePr w:type="lastRow">
       <w:rPr>
+        <w:rFonts w:eastAsia="黑体"/>
         <w:b/>
         <w:bCs/>
       </w:rPr>
@@ -9687,12 +10160,14 @@
     </w:tblStylePr>
     <w:tblStylePr w:type="firstCol">
       <w:rPr>
+        <w:rFonts w:eastAsia="黑体"/>
         <w:b/>
         <w:bCs/>
       </w:rPr>
     </w:tblStylePr>
     <w:tblStylePr w:type="lastCol">
       <w:rPr>
+        <w:rFonts w:eastAsia="黑体"/>
         <w:b/>
         <w:bCs/>
       </w:rPr>
@@ -9719,7 +10194,7 @@
       <w:spacing w:after="0" w:line="240" w:lineRule="auto"/>
     </w:pPr>
     <w:rPr>
-      <w:rFonts w:asciiTheme="majorHAnsi" w:cstheme="majorBidi" w:eastAsiaTheme="majorEastAsia" w:hAnsiTheme="majorHAnsi"/>
+      <w:rFonts w:asciiTheme="majorHAnsi" w:cstheme="majorBidi" w:hAnsiTheme="majorHAnsi" w:eastAsia="黑体"/>
       <w:color w:themeColor="text1" w:val="000000"/>
     </w:rPr>
     <w:tblPr>
@@ -9746,6 +10221,7 @@
     </w:tcPr>
     <w:tblStylePr w:type="firstRow">
       <w:rPr>
+        <w:rFonts w:eastAsia="黑体"/>
         <w:b/>
         <w:bCs/>
         <w:color w:themeColor="text1" w:val="000000"/>
@@ -9757,6 +10233,7 @@
     </w:tblStylePr>
     <w:tblStylePr w:type="lastRow">
       <w:rPr>
+        <w:rFonts w:eastAsia="黑体"/>
         <w:b/>
         <w:bCs/>
         <w:color w:themeColor="text1" w:val="000000"/>
@@ -9776,6 +10253,7 @@
     </w:tblStylePr>
     <w:tblStylePr w:type="firstCol">
       <w:rPr>
+        <w:rFonts w:eastAsia="黑体"/>
         <w:b/>
         <w:bCs/>
         <w:color w:themeColor="text1" w:val="000000"/>
@@ -9795,6 +10273,7 @@
     </w:tblStylePr>
     <w:tblStylePr w:type="lastCol">
       <w:rPr>
+        <w:rFonts w:eastAsia="黑体"/>
         <w:b w:val="0"/>
         <w:bCs w:val="0"/>
         <w:color w:themeColor="text1" w:val="000000"/>
@@ -9844,7 +10323,7 @@
       <w:spacing w:after="0" w:line="240" w:lineRule="auto"/>
     </w:pPr>
     <w:rPr>
-      <w:rFonts w:asciiTheme="majorHAnsi" w:cstheme="majorBidi" w:eastAsiaTheme="majorEastAsia" w:hAnsiTheme="majorHAnsi"/>
+      <w:rFonts w:asciiTheme="majorHAnsi" w:cstheme="majorBidi" w:hAnsiTheme="majorHAnsi" w:eastAsia="黑体"/>
       <w:color w:themeColor="text1" w:val="000000"/>
     </w:rPr>
     <w:tblPr>
@@ -9871,6 +10350,7 @@
     </w:tcPr>
     <w:tblStylePr w:type="firstRow">
       <w:rPr>
+        <w:rFonts w:eastAsia="黑体"/>
         <w:b/>
         <w:bCs/>
         <w:color w:themeColor="text1" w:val="000000"/>
@@ -9882,6 +10362,7 @@
     </w:tblStylePr>
     <w:tblStylePr w:type="lastRow">
       <w:rPr>
+        <w:rFonts w:eastAsia="黑体"/>
         <w:b/>
         <w:bCs/>
         <w:color w:themeColor="text1" w:val="000000"/>
@@ -9901,6 +10382,7 @@
     </w:tblStylePr>
     <w:tblStylePr w:type="firstCol">
       <w:rPr>
+        <w:rFonts w:eastAsia="黑体"/>
         <w:b/>
         <w:bCs/>
         <w:color w:themeColor="text1" w:val="000000"/>
@@ -9920,6 +10402,7 @@
     </w:tblStylePr>
     <w:tblStylePr w:type="lastCol">
       <w:rPr>
+        <w:rFonts w:eastAsia="黑体"/>
         <w:b w:val="0"/>
         <w:bCs w:val="0"/>
         <w:color w:themeColor="text1" w:val="000000"/>
@@ -9969,7 +10452,7 @@
       <w:spacing w:after="0" w:line="240" w:lineRule="auto"/>
     </w:pPr>
     <w:rPr>
-      <w:rFonts w:asciiTheme="majorHAnsi" w:cstheme="majorBidi" w:eastAsiaTheme="majorEastAsia" w:hAnsiTheme="majorHAnsi"/>
+      <w:rFonts w:asciiTheme="majorHAnsi" w:cstheme="majorBidi" w:hAnsiTheme="majorHAnsi" w:eastAsia="黑体"/>
       <w:color w:themeColor="text1" w:val="000000"/>
     </w:rPr>
     <w:tblPr>
@@ -9996,6 +10479,7 @@
     </w:tcPr>
     <w:tblStylePr w:type="firstRow">
       <w:rPr>
+        <w:rFonts w:eastAsia="黑体"/>
         <w:b/>
         <w:bCs/>
         <w:color w:themeColor="text1" w:val="000000"/>
@@ -10007,6 +10491,7 @@
     </w:tblStylePr>
     <w:tblStylePr w:type="lastRow">
       <w:rPr>
+        <w:rFonts w:eastAsia="黑体"/>
         <w:b/>
         <w:bCs/>
         <w:color w:themeColor="text1" w:val="000000"/>
@@ -10026,6 +10511,7 @@
     </w:tblStylePr>
     <w:tblStylePr w:type="firstCol">
       <w:rPr>
+        <w:rFonts w:eastAsia="黑体"/>
         <w:b/>
         <w:bCs/>
         <w:color w:themeColor="text1" w:val="000000"/>
@@ -10045,6 +10531,7 @@
     </w:tblStylePr>
     <w:tblStylePr w:type="lastCol">
       <w:rPr>
+        <w:rFonts w:eastAsia="黑体"/>
         <w:b w:val="0"/>
         <w:bCs w:val="0"/>
         <w:color w:themeColor="text1" w:val="000000"/>
@@ -10094,7 +10581,7 @@
       <w:spacing w:after="0" w:line="240" w:lineRule="auto"/>
     </w:pPr>
     <w:rPr>
-      <w:rFonts w:asciiTheme="majorHAnsi" w:cstheme="majorBidi" w:eastAsiaTheme="majorEastAsia" w:hAnsiTheme="majorHAnsi"/>
+      <w:rFonts w:asciiTheme="majorHAnsi" w:cstheme="majorBidi" w:hAnsiTheme="majorHAnsi" w:eastAsia="黑体"/>
       <w:color w:themeColor="text1" w:val="000000"/>
     </w:rPr>
     <w:tblPr>
@@ -10121,6 +10608,7 @@
     </w:tcPr>
     <w:tblStylePr w:type="firstRow">
       <w:rPr>
+        <w:rFonts w:eastAsia="黑体"/>
         <w:b/>
         <w:bCs/>
         <w:color w:themeColor="text1" w:val="000000"/>
@@ -10132,6 +10620,7 @@
     </w:tblStylePr>
     <w:tblStylePr w:type="lastRow">
       <w:rPr>
+        <w:rFonts w:eastAsia="黑体"/>
         <w:b/>
         <w:bCs/>
         <w:color w:themeColor="text1" w:val="000000"/>
@@ -10151,6 +10640,7 @@
     </w:tblStylePr>
     <w:tblStylePr w:type="firstCol">
       <w:rPr>
+        <w:rFonts w:eastAsia="黑体"/>
         <w:b/>
         <w:bCs/>
         <w:color w:themeColor="text1" w:val="000000"/>
@@ -10170,6 +10660,7 @@
     </w:tblStylePr>
     <w:tblStylePr w:type="lastCol">
       <w:rPr>
+        <w:rFonts w:eastAsia="黑体"/>
         <w:b w:val="0"/>
         <w:bCs w:val="0"/>
         <w:color w:themeColor="text1" w:val="000000"/>
@@ -10219,7 +10710,7 @@
       <w:spacing w:after="0" w:line="240" w:lineRule="auto"/>
     </w:pPr>
     <w:rPr>
-      <w:rFonts w:asciiTheme="majorHAnsi" w:cstheme="majorBidi" w:eastAsiaTheme="majorEastAsia" w:hAnsiTheme="majorHAnsi"/>
+      <w:rFonts w:asciiTheme="majorHAnsi" w:cstheme="majorBidi" w:hAnsiTheme="majorHAnsi" w:eastAsia="黑体"/>
       <w:color w:themeColor="text1" w:val="000000"/>
     </w:rPr>
     <w:tblPr>
@@ -10246,6 +10737,7 @@
     </w:tcPr>
     <w:tblStylePr w:type="firstRow">
       <w:rPr>
+        <w:rFonts w:eastAsia="黑体"/>
         <w:b/>
         <w:bCs/>
         <w:color w:themeColor="text1" w:val="000000"/>
@@ -10257,6 +10749,7 @@
     </w:tblStylePr>
     <w:tblStylePr w:type="lastRow">
       <w:rPr>
+        <w:rFonts w:eastAsia="黑体"/>
         <w:b/>
         <w:bCs/>
         <w:color w:themeColor="text1" w:val="000000"/>
@@ -10276,6 +10769,7 @@
     </w:tblStylePr>
     <w:tblStylePr w:type="firstCol">
       <w:rPr>
+        <w:rFonts w:eastAsia="黑体"/>
         <w:b/>
         <w:bCs/>
         <w:color w:themeColor="text1" w:val="000000"/>
@@ -10295,6 +10789,7 @@
     </w:tblStylePr>
     <w:tblStylePr w:type="lastCol">
       <w:rPr>
+        <w:rFonts w:eastAsia="黑体"/>
         <w:b w:val="0"/>
         <w:bCs w:val="0"/>
         <w:color w:themeColor="text1" w:val="000000"/>
@@ -10344,7 +10839,7 @@
       <w:spacing w:after="0" w:line="240" w:lineRule="auto"/>
     </w:pPr>
     <w:rPr>
-      <w:rFonts w:asciiTheme="majorHAnsi" w:cstheme="majorBidi" w:eastAsiaTheme="majorEastAsia" w:hAnsiTheme="majorHAnsi"/>
+      <w:rFonts w:asciiTheme="majorHAnsi" w:cstheme="majorBidi" w:hAnsiTheme="majorHAnsi" w:eastAsia="黑体"/>
       <w:color w:themeColor="text1" w:val="000000"/>
     </w:rPr>
     <w:tblPr>
@@ -10371,6 +10866,7 @@
     </w:tcPr>
     <w:tblStylePr w:type="firstRow">
       <w:rPr>
+        <w:rFonts w:eastAsia="黑体"/>
         <w:b/>
         <w:bCs/>
         <w:color w:themeColor="text1" w:val="000000"/>
@@ -10382,6 +10878,7 @@
     </w:tblStylePr>
     <w:tblStylePr w:type="lastRow">
       <w:rPr>
+        <w:rFonts w:eastAsia="黑体"/>
         <w:b/>
         <w:bCs/>
         <w:color w:themeColor="text1" w:val="000000"/>
@@ -10401,6 +10898,7 @@
     </w:tblStylePr>
     <w:tblStylePr w:type="firstCol">
       <w:rPr>
+        <w:rFonts w:eastAsia="黑体"/>
         <w:b/>
         <w:bCs/>
         <w:color w:themeColor="text1" w:val="000000"/>
@@ -10420,6 +10918,7 @@
     </w:tblStylePr>
     <w:tblStylePr w:type="lastCol">
       <w:rPr>
+        <w:rFonts w:eastAsia="黑体"/>
         <w:b w:val="0"/>
         <w:bCs w:val="0"/>
         <w:color w:themeColor="text1" w:val="000000"/>
@@ -10469,7 +10968,7 @@
       <w:spacing w:after="0" w:line="240" w:lineRule="auto"/>
     </w:pPr>
     <w:rPr>
-      <w:rFonts w:asciiTheme="majorHAnsi" w:cstheme="majorBidi" w:eastAsiaTheme="majorEastAsia" w:hAnsiTheme="majorHAnsi"/>
+      <w:rFonts w:asciiTheme="majorHAnsi" w:cstheme="majorBidi" w:hAnsiTheme="majorHAnsi" w:eastAsia="黑体"/>
       <w:color w:themeColor="text1" w:val="000000"/>
     </w:rPr>
     <w:tblPr>
@@ -10496,6 +10995,7 @@
     </w:tcPr>
     <w:tblStylePr w:type="firstRow">
       <w:rPr>
+        <w:rFonts w:eastAsia="黑体"/>
         <w:b/>
         <w:bCs/>
         <w:color w:themeColor="text1" w:val="000000"/>
@@ -10507,6 +11007,7 @@
     </w:tblStylePr>
     <w:tblStylePr w:type="lastRow">
       <w:rPr>
+        <w:rFonts w:eastAsia="黑体"/>
         <w:b/>
         <w:bCs/>
         <w:color w:themeColor="text1" w:val="000000"/>
@@ -10526,6 +11027,7 @@
     </w:tblStylePr>
     <w:tblStylePr w:type="firstCol">
       <w:rPr>
+        <w:rFonts w:eastAsia="黑体"/>
         <w:b/>
         <w:bCs/>
         <w:color w:themeColor="text1" w:val="000000"/>
@@ -10545,6 +11047,7 @@
     </w:tblStylePr>
     <w:tblStylePr w:type="lastCol">
       <w:rPr>
+        <w:rFonts w:eastAsia="黑体"/>
         <w:b w:val="0"/>
         <w:bCs w:val="0"/>
         <w:color w:themeColor="text1" w:val="000000"/>
@@ -10617,6 +11120,7 @@
     </w:tcPr>
     <w:tblStylePr w:type="firstRow">
       <w:rPr>
+        <w:rFonts w:eastAsia="黑体"/>
         <w:b/>
         <w:bCs/>
         <w:i w:val="0"/>
@@ -10638,6 +11142,7 @@
     </w:tblStylePr>
     <w:tblStylePr w:type="lastRow">
       <w:rPr>
+        <w:rFonts w:eastAsia="黑体"/>
         <w:b/>
         <w:bCs/>
         <w:i w:val="0"/>
@@ -10659,6 +11164,7 @@
     </w:tblStylePr>
     <w:tblStylePr w:type="firstCol">
       <w:rPr>
+        <w:rFonts w:eastAsia="黑体"/>
         <w:b/>
         <w:bCs/>
         <w:i w:val="0"/>
@@ -10678,6 +11184,7 @@
     </w:tblStylePr>
     <w:tblStylePr w:type="lastCol">
       <w:rPr>
+        <w:rFonts w:eastAsia="黑体"/>
         <w:b/>
         <w:bCs/>
         <w:i w:val="0"/>
@@ -10758,6 +11265,7 @@
     </w:tcPr>
     <w:tblStylePr w:type="firstRow">
       <w:rPr>
+        <w:rFonts w:eastAsia="黑体"/>
         <w:b/>
         <w:bCs/>
         <w:i w:val="0"/>
@@ -10779,6 +11287,7 @@
     </w:tblStylePr>
     <w:tblStylePr w:type="lastRow">
       <w:rPr>
+        <w:rFonts w:eastAsia="黑体"/>
         <w:b/>
         <w:bCs/>
         <w:i w:val="0"/>
@@ -10800,6 +11309,7 @@
     </w:tblStylePr>
     <w:tblStylePr w:type="firstCol">
       <w:rPr>
+        <w:rFonts w:eastAsia="黑体"/>
         <w:b/>
         <w:bCs/>
         <w:i w:val="0"/>
@@ -10819,6 +11329,7 @@
     </w:tblStylePr>
     <w:tblStylePr w:type="lastCol">
       <w:rPr>
+        <w:rFonts w:eastAsia="黑体"/>
         <w:b/>
         <w:bCs/>
         <w:i w:val="0"/>
@@ -10899,6 +11410,7 @@
     </w:tcPr>
     <w:tblStylePr w:type="firstRow">
       <w:rPr>
+        <w:rFonts w:eastAsia="黑体"/>
         <w:b/>
         <w:bCs/>
         <w:i w:val="0"/>
@@ -10920,6 +11432,7 @@
     </w:tblStylePr>
     <w:tblStylePr w:type="lastRow">
       <w:rPr>
+        <w:rFonts w:eastAsia="黑体"/>
         <w:b/>
         <w:bCs/>
         <w:i w:val="0"/>
@@ -10941,6 +11454,7 @@
     </w:tblStylePr>
     <w:tblStylePr w:type="firstCol">
       <w:rPr>
+        <w:rFonts w:eastAsia="黑体"/>
         <w:b/>
         <w:bCs/>
         <w:i w:val="0"/>
@@ -10960,6 +11474,7 @@
     </w:tblStylePr>
     <w:tblStylePr w:type="lastCol">
       <w:rPr>
+        <w:rFonts w:eastAsia="黑体"/>
         <w:b/>
         <w:bCs/>
         <w:i w:val="0"/>
@@ -11040,6 +11555,7 @@
     </w:tcPr>
     <w:tblStylePr w:type="firstRow">
       <w:rPr>
+        <w:rFonts w:eastAsia="黑体"/>
         <w:b/>
         <w:bCs/>
         <w:i w:val="0"/>
@@ -11061,6 +11577,7 @@
     </w:tblStylePr>
     <w:tblStylePr w:type="lastRow">
       <w:rPr>
+        <w:rFonts w:eastAsia="黑体"/>
         <w:b/>
         <w:bCs/>
         <w:i w:val="0"/>
@@ -11082,6 +11599,7 @@
     </w:tblStylePr>
     <w:tblStylePr w:type="firstCol">
       <w:rPr>
+        <w:rFonts w:eastAsia="黑体"/>
         <w:b/>
         <w:bCs/>
         <w:i w:val="0"/>
@@ -11101,6 +11619,7 @@
     </w:tblStylePr>
     <w:tblStylePr w:type="lastCol">
       <w:rPr>
+        <w:rFonts w:eastAsia="黑体"/>
         <w:b/>
         <w:bCs/>
         <w:i w:val="0"/>
@@ -11181,6 +11700,7 @@
     </w:tcPr>
     <w:tblStylePr w:type="firstRow">
       <w:rPr>
+        <w:rFonts w:eastAsia="黑体"/>
         <w:b/>
         <w:bCs/>
         <w:i w:val="0"/>
@@ -11202,6 +11722,7 @@
     </w:tblStylePr>
     <w:tblStylePr w:type="lastRow">
       <w:rPr>
+        <w:rFonts w:eastAsia="黑体"/>
         <w:b/>
         <w:bCs/>
         <w:i w:val="0"/>
@@ -11223,6 +11744,7 @@
     </w:tblStylePr>
     <w:tblStylePr w:type="firstCol">
       <w:rPr>
+        <w:rFonts w:eastAsia="黑体"/>
         <w:b/>
         <w:bCs/>
         <w:i w:val="0"/>
@@ -11242,6 +11764,7 @@
     </w:tblStylePr>
     <w:tblStylePr w:type="lastCol">
       <w:rPr>
+        <w:rFonts w:eastAsia="黑体"/>
         <w:b/>
         <w:bCs/>
         <w:i w:val="0"/>
@@ -11322,6 +11845,7 @@
     </w:tcPr>
     <w:tblStylePr w:type="firstRow">
       <w:rPr>
+        <w:rFonts w:eastAsia="黑体"/>
         <w:b/>
         <w:bCs/>
         <w:i w:val="0"/>
@@ -11343,6 +11867,7 @@
     </w:tblStylePr>
     <w:tblStylePr w:type="lastRow">
       <w:rPr>
+        <w:rFonts w:eastAsia="黑体"/>
         <w:b/>
         <w:bCs/>
         <w:i w:val="0"/>
@@ -11364,6 +11889,7 @@
     </w:tblStylePr>
     <w:tblStylePr w:type="firstCol">
       <w:rPr>
+        <w:rFonts w:eastAsia="黑体"/>
         <w:b/>
         <w:bCs/>
         <w:i w:val="0"/>
@@ -11383,6 +11909,7 @@
     </w:tblStylePr>
     <w:tblStylePr w:type="lastCol">
       <w:rPr>
+        <w:rFonts w:eastAsia="黑体"/>
         <w:b/>
         <w:bCs/>
         <w:i w:val="0"/>
@@ -11463,6 +11990,7 @@
     </w:tcPr>
     <w:tblStylePr w:type="firstRow">
       <w:rPr>
+        <w:rFonts w:eastAsia="黑体"/>
         <w:b/>
         <w:bCs/>
         <w:i w:val="0"/>
@@ -11484,6 +12012,7 @@
     </w:tblStylePr>
     <w:tblStylePr w:type="lastRow">
       <w:rPr>
+        <w:rFonts w:eastAsia="黑体"/>
         <w:b/>
         <w:bCs/>
         <w:i w:val="0"/>
@@ -11505,6 +12034,7 @@
     </w:tblStylePr>
     <w:tblStylePr w:type="firstCol">
       <w:rPr>
+        <w:rFonts w:eastAsia="黑体"/>
         <w:b/>
         <w:bCs/>
         <w:i w:val="0"/>
@@ -11524,6 +12054,7 @@
     </w:tblStylePr>
     <w:tblStylePr w:type="lastCol">
       <w:rPr>
+        <w:rFonts w:eastAsia="黑体"/>
         <w:b/>
         <w:bCs/>
         <w:i w:val="0"/>
@@ -11581,6 +12112,7 @@
       <w:spacing w:after="0" w:line="240" w:lineRule="auto"/>
     </w:pPr>
     <w:rPr>
+      <w:rFonts w:eastAsia="黑体"/>
       <w:color w:themeColor="background1" w:val="FFFFFF"/>
     </w:rPr>
     <w:tblPr>
@@ -11599,6 +12131,7 @@
     </w:tcPr>
     <w:tblStylePr w:type="firstRow">
       <w:rPr>
+        <w:rFonts w:eastAsia="黑体"/>
         <w:b/>
         <w:bCs/>
       </w:rPr>
@@ -11695,6 +12228,7 @@
       <w:spacing w:after="0" w:line="240" w:lineRule="auto"/>
     </w:pPr>
     <w:rPr>
+      <w:rFonts w:eastAsia="黑体"/>
       <w:color w:themeColor="background1" w:val="FFFFFF"/>
     </w:rPr>
     <w:tblPr>
@@ -11713,6 +12247,7 @@
     </w:tcPr>
     <w:tblStylePr w:type="firstRow">
       <w:rPr>
+        <w:rFonts w:eastAsia="黑体"/>
         <w:b/>
         <w:bCs/>
       </w:rPr>
@@ -11809,6 +12344,7 @@
       <w:spacing w:after="0" w:line="240" w:lineRule="auto"/>
     </w:pPr>
     <w:rPr>
+      <w:rFonts w:eastAsia="黑体"/>
       <w:color w:themeColor="background1" w:val="FFFFFF"/>
     </w:rPr>
     <w:tblPr>
@@ -11827,6 +12363,7 @@
     </w:tcPr>
     <w:tblStylePr w:type="firstRow">
       <w:rPr>
+        <w:rFonts w:eastAsia="黑体"/>
         <w:b/>
         <w:bCs/>
       </w:rPr>
@@ -11923,6 +12460,7 @@
       <w:spacing w:after="0" w:line="240" w:lineRule="auto"/>
     </w:pPr>
     <w:rPr>
+      <w:rFonts w:eastAsia="黑体"/>
       <w:color w:themeColor="background1" w:val="FFFFFF"/>
     </w:rPr>
     <w:tblPr>
@@ -11941,6 +12479,7 @@
     </w:tcPr>
     <w:tblStylePr w:type="firstRow">
       <w:rPr>
+        <w:rFonts w:eastAsia="黑体"/>
         <w:b/>
         <w:bCs/>
       </w:rPr>
@@ -12037,6 +12576,7 @@
       <w:spacing w:after="0" w:line="240" w:lineRule="auto"/>
     </w:pPr>
     <w:rPr>
+      <w:rFonts w:eastAsia="黑体"/>
       <w:color w:themeColor="background1" w:val="FFFFFF"/>
     </w:rPr>
     <w:tblPr>
@@ -12055,6 +12595,7 @@
     </w:tcPr>
     <w:tblStylePr w:type="firstRow">
       <w:rPr>
+        <w:rFonts w:eastAsia="黑体"/>
         <w:b/>
         <w:bCs/>
       </w:rPr>
@@ -12151,6 +12692,7 @@
       <w:spacing w:after="0" w:line="240" w:lineRule="auto"/>
     </w:pPr>
     <w:rPr>
+      <w:rFonts w:eastAsia="黑体"/>
       <w:color w:themeColor="background1" w:val="FFFFFF"/>
     </w:rPr>
     <w:tblPr>
@@ -12169,6 +12711,7 @@
     </w:tcPr>
     <w:tblStylePr w:type="firstRow">
       <w:rPr>
+        <w:rFonts w:eastAsia="黑体"/>
         <w:b/>
         <w:bCs/>
       </w:rPr>
@@ -12265,6 +12808,7 @@
       <w:spacing w:after="0" w:line="240" w:lineRule="auto"/>
     </w:pPr>
     <w:rPr>
+      <w:rFonts w:eastAsia="黑体"/>
       <w:color w:themeColor="background1" w:val="FFFFFF"/>
     </w:rPr>
     <w:tblPr>
@@ -12283,6 +12827,7 @@
     </w:tcPr>
     <w:tblStylePr w:type="firstRow">
       <w:rPr>
+        <w:rFonts w:eastAsia="黑体"/>
         <w:b/>
         <w:bCs/>
       </w:rPr>
@@ -12379,6 +12924,7 @@
       <w:spacing w:after="0" w:line="240" w:lineRule="auto"/>
     </w:pPr>
     <w:rPr>
+      <w:rFonts w:eastAsia="黑体"/>
       <w:color w:themeColor="text1" w:val="000000"/>
     </w:rPr>
     <w:tblPr>
@@ -12405,6 +12951,7 @@
     </w:tcPr>
     <w:tblStylePr w:type="firstRow">
       <w:rPr>
+        <w:rFonts w:eastAsia="黑体"/>
         <w:b/>
         <w:bCs/>
       </w:rPr>
@@ -12423,6 +12970,7 @@
     </w:tblStylePr>
     <w:tblStylePr w:type="lastRow">
       <w:rPr>
+        <w:rFonts w:eastAsia="黑体"/>
         <w:b/>
         <w:bCs/>
         <w:color w:themeColor="background1" w:val="FFFFFF"/>
@@ -12437,6 +12985,7 @@
     </w:tblStylePr>
     <w:tblStylePr w:type="firstCol">
       <w:rPr>
+        <w:rFonts w:eastAsia="黑体"/>
         <w:color w:themeColor="background1" w:val="FFFFFF"/>
       </w:rPr>
       <w:tblPr/>
@@ -12454,6 +13003,7 @@
     </w:tblStylePr>
     <w:tblStylePr w:type="lastCol">
       <w:rPr>
+        <w:rFonts w:eastAsia="黑体"/>
         <w:color w:themeColor="background1" w:val="FFFFFF"/>
       </w:rPr>
       <w:tblPr/>
@@ -12483,11 +13033,13 @@
     </w:tblStylePr>
     <w:tblStylePr w:type="neCell">
       <w:rPr>
+        <w:rFonts w:eastAsia="黑体"/>
         <w:color w:themeColor="text1" w:val="000000"/>
       </w:rPr>
     </w:tblStylePr>
     <w:tblStylePr w:type="nwCell">
       <w:rPr>
+        <w:rFonts w:eastAsia="黑体"/>
         <w:color w:themeColor="text1" w:val="000000"/>
       </w:rPr>
     </w:tblStylePr>
@@ -12501,6 +13053,7 @@
       <w:spacing w:after="0" w:line="240" w:lineRule="auto"/>
     </w:pPr>
     <w:rPr>
+      <w:rFonts w:eastAsia="黑体"/>
       <w:color w:themeColor="text1" w:val="000000"/>
     </w:rPr>
     <w:tblPr>
@@ -12527,6 +13080,7 @@
     </w:tcPr>
     <w:tblStylePr w:type="firstRow">
       <w:rPr>
+        <w:rFonts w:eastAsia="黑体"/>
         <w:b/>
         <w:bCs/>
       </w:rPr>
@@ -12545,6 +13099,7 @@
     </w:tblStylePr>
     <w:tblStylePr w:type="lastRow">
       <w:rPr>
+        <w:rFonts w:eastAsia="黑体"/>
         <w:b/>
         <w:bCs/>
         <w:color w:themeColor="background1" w:val="FFFFFF"/>
@@ -12559,6 +13114,7 @@
     </w:tblStylePr>
     <w:tblStylePr w:type="firstCol">
       <w:rPr>
+        <w:rFonts w:eastAsia="黑体"/>
         <w:color w:themeColor="background1" w:val="FFFFFF"/>
       </w:rPr>
       <w:tblPr/>
@@ -12576,6 +13132,7 @@
     </w:tblStylePr>
     <w:tblStylePr w:type="lastCol">
       <w:rPr>
+        <w:rFonts w:eastAsia="黑体"/>
         <w:color w:themeColor="background1" w:val="FFFFFF"/>
       </w:rPr>
       <w:tblPr/>
@@ -12605,11 +13162,13 @@
     </w:tblStylePr>
     <w:tblStylePr w:type="neCell">
       <w:rPr>
+        <w:rFonts w:eastAsia="黑体"/>
         <w:color w:themeColor="text1" w:val="000000"/>
       </w:rPr>
     </w:tblStylePr>
     <w:tblStylePr w:type="nwCell">
       <w:rPr>
+        <w:rFonts w:eastAsia="黑体"/>
         <w:color w:themeColor="text1" w:val="000000"/>
       </w:rPr>
     </w:tblStylePr>
@@ -12623,6 +13182,7 @@
       <w:spacing w:after="0" w:line="240" w:lineRule="auto"/>
     </w:pPr>
     <w:rPr>
+      <w:rFonts w:eastAsia="黑体"/>
       <w:color w:themeColor="text1" w:val="000000"/>
     </w:rPr>
     <w:tblPr>
@@ -12649,6 +13209,7 @@
     </w:tcPr>
     <w:tblStylePr w:type="firstRow">
       <w:rPr>
+        <w:rFonts w:eastAsia="黑体"/>
         <w:b/>
         <w:bCs/>
       </w:rPr>
@@ -12667,6 +13228,7 @@
     </w:tblStylePr>
     <w:tblStylePr w:type="lastRow">
       <w:rPr>
+        <w:rFonts w:eastAsia="黑体"/>
         <w:b/>
         <w:bCs/>
         <w:color w:themeColor="background1" w:val="FFFFFF"/>
@@ -12681,6 +13243,7 @@
     </w:tblStylePr>
     <w:tblStylePr w:type="firstCol">
       <w:rPr>
+        <w:rFonts w:eastAsia="黑体"/>
         <w:color w:themeColor="background1" w:val="FFFFFF"/>
       </w:rPr>
       <w:tblPr/>
@@ -12698,6 +13261,7 @@
     </w:tblStylePr>
     <w:tblStylePr w:type="lastCol">
       <w:rPr>
+        <w:rFonts w:eastAsia="黑体"/>
         <w:color w:themeColor="background1" w:val="FFFFFF"/>
       </w:rPr>
       <w:tblPr/>
@@ -12727,11 +13291,13 @@
     </w:tblStylePr>
     <w:tblStylePr w:type="neCell">
       <w:rPr>
+        <w:rFonts w:eastAsia="黑体"/>
         <w:color w:themeColor="text1" w:val="000000"/>
       </w:rPr>
     </w:tblStylePr>
     <w:tblStylePr w:type="nwCell">
       <w:rPr>
+        <w:rFonts w:eastAsia="黑体"/>
         <w:color w:themeColor="text1" w:val="000000"/>
       </w:rPr>
     </w:tblStylePr>
@@ -12745,6 +13311,7 @@
       <w:spacing w:after="0" w:line="240" w:lineRule="auto"/>
     </w:pPr>
     <w:rPr>
+      <w:rFonts w:eastAsia="黑体"/>
       <w:color w:themeColor="text1" w:val="000000"/>
     </w:rPr>
     <w:tblPr>
@@ -12771,6 +13338,7 @@
     </w:tcPr>
     <w:tblStylePr w:type="firstRow">
       <w:rPr>
+        <w:rFonts w:eastAsia="黑体"/>
         <w:b/>
         <w:bCs/>
       </w:rPr>
@@ -12789,6 +13357,7 @@
     </w:tblStylePr>
     <w:tblStylePr w:type="lastRow">
       <w:rPr>
+        <w:rFonts w:eastAsia="黑体"/>
         <w:b/>
         <w:bCs/>
         <w:color w:themeColor="background1" w:val="FFFFFF"/>
@@ -12803,6 +13372,7 @@
     </w:tblStylePr>
     <w:tblStylePr w:type="firstCol">
       <w:rPr>
+        <w:rFonts w:eastAsia="黑体"/>
         <w:color w:themeColor="background1" w:val="FFFFFF"/>
       </w:rPr>
       <w:tblPr/>
@@ -12820,6 +13390,7 @@
     </w:tblStylePr>
     <w:tblStylePr w:type="lastCol">
       <w:rPr>
+        <w:rFonts w:eastAsia="黑体"/>
         <w:color w:themeColor="background1" w:val="FFFFFF"/>
       </w:rPr>
       <w:tblPr/>
@@ -12857,6 +13428,7 @@
       <w:spacing w:after="0" w:line="240" w:lineRule="auto"/>
     </w:pPr>
     <w:rPr>
+      <w:rFonts w:eastAsia="黑体"/>
       <w:color w:themeColor="text1" w:val="000000"/>
     </w:rPr>
     <w:tblPr>
@@ -12883,6 +13455,7 @@
     </w:tcPr>
     <w:tblStylePr w:type="firstRow">
       <w:rPr>
+        <w:rFonts w:eastAsia="黑体"/>
         <w:b/>
         <w:bCs/>
       </w:rPr>
@@ -12901,6 +13474,7 @@
     </w:tblStylePr>
     <w:tblStylePr w:type="lastRow">
       <w:rPr>
+        <w:rFonts w:eastAsia="黑体"/>
         <w:b/>
         <w:bCs/>
         <w:color w:themeColor="background1" w:val="FFFFFF"/>
@@ -12915,6 +13489,7 @@
     </w:tblStylePr>
     <w:tblStylePr w:type="firstCol">
       <w:rPr>
+        <w:rFonts w:eastAsia="黑体"/>
         <w:color w:themeColor="background1" w:val="FFFFFF"/>
       </w:rPr>
       <w:tblPr/>
@@ -12932,6 +13507,7 @@
     </w:tblStylePr>
     <w:tblStylePr w:type="lastCol">
       <w:rPr>
+        <w:rFonts w:eastAsia="黑体"/>
         <w:color w:themeColor="background1" w:val="FFFFFF"/>
       </w:rPr>
       <w:tblPr/>
@@ -12961,11 +13537,13 @@
     </w:tblStylePr>
     <w:tblStylePr w:type="neCell">
       <w:rPr>
+        <w:rFonts w:eastAsia="黑体"/>
         <w:color w:themeColor="text1" w:val="000000"/>
       </w:rPr>
     </w:tblStylePr>
     <w:tblStylePr w:type="nwCell">
       <w:rPr>
+        <w:rFonts w:eastAsia="黑体"/>
         <w:color w:themeColor="text1" w:val="000000"/>
       </w:rPr>
     </w:tblStylePr>
@@ -12979,6 +13557,7 @@
       <w:spacing w:after="0" w:line="240" w:lineRule="auto"/>
     </w:pPr>
     <w:rPr>
+      <w:rFonts w:eastAsia="黑体"/>
       <w:color w:themeColor="text1" w:val="000000"/>
     </w:rPr>
     <w:tblPr>
@@ -13005,6 +13584,7 @@
     </w:tcPr>
     <w:tblStylePr w:type="firstRow">
       <w:rPr>
+        <w:rFonts w:eastAsia="黑体"/>
         <w:b/>
         <w:bCs/>
       </w:rPr>
@@ -13023,6 +13603,7 @@
     </w:tblStylePr>
     <w:tblStylePr w:type="lastRow">
       <w:rPr>
+        <w:rFonts w:eastAsia="黑体"/>
         <w:b/>
         <w:bCs/>
         <w:color w:themeColor="background1" w:val="FFFFFF"/>
@@ -13037,6 +13618,7 @@
     </w:tblStylePr>
     <w:tblStylePr w:type="firstCol">
       <w:rPr>
+        <w:rFonts w:eastAsia="黑体"/>
         <w:color w:themeColor="background1" w:val="FFFFFF"/>
       </w:rPr>
       <w:tblPr/>
@@ -13054,6 +13636,7 @@
     </w:tblStylePr>
     <w:tblStylePr w:type="lastCol">
       <w:rPr>
+        <w:rFonts w:eastAsia="黑体"/>
         <w:color w:themeColor="background1" w:val="FFFFFF"/>
       </w:rPr>
       <w:tblPr/>
@@ -13083,11 +13666,13 @@
     </w:tblStylePr>
     <w:tblStylePr w:type="neCell">
       <w:rPr>
+        <w:rFonts w:eastAsia="黑体"/>
         <w:color w:themeColor="text1" w:val="000000"/>
       </w:rPr>
     </w:tblStylePr>
     <w:tblStylePr w:type="nwCell">
       <w:rPr>
+        <w:rFonts w:eastAsia="黑体"/>
         <w:color w:themeColor="text1" w:val="000000"/>
       </w:rPr>
     </w:tblStylePr>
@@ -13101,6 +13686,7 @@
       <w:spacing w:after="0" w:line="240" w:lineRule="auto"/>
     </w:pPr>
     <w:rPr>
+      <w:rFonts w:eastAsia="黑体"/>
       <w:color w:themeColor="text1" w:val="000000"/>
     </w:rPr>
     <w:tblPr>
@@ -13127,6 +13713,7 @@
     </w:tcPr>
     <w:tblStylePr w:type="firstRow">
       <w:rPr>
+        <w:rFonts w:eastAsia="黑体"/>
         <w:b/>
         <w:bCs/>
       </w:rPr>
@@ -13145,6 +13732,7 @@
     </w:tblStylePr>
     <w:tblStylePr w:type="lastRow">
       <w:rPr>
+        <w:rFonts w:eastAsia="黑体"/>
         <w:b/>
         <w:bCs/>
         <w:color w:themeColor="background1" w:val="FFFFFF"/>
@@ -13159,6 +13747,7 @@
     </w:tblStylePr>
     <w:tblStylePr w:type="firstCol">
       <w:rPr>
+        <w:rFonts w:eastAsia="黑体"/>
         <w:color w:themeColor="background1" w:val="FFFFFF"/>
       </w:rPr>
       <w:tblPr/>
@@ -13176,6 +13765,7 @@
     </w:tblStylePr>
     <w:tblStylePr w:type="lastCol">
       <w:rPr>
+        <w:rFonts w:eastAsia="黑体"/>
         <w:color w:themeColor="background1" w:val="FFFFFF"/>
       </w:rPr>
       <w:tblPr/>
@@ -13205,11 +13795,13 @@
     </w:tblStylePr>
     <w:tblStylePr w:type="neCell">
       <w:rPr>
+        <w:rFonts w:eastAsia="黑体"/>
         <w:color w:themeColor="text1" w:val="000000"/>
       </w:rPr>
     </w:tblStylePr>
     <w:tblStylePr w:type="nwCell">
       <w:rPr>
+        <w:rFonts w:eastAsia="黑体"/>
         <w:color w:themeColor="text1" w:val="000000"/>
       </w:rPr>
     </w:tblStylePr>
@@ -13223,6 +13815,7 @@
       <w:spacing w:after="0" w:line="240" w:lineRule="auto"/>
     </w:pPr>
     <w:rPr>
+      <w:rFonts w:eastAsia="黑体"/>
       <w:color w:themeColor="text1" w:val="000000"/>
     </w:rPr>
     <w:tblPr>
@@ -13241,6 +13834,7 @@
     </w:tcPr>
     <w:tblStylePr w:type="firstRow">
       <w:rPr>
+        <w:rFonts w:eastAsia="黑体"/>
         <w:b/>
         <w:bCs/>
         <w:color w:themeColor="background1" w:val="FFFFFF"/>
@@ -13255,6 +13849,7 @@
     </w:tblStylePr>
     <w:tblStylePr w:type="lastRow">
       <w:rPr>
+        <w:rFonts w:eastAsia="黑体"/>
         <w:b/>
         <w:bCs/>
         <w:color w:themeColor="accent2" w:themeShade="CC" w:val="9E3A38"/>
@@ -13269,12 +13864,14 @@
     </w:tblStylePr>
     <w:tblStylePr w:type="firstCol">
       <w:rPr>
+        <w:rFonts w:eastAsia="黑体"/>
         <w:b/>
         <w:bCs/>
       </w:rPr>
     </w:tblStylePr>
     <w:tblStylePr w:type="lastCol">
       <w:rPr>
+        <w:rFonts w:eastAsia="黑体"/>
         <w:b/>
         <w:bCs/>
       </w:rPr>
@@ -13309,6 +13906,7 @@
       <w:spacing w:after="0" w:line="240" w:lineRule="auto"/>
     </w:pPr>
     <w:rPr>
+      <w:rFonts w:eastAsia="黑体"/>
       <w:color w:themeColor="text1" w:val="000000"/>
     </w:rPr>
     <w:tblPr>
@@ -13327,6 +13925,7 @@
     </w:tcPr>
     <w:tblStylePr w:type="firstRow">
       <w:rPr>
+        <w:rFonts w:eastAsia="黑体"/>
         <w:b/>
         <w:bCs/>
         <w:color w:themeColor="background1" w:val="FFFFFF"/>
@@ -13341,6 +13940,7 @@
     </w:tblStylePr>
     <w:tblStylePr w:type="lastRow">
       <w:rPr>
+        <w:rFonts w:eastAsia="黑体"/>
         <w:b/>
         <w:bCs/>
         <w:color w:themeColor="accent2" w:themeShade="CC" w:val="9E3A38"/>
@@ -13355,12 +13955,14 @@
     </w:tblStylePr>
     <w:tblStylePr w:type="firstCol">
       <w:rPr>
+        <w:rFonts w:eastAsia="黑体"/>
         <w:b/>
         <w:bCs/>
       </w:rPr>
     </w:tblStylePr>
     <w:tblStylePr w:type="lastCol">
       <w:rPr>
+        <w:rFonts w:eastAsia="黑体"/>
         <w:b/>
         <w:bCs/>
       </w:rPr>
@@ -13395,6 +13997,7 @@
       <w:spacing w:after="0" w:line="240" w:lineRule="auto"/>
     </w:pPr>
     <w:rPr>
+      <w:rFonts w:eastAsia="黑体"/>
       <w:color w:themeColor="text1" w:val="000000"/>
     </w:rPr>
     <w:tblPr>
@@ -13413,6 +14016,7 @@
     </w:tcPr>
     <w:tblStylePr w:type="firstRow">
       <w:rPr>
+        <w:rFonts w:eastAsia="黑体"/>
         <w:b/>
         <w:bCs/>
         <w:color w:themeColor="background1" w:val="FFFFFF"/>
@@ -13427,6 +14031,7 @@
     </w:tblStylePr>
     <w:tblStylePr w:type="lastRow">
       <w:rPr>
+        <w:rFonts w:eastAsia="黑体"/>
         <w:b/>
         <w:bCs/>
         <w:color w:themeColor="accent2" w:themeShade="CC" w:val="9E3A38"/>
@@ -13441,12 +14046,14 @@
     </w:tblStylePr>
     <w:tblStylePr w:type="firstCol">
       <w:rPr>
+        <w:rFonts w:eastAsia="黑体"/>
         <w:b/>
         <w:bCs/>
       </w:rPr>
     </w:tblStylePr>
     <w:tblStylePr w:type="lastCol">
       <w:rPr>
+        <w:rFonts w:eastAsia="黑体"/>
         <w:b/>
         <w:bCs/>
       </w:rPr>
@@ -13481,6 +14088,7 @@
       <w:spacing w:after="0" w:line="240" w:lineRule="auto"/>
     </w:pPr>
     <w:rPr>
+      <w:rFonts w:eastAsia="黑体"/>
       <w:color w:themeColor="text1" w:val="000000"/>
     </w:rPr>
     <w:tblPr>
@@ -13499,6 +14107,7 @@
     </w:tcPr>
     <w:tblStylePr w:type="firstRow">
       <w:rPr>
+        <w:rFonts w:eastAsia="黑体"/>
         <w:b/>
         <w:bCs/>
         <w:color w:themeColor="background1" w:val="FFFFFF"/>
@@ -13513,6 +14122,7 @@
     </w:tblStylePr>
     <w:tblStylePr w:type="lastRow">
       <w:rPr>
+        <w:rFonts w:eastAsia="黑体"/>
         <w:b/>
         <w:bCs/>
         <w:color w:themeColor="accent4" w:themeShade="CC" w:val="664E82"/>
@@ -13527,12 +14137,14 @@
     </w:tblStylePr>
     <w:tblStylePr w:type="firstCol">
       <w:rPr>
+        <w:rFonts w:eastAsia="黑体"/>
         <w:b/>
         <w:bCs/>
       </w:rPr>
     </w:tblStylePr>
     <w:tblStylePr w:type="lastCol">
       <w:rPr>
+        <w:rFonts w:eastAsia="黑体"/>
         <w:b/>
         <w:bCs/>
       </w:rPr>
@@ -13567,6 +14179,7 @@
       <w:spacing w:after="0" w:line="240" w:lineRule="auto"/>
     </w:pPr>
     <w:rPr>
+      <w:rFonts w:eastAsia="黑体"/>
       <w:color w:themeColor="text1" w:val="000000"/>
     </w:rPr>
     <w:tblPr>
@@ -13585,6 +14198,7 @@
     </w:tcPr>
     <w:tblStylePr w:type="firstRow">
       <w:rPr>
+        <w:rFonts w:eastAsia="黑体"/>
         <w:b/>
         <w:bCs/>
         <w:color w:themeColor="background1" w:val="FFFFFF"/>
@@ -13599,6 +14213,7 @@
     </w:tblStylePr>
     <w:tblStylePr w:type="lastRow">
       <w:rPr>
+        <w:rFonts w:eastAsia="黑体"/>
         <w:b/>
         <w:bCs/>
         <w:color w:themeColor="accent3" w:themeShade="CC" w:val="7E9C40"/>
@@ -13613,12 +14228,14 @@
     </w:tblStylePr>
     <w:tblStylePr w:type="firstCol">
       <w:rPr>
+        <w:rFonts w:eastAsia="黑体"/>
         <w:b/>
         <w:bCs/>
       </w:rPr>
     </w:tblStylePr>
     <w:tblStylePr w:type="lastCol">
       <w:rPr>
+        <w:rFonts w:eastAsia="黑体"/>
         <w:b/>
         <w:bCs/>
       </w:rPr>
@@ -13653,6 +14270,7 @@
       <w:spacing w:after="0" w:line="240" w:lineRule="auto"/>
     </w:pPr>
     <w:rPr>
+      <w:rFonts w:eastAsia="黑体"/>
       <w:color w:themeColor="text1" w:val="000000"/>
     </w:rPr>
     <w:tblPr>
@@ -13671,6 +14289,7 @@
     </w:tcPr>
     <w:tblStylePr w:type="firstRow">
       <w:rPr>
+        <w:rFonts w:eastAsia="黑体"/>
         <w:b/>
         <w:bCs/>
         <w:color w:themeColor="background1" w:val="FFFFFF"/>
@@ -13685,6 +14304,7 @@
     </w:tblStylePr>
     <w:tblStylePr w:type="lastRow">
       <w:rPr>
+        <w:rFonts w:eastAsia="黑体"/>
         <w:b/>
         <w:bCs/>
         <w:color w:themeColor="accent6" w:themeShade="CC" w:val="F2730A"/>
@@ -13699,12 +14319,14 @@
     </w:tblStylePr>
     <w:tblStylePr w:type="firstCol">
       <w:rPr>
+        <w:rFonts w:eastAsia="黑体"/>
         <w:b/>
         <w:bCs/>
       </w:rPr>
     </w:tblStylePr>
     <w:tblStylePr w:type="lastCol">
       <w:rPr>
+        <w:rFonts w:eastAsia="黑体"/>
         <w:b/>
         <w:bCs/>
       </w:rPr>
@@ -13739,6 +14361,7 @@
       <w:spacing w:after="0" w:line="240" w:lineRule="auto"/>
     </w:pPr>
     <w:rPr>
+      <w:rFonts w:eastAsia="黑体"/>
       <w:color w:themeColor="text1" w:val="000000"/>
     </w:rPr>
     <w:tblPr>
@@ -13757,6 +14380,7 @@
     </w:tcPr>
     <w:tblStylePr w:type="firstRow">
       <w:rPr>
+        <w:rFonts w:eastAsia="黑体"/>
         <w:b/>
         <w:bCs/>
         <w:color w:themeColor="background1" w:val="FFFFFF"/>
@@ -13771,6 +14395,7 @@
     </w:tblStylePr>
     <w:tblStylePr w:type="lastRow">
       <w:rPr>
+        <w:rFonts w:eastAsia="黑体"/>
         <w:b/>
         <w:bCs/>
         <w:color w:themeColor="accent5" w:themeShade="CC" w:val="348DA5"/>
@@ -13785,12 +14410,14 @@
     </w:tblStylePr>
     <w:tblStylePr w:type="firstCol">
       <w:rPr>
+        <w:rFonts w:eastAsia="黑体"/>
         <w:b/>
         <w:bCs/>
       </w:rPr>
     </w:tblStylePr>
     <w:tblStylePr w:type="lastCol">
       <w:rPr>
+        <w:rFonts w:eastAsia="黑体"/>
         <w:b/>
         <w:bCs/>
       </w:rPr>
@@ -13825,6 +14452,7 @@
       <w:spacing w:after="0" w:line="240" w:lineRule="auto"/>
     </w:pPr>
     <w:rPr>
+      <w:rFonts w:eastAsia="黑体"/>
       <w:color w:themeColor="text1" w:val="000000"/>
     </w:rPr>
     <w:tblPr>
@@ -13846,6 +14474,7 @@
     </w:tcPr>
     <w:tblStylePr w:type="firstRow">
       <w:rPr>
+        <w:rFonts w:eastAsia="黑体"/>
         <w:b/>
         <w:bCs/>
       </w:rPr>
@@ -13856,6 +14485,7 @@
     </w:tblStylePr>
     <w:tblStylePr w:type="lastRow">
       <w:rPr>
+        <w:rFonts w:eastAsia="黑体"/>
         <w:b/>
         <w:bCs/>
         <w:color w:themeColor="text1" w:val="000000"/>
@@ -13867,6 +14497,7 @@
     </w:tblStylePr>
     <w:tblStylePr w:type="firstCol">
       <w:rPr>
+        <w:rFonts w:eastAsia="黑体"/>
         <w:color w:themeColor="background1" w:val="FFFFFF"/>
       </w:rPr>
       <w:tblPr/>
@@ -13876,6 +14507,7 @@
     </w:tblStylePr>
     <w:tblStylePr w:type="lastCol">
       <w:rPr>
+        <w:rFonts w:eastAsia="黑体"/>
         <w:color w:themeColor="background1" w:val="FFFFFF"/>
       </w:rPr>
       <w:tblPr/>
@@ -13905,6 +14537,7 @@
       <w:spacing w:after="0" w:line="240" w:lineRule="auto"/>
     </w:pPr>
     <w:rPr>
+      <w:rFonts w:eastAsia="黑体"/>
       <w:color w:themeColor="text1" w:val="000000"/>
     </w:rPr>
     <w:tblPr>
@@ -13926,6 +14559,7 @@
     </w:tcPr>
     <w:tblStylePr w:type="firstRow">
       <w:rPr>
+        <w:rFonts w:eastAsia="黑体"/>
         <w:b/>
         <w:bCs/>
       </w:rPr>
@@ -13936,6 +14570,7 @@
     </w:tblStylePr>
     <w:tblStylePr w:type="lastRow">
       <w:rPr>
+        <w:rFonts w:eastAsia="黑体"/>
         <w:b/>
         <w:bCs/>
         <w:color w:themeColor="text1" w:val="000000"/>
@@ -13947,6 +14582,7 @@
     </w:tblStylePr>
     <w:tblStylePr w:type="firstCol">
       <w:rPr>
+        <w:rFonts w:eastAsia="黑体"/>
         <w:color w:themeColor="background1" w:val="FFFFFF"/>
       </w:rPr>
       <w:tblPr/>
@@ -13956,6 +14592,7 @@
     </w:tblStylePr>
     <w:tblStylePr w:type="lastCol">
       <w:rPr>
+        <w:rFonts w:eastAsia="黑体"/>
         <w:color w:themeColor="background1" w:val="FFFFFF"/>
       </w:rPr>
       <w:tblPr/>
@@ -13985,6 +14622,7 @@
       <w:spacing w:after="0" w:line="240" w:lineRule="auto"/>
     </w:pPr>
     <w:rPr>
+      <w:rFonts w:eastAsia="黑体"/>
       <w:color w:themeColor="text1" w:val="000000"/>
     </w:rPr>
     <w:tblPr>
@@ -14006,6 +14644,7 @@
     </w:tcPr>
     <w:tblStylePr w:type="firstRow">
       <w:rPr>
+        <w:rFonts w:eastAsia="黑体"/>
         <w:b/>
         <w:bCs/>
       </w:rPr>
@@ -14016,6 +14655,7 @@
     </w:tblStylePr>
     <w:tblStylePr w:type="lastRow">
       <w:rPr>
+        <w:rFonts w:eastAsia="黑体"/>
         <w:b/>
         <w:bCs/>
         <w:color w:themeColor="text1" w:val="000000"/>
@@ -14027,6 +14667,7 @@
     </w:tblStylePr>
     <w:tblStylePr w:type="firstCol">
       <w:rPr>
+        <w:rFonts w:eastAsia="黑体"/>
         <w:color w:themeColor="background1" w:val="FFFFFF"/>
       </w:rPr>
       <w:tblPr/>
@@ -14036,6 +14677,7 @@
     </w:tblStylePr>
     <w:tblStylePr w:type="lastCol">
       <w:rPr>
+        <w:rFonts w:eastAsia="黑体"/>
         <w:color w:themeColor="background1" w:val="FFFFFF"/>
       </w:rPr>
       <w:tblPr/>
@@ -14065,6 +14707,7 @@
       <w:spacing w:after="0" w:line="240" w:lineRule="auto"/>
     </w:pPr>
     <w:rPr>
+      <w:rFonts w:eastAsia="黑体"/>
       <w:color w:themeColor="text1" w:val="000000"/>
     </w:rPr>
     <w:tblPr>
@@ -14086,6 +14729,7 @@
     </w:tcPr>
     <w:tblStylePr w:type="firstRow">
       <w:rPr>
+        <w:rFonts w:eastAsia="黑体"/>
         <w:b/>
         <w:bCs/>
       </w:rPr>
@@ -14096,6 +14740,7 @@
     </w:tblStylePr>
     <w:tblStylePr w:type="lastRow">
       <w:rPr>
+        <w:rFonts w:eastAsia="黑体"/>
         <w:b/>
         <w:bCs/>
         <w:color w:themeColor="text1" w:val="000000"/>
@@ -14107,6 +14752,7 @@
     </w:tblStylePr>
     <w:tblStylePr w:type="firstCol">
       <w:rPr>
+        <w:rFonts w:eastAsia="黑体"/>
         <w:color w:themeColor="background1" w:val="FFFFFF"/>
       </w:rPr>
       <w:tblPr/>
@@ -14116,6 +14762,7 @@
     </w:tblStylePr>
     <w:tblStylePr w:type="lastCol">
       <w:rPr>
+        <w:rFonts w:eastAsia="黑体"/>
         <w:color w:themeColor="background1" w:val="FFFFFF"/>
       </w:rPr>
       <w:tblPr/>
@@ -14145,6 +14792,7 @@
       <w:spacing w:after="0" w:line="240" w:lineRule="auto"/>
     </w:pPr>
     <w:rPr>
+      <w:rFonts w:eastAsia="黑体"/>
       <w:color w:themeColor="text1" w:val="000000"/>
     </w:rPr>
     <w:tblPr>
@@ -14166,6 +14814,7 @@
     </w:tcPr>
     <w:tblStylePr w:type="firstRow">
       <w:rPr>
+        <w:rFonts w:eastAsia="黑体"/>
         <w:b/>
         <w:bCs/>
       </w:rPr>
@@ -14176,6 +14825,7 @@
     </w:tblStylePr>
     <w:tblStylePr w:type="lastRow">
       <w:rPr>
+        <w:rFonts w:eastAsia="黑体"/>
         <w:b/>
         <w:bCs/>
         <w:color w:themeColor="text1" w:val="000000"/>
@@ -14187,6 +14837,7 @@
     </w:tblStylePr>
     <w:tblStylePr w:type="firstCol">
       <w:rPr>
+        <w:rFonts w:eastAsia="黑体"/>
         <w:color w:themeColor="background1" w:val="FFFFFF"/>
       </w:rPr>
       <w:tblPr/>
@@ -14196,6 +14847,7 @@
     </w:tblStylePr>
     <w:tblStylePr w:type="lastCol">
       <w:rPr>
+        <w:rFonts w:eastAsia="黑体"/>
         <w:color w:themeColor="background1" w:val="FFFFFF"/>
       </w:rPr>
       <w:tblPr/>
@@ -14225,6 +14877,7 @@
       <w:spacing w:after="0" w:line="240" w:lineRule="auto"/>
     </w:pPr>
     <w:rPr>
+      <w:rFonts w:eastAsia="黑体"/>
       <w:color w:themeColor="text1" w:val="000000"/>
     </w:rPr>
     <w:tblPr>
@@ -14246,6 +14899,7 @@
     </w:tcPr>
     <w:tblStylePr w:type="firstRow">
       <w:rPr>
+        <w:rFonts w:eastAsia="黑体"/>
         <w:b/>
         <w:bCs/>
       </w:rPr>
@@ -14256,6 +14910,7 @@
     </w:tblStylePr>
     <w:tblStylePr w:type="lastRow">
       <w:rPr>
+        <w:rFonts w:eastAsia="黑体"/>
         <w:b/>
         <w:bCs/>
         <w:color w:themeColor="text1" w:val="000000"/>
@@ -14267,6 +14922,7 @@
     </w:tblStylePr>
     <w:tblStylePr w:type="firstCol">
       <w:rPr>
+        <w:rFonts w:eastAsia="黑体"/>
         <w:color w:themeColor="background1" w:val="FFFFFF"/>
       </w:rPr>
       <w:tblPr/>
@@ -14276,6 +14932,7 @@
     </w:tblStylePr>
     <w:tblStylePr w:type="lastCol">
       <w:rPr>
+        <w:rFonts w:eastAsia="黑体"/>
         <w:color w:themeColor="background1" w:val="FFFFFF"/>
       </w:rPr>
       <w:tblPr/>
@@ -14305,6 +14962,7 @@
       <w:spacing w:after="0" w:line="240" w:lineRule="auto"/>
     </w:pPr>
     <w:rPr>
+      <w:rFonts w:eastAsia="黑体"/>
       <w:color w:themeColor="text1" w:val="000000"/>
     </w:rPr>
     <w:tblPr>
@@ -14326,6 +14984,7 @@
     </w:tcPr>
     <w:tblStylePr w:type="firstRow">
       <w:rPr>
+        <w:rFonts w:eastAsia="黑体"/>
         <w:b/>
         <w:bCs/>
       </w:rPr>
@@ -14336,6 +14995,7 @@
     </w:tblStylePr>
     <w:tblStylePr w:type="lastRow">
       <w:rPr>
+        <w:rFonts w:eastAsia="黑体"/>
         <w:b/>
         <w:bCs/>
         <w:color w:themeColor="text1" w:val="000000"/>
@@ -14347,6 +15007,7 @@
     </w:tblStylePr>
     <w:tblStylePr w:type="firstCol">
       <w:rPr>
+        <w:rFonts w:eastAsia="黑体"/>
         <w:color w:themeColor="background1" w:val="FFFFFF"/>
       </w:rPr>
       <w:tblPr/>
@@ -14356,6 +15017,7 @@
     </w:tblStylePr>
     <w:tblStylePr w:type="lastCol">
       <w:rPr>
+        <w:rFonts w:eastAsia="黑体"/>
         <w:color w:themeColor="background1" w:val="FFFFFF"/>
       </w:rPr>
       <w:tblPr/>
@@ -14388,6 +15050,7 @@
     <w:name w:val="KeywordTok"/>
     <w:basedOn w:val="VerbatimChar"/>
     <w:rPr>
+      <w:rFonts w:eastAsia="黑体"/>
       <w:b/>
       <w:color w:val="007020"/>
     </w:rPr>
@@ -14396,6 +15059,7 @@
     <w:name w:val="DataTypeTok"/>
     <w:basedOn w:val="VerbatimChar"/>
     <w:rPr>
+      <w:rFonts w:eastAsia="黑体"/>
       <w:color w:val="902000"/>
     </w:rPr>
   </w:style>
@@ -14403,6 +15067,7 @@
     <w:name w:val="DecValTok"/>
     <w:basedOn w:val="VerbatimChar"/>
     <w:rPr>
+      <w:rFonts w:eastAsia="黑体"/>
       <w:color w:val="40a070"/>
     </w:rPr>
   </w:style>
@@ -14410,6 +15075,7 @@
     <w:name w:val="BaseNTok"/>
     <w:basedOn w:val="VerbatimChar"/>
     <w:rPr>
+      <w:rFonts w:eastAsia="黑体"/>
       <w:color w:val="40a070"/>
     </w:rPr>
   </w:style>
@@ -14417,6 +15083,7 @@
     <w:name w:val="FloatTok"/>
     <w:basedOn w:val="VerbatimChar"/>
     <w:rPr>
+      <w:rFonts w:eastAsia="黑体"/>
       <w:color w:val="40a070"/>
     </w:rPr>
   </w:style>
@@ -14424,6 +15091,7 @@
     <w:name w:val="ConstantTok"/>
     <w:basedOn w:val="VerbatimChar"/>
     <w:rPr>
+      <w:rFonts w:eastAsia="黑体"/>
       <w:color w:val="880000"/>
     </w:rPr>
   </w:style>
@@ -14431,6 +15099,7 @@
     <w:name w:val="CharTok"/>
     <w:basedOn w:val="VerbatimChar"/>
     <w:rPr>
+      <w:rFonts w:eastAsia="黑体"/>
       <w:color w:val="4070a0"/>
     </w:rPr>
   </w:style>
@@ -14438,6 +15107,7 @@
     <w:name w:val="SpecialCharTok"/>
     <w:basedOn w:val="VerbatimChar"/>
     <w:rPr>
+      <w:rFonts w:eastAsia="黑体"/>
       <w:color w:val="4070a0"/>
     </w:rPr>
   </w:style>
@@ -14445,6 +15115,7 @@
     <w:name w:val="StringTok"/>
     <w:basedOn w:val="VerbatimChar"/>
     <w:rPr>
+      <w:rFonts w:eastAsia="黑体"/>
       <w:color w:val="4070a0"/>
     </w:rPr>
   </w:style>
@@ -14452,6 +15123,7 @@
     <w:name w:val="VerbatimStringTok"/>
     <w:basedOn w:val="VerbatimChar"/>
     <w:rPr>
+      <w:rFonts w:eastAsia="黑体"/>
       <w:color w:val="4070a0"/>
     </w:rPr>
   </w:style>
@@ -14459,6 +15131,7 @@
     <w:name w:val="SpecialStringTok"/>
     <w:basedOn w:val="VerbatimChar"/>
     <w:rPr>
+      <w:rFonts w:eastAsia="黑体"/>
       <w:color w:val="bb6688"/>
     </w:rPr>
   </w:style>
@@ -14466,6 +15139,7 @@
     <w:name w:val="ImportTok"/>
     <w:basedOn w:val="VerbatimChar"/>
     <w:rPr>
+      <w:rFonts w:eastAsia="黑体"/>
       <w:b/>
       <w:color w:val="008000"/>
     </w:rPr>
@@ -14474,6 +15148,7 @@
     <w:name w:val="CommentTok"/>
     <w:basedOn w:val="VerbatimChar"/>
     <w:rPr>
+      <w:rFonts w:eastAsia="黑体"/>
       <w:i/>
       <w:color w:val="60a0b0"/>
     </w:rPr>
@@ -14482,6 +15157,7 @@
     <w:name w:val="DocumentationTok"/>
     <w:basedOn w:val="VerbatimChar"/>
     <w:rPr>
+      <w:rFonts w:eastAsia="黑体"/>
       <w:i/>
       <w:color w:val="ba2121"/>
     </w:rPr>
@@ -14490,6 +15166,7 @@
     <w:name w:val="AnnotationTok"/>
     <w:basedOn w:val="VerbatimChar"/>
     <w:rPr>
+      <w:rFonts w:eastAsia="黑体"/>
       <w:b/>
       <w:i/>
       <w:color w:val="60a0b0"/>
@@ -14499,6 +15176,7 @@
     <w:name w:val="CommentVarTok"/>
     <w:basedOn w:val="VerbatimChar"/>
     <w:rPr>
+      <w:rFonts w:eastAsia="黑体"/>
       <w:b/>
       <w:i/>
       <w:color w:val="60a0b0"/>
@@ -14508,6 +15186,7 @@
     <w:name w:val="OtherTok"/>
     <w:basedOn w:val="VerbatimChar"/>
     <w:rPr>
+      <w:rFonts w:eastAsia="黑体"/>
       <w:color w:val="007020"/>
     </w:rPr>
   </w:style>
@@ -14515,6 +15194,7 @@
     <w:name w:val="FunctionTok"/>
     <w:basedOn w:val="VerbatimChar"/>
     <w:rPr>
+      <w:rFonts w:eastAsia="黑体"/>
       <w:color w:val="06287e"/>
     </w:rPr>
   </w:style>
@@ -14522,6 +15202,7 @@
     <w:name w:val="VariableTok"/>
     <w:basedOn w:val="VerbatimChar"/>
     <w:rPr>
+      <w:rFonts w:eastAsia="黑体"/>
       <w:color w:val="19177c"/>
     </w:rPr>
   </w:style>
@@ -14529,6 +15210,7 @@
     <w:name w:val="ControlFlowTok"/>
     <w:basedOn w:val="VerbatimChar"/>
     <w:rPr>
+      <w:rFonts w:eastAsia="黑体"/>
       <w:b/>
       <w:color w:val="007020"/>
     </w:rPr>
@@ -14537,6 +15219,7 @@
     <w:name w:val="OperatorTok"/>
     <w:basedOn w:val="VerbatimChar"/>
     <w:rPr>
+      <w:rFonts w:eastAsia="黑体"/>
       <w:color w:val="666666"/>
     </w:rPr>
   </w:style>
@@ -14544,18 +15227,22 @@
     <w:name w:val="BuiltInTok"/>
     <w:basedOn w:val="VerbatimChar"/>
     <w:rPr>
+      <w:rFonts w:eastAsia="黑体"/>
       <w:color w:val="008000"/>
     </w:rPr>
   </w:style>
   <w:style w:type="character" w:customStyle="1" w:styleId="ExtensionTok">
     <w:name w:val="ExtensionTok"/>
     <w:basedOn w:val="VerbatimChar"/>
-    <w:rPr/>
+    <w:rPr>
+      <w:rFonts w:eastAsia="黑体"/>
+    </w:rPr>
   </w:style>
   <w:style w:type="character" w:customStyle="1" w:styleId="PreprocessorTok">
     <w:name w:val="PreprocessorTok"/>
     <w:basedOn w:val="VerbatimChar"/>
     <w:rPr>
+      <w:rFonts w:eastAsia="黑体"/>
       <w:color w:val="bc7a00"/>
     </w:rPr>
   </w:style>
@@ -14563,18 +15250,22 @@
     <w:name w:val="AttributeTok"/>
     <w:basedOn w:val="VerbatimChar"/>
     <w:rPr>
+      <w:rFonts w:eastAsia="黑体"/>
       <w:color w:val="7d9029"/>
     </w:rPr>
   </w:style>
   <w:style w:type="character" w:customStyle="1" w:styleId="RegionMarkerTok">
     <w:name w:val="RegionMarkerTok"/>
     <w:basedOn w:val="VerbatimChar"/>
-    <w:rPr/>
+    <w:rPr>
+      <w:rFonts w:eastAsia="黑体"/>
+    </w:rPr>
   </w:style>
   <w:style w:type="character" w:customStyle="1" w:styleId="InformationTok">
     <w:name w:val="InformationTok"/>
     <w:basedOn w:val="VerbatimChar"/>
     <w:rPr>
+      <w:rFonts w:eastAsia="黑体"/>
       <w:b/>
       <w:i/>
       <w:color w:val="60a0b0"/>
@@ -14584,6 +15275,7 @@
     <w:name w:val="WarningTok"/>
     <w:basedOn w:val="VerbatimChar"/>
     <w:rPr>
+      <w:rFonts w:eastAsia="黑体"/>
       <w:b/>
       <w:i/>
       <w:color w:val="60a0b0"/>
@@ -14593,6 +15285,7 @@
     <w:name w:val="AlertTok"/>
     <w:basedOn w:val="VerbatimChar"/>
     <w:rPr>
+      <w:rFonts w:eastAsia="黑体"/>
       <w:b/>
       <w:color w:val="ff0000"/>
     </w:rPr>
@@ -14601,6 +15294,7 @@
     <w:name w:val="ErrorTok"/>
     <w:basedOn w:val="VerbatimChar"/>
     <w:rPr>
+      <w:rFonts w:eastAsia="黑体"/>
       <w:b/>
       <w:color w:val="ff0000"/>
     </w:rPr>
@@ -14608,7 +15302,9 @@
   <w:style w:type="character" w:customStyle="1" w:styleId="NormalTok">
     <w:name w:val="NormalTok"/>
     <w:basedOn w:val="VerbatimChar"/>
-    <w:rPr/>
+    <w:rPr>
+      <w:rFonts w:eastAsia="黑体"/>
+    </w:rPr>
   </w:style>
 </w:styles>
 </file>
@@ -14657,12 +15353,12 @@
     <a:fontScheme name="Office">
       <a:majorFont>
         <a:latin typeface="Calibri"/>
-        <a:ea typeface=""/>
+        <a:ea typeface="黑体"/>
         <a:cs typeface=""/>
         <a:font script="Jpan" typeface="ＭＳ ゴシック"/>
         <a:font script="Hang" typeface="맑은 고딕"/>
-        <a:font script="Hans" typeface="宋体"/>
-        <a:font script="Hant" typeface="新細明體"/>
+        <a:font script="Hans" typeface="黑体"/>
+        <a:font script="Hant" typeface="黑体"/>
         <a:font script="Arab" typeface="Times New Roman"/>
         <a:font script="Hebr" typeface="Times New Roman"/>
         <a:font script="Thai" typeface="Angsana New"/>
@@ -14692,12 +15388,12 @@
       </a:majorFont>
       <a:minorFont>
         <a:latin typeface="Cambria"/>
-        <a:ea typeface=""/>
+        <a:ea typeface="黑体"/>
         <a:cs typeface=""/>
         <a:font script="Jpan" typeface="ＭＳ 明朝"/>
         <a:font script="Hang" typeface="맑은 고딕"/>
-        <a:font script="Hans" typeface="宋体"/>
-        <a:font script="Hant" typeface="新細明體"/>
+        <a:font script="Hans" typeface="黑体"/>
+        <a:font script="Hant" typeface="黑体"/>
         <a:font script="Arab" typeface="Arial"/>
         <a:font script="Hebr" typeface="Arial"/>
         <a:font script="Thai" typeface="Cordia New"/>

--- a/01-电源电路/04-电池充放电管理/移动电源电路/移动电源电路.docx
+++ b/01-电源电路/04-电池充放电管理/移动电源电路/移动电源电路.docx
@@ -2282,7 +2282,7 @@
           <w:color w:val="555555"/>
           <w:sz w:val="21"/>
         </w:rPr>
-        <w:t>材料收集者：杜文杰，WX手机：19519196569，QQ:3478827729</w:t>
+        <w:t>材料收集者：杜文杰，微信/手机：19519196569，QQ:3478827729</w:t>
       </w:r>
     </w:p>
     <w:sectPr>
